--- a/HackMIT_2026_Hardware_Checkout.docx
+++ b/HackMIT_2026_Hardware_Checkout.docx
@@ -7,17 +7,20 @@
         <w:pStyle w:val="Title"/>
       </w:pPr>
       <w:r>
-        <w:t>HackMIT 2026 Hardware Checkout List</w:t>
+        <w:t>HackMIT 2026 Hardware Setup</w:t>
+      </w:r>
+    </w:p>
+    <w:p>
+      <w:pPr>
+        <w:pStyle w:val="Subtitle"/>
+      </w:pPr>
+      <w:r>
+        <w:t>Webcam interaction and two display demo</w:t>
       </w:r>
     </w:p>
     <w:p>
       <w:r>
-        <w:t>Submit the listed items through the HackMIT hardware checkout process. Send the separate requests on page 3 to staff or the relevant sponsor. Listed items are not reservations; confirm stock and included accessories at pickup.</w:t>
-      </w:r>
-    </w:p>
-    <w:p>
-      <w:r>
-        <w:t>Quantities cover one camera and depth setup with one force-feedback handle. Five-servo and multi-finger builds are not included in the core quantities.</w:t>
+        <w:t>Updated September 19, 2026. The GX10 runs all models and the app. The ASUS portable monitor shows the physics simulation; the 7-inch touchscreen provides the menu and Take a picture control. One webcam handles both printed-problem capture and hand tracking.</w:t>
       </w:r>
     </w:p>
     <w:p>
@@ -25,55 +28,34 @@
         <w:pStyle w:val="Heading1"/>
       </w:pPr>
       <w:r>
-        <w:t>1 Submit from the hardware list</w:t>
-      </w:r>
-    </w:p>
-    <w:p>
-      <w:pPr>
-        <w:pStyle w:val="Heading2"/>
-      </w:pPr>
-      <w:r>
-        <w:t>Core electronics and connections</w:t>
+        <w:t>Active hardware checklist</w:t>
       </w:r>
     </w:p>
     <w:tbl>
       <w:tblPr>
+        <w:tblStyle w:val="TableGrid"/>
         <w:tblW w:type="auto" w:w="0"/>
-        <w:jc w:val="center"/>
         <w:tblLayout w:type="fixed"/>
         <w:tblLook w:firstColumn="1" w:firstRow="1" w:lastColumn="0" w:lastRow="0" w:noHBand="0" w:noVBand="1" w:val="04A0"/>
       </w:tblPr>
       <w:tblGrid>
-        <w:gridCol w:w="1008"/>
-        <w:gridCol w:w="4896"/>
-        <w:gridCol w:w="4464"/>
+        <w:gridCol w:w="720"/>
+        <w:gridCol w:w="2880"/>
+        <w:gridCol w:w="6480"/>
       </w:tblGrid>
       <w:tr>
         <w:trPr>
           <w:tblHeader/>
-          <w:cantSplit/>
         </w:trPr>
         <w:tc>
           <w:tcPr>
-            <w:tcW w:type="dxa" w:w="3456"/>
-            <w:vAlign w:val="center"/>
-            <w:tcBorders>
-              <w:top w:val="single" w:sz="4" w:color="D9D9D9"/>
-              <w:left w:val="single" w:sz="4" w:color="D9D9D9"/>
-              <w:bottom w:val="single" w:sz="4" w:color="D9D9D9"/>
-              <w:right w:val="single" w:sz="4" w:color="D9D9D9"/>
-            </w:tcBorders>
-            <w:shd w:fill="E8EDF2"/>
+            <w:tcW w:type="dxa" w:w="720"/>
+            <w:shd w:fill="E8E8E8"/>
           </w:tcPr>
           <w:p>
-            <w:pPr>
-              <w:spacing w:after="80" w:before="80"/>
-              <w:jc w:val="center"/>
-            </w:pPr>
             <w:r>
               <w:rPr>
                 <w:b/>
-                <w:sz w:val="19"/>
               </w:rPr>
               <w:t>Qty</w:t>
             </w:r>
@@ -81,51 +63,29 @@
         </w:tc>
         <w:tc>
           <w:tcPr>
-            <w:tcW w:type="dxa" w:w="3456"/>
-            <w:vAlign w:val="center"/>
-            <w:tcBorders>
-              <w:top w:val="single" w:sz="4" w:color="D9D9D9"/>
-              <w:left w:val="single" w:sz="4" w:color="D9D9D9"/>
-              <w:bottom w:val="single" w:sz="4" w:color="D9D9D9"/>
-              <w:right w:val="single" w:sz="4" w:color="D9D9D9"/>
-            </w:tcBorders>
-            <w:shd w:fill="E8EDF2"/>
+            <w:tcW w:type="dxa" w:w="2880"/>
+            <w:shd w:fill="E8E8E8"/>
           </w:tcPr>
           <w:p>
-            <w:pPr>
-              <w:spacing w:after="80" w:before="80"/>
-            </w:pPr>
             <w:r>
               <w:rPr>
                 <w:b/>
-                <w:sz w:val="19"/>
               </w:rPr>
-              <w:t>Hardware to request</w:t>
+              <w:t>Hardware</w:t>
             </w:r>
           </w:p>
         </w:tc>
         <w:tc>
           <w:tcPr>
-            <w:tcW w:type="dxa" w:w="3456"/>
-            <w:vAlign w:val="center"/>
-            <w:tcBorders>
-              <w:top w:val="single" w:sz="4" w:color="D9D9D9"/>
-              <w:left w:val="single" w:sz="4" w:color="D9D9D9"/>
-              <w:bottom w:val="single" w:sz="4" w:color="D9D9D9"/>
-              <w:right w:val="single" w:sz="4" w:color="D9D9D9"/>
-            </w:tcBorders>
-            <w:shd w:fill="E8EDF2"/>
+            <w:tcW w:type="dxa" w:w="6480"/>
+            <w:shd w:fill="E8E8E8"/>
           </w:tcPr>
           <w:p>
-            <w:pPr>
-              <w:spacing w:after="80" w:before="80"/>
-            </w:pPr>
             <w:r>
               <w:rPr>
                 <w:b/>
-                <w:sz w:val="19"/>
               </w:rPr>
-              <w:t>Details</w:t>
+              <w:t>Purpose and check</w:t>
             </w:r>
           </w:p>
         </w:tc>
@@ -136,77 +96,31 @@
         </w:trPr>
         <w:tc>
           <w:tcPr>
-            <w:tcW w:type="dxa" w:w="1008"/>
-            <w:vAlign w:val="center"/>
-            <w:tcBorders>
-              <w:top w:val="single" w:sz="4" w:color="D9D9D9"/>
-              <w:left w:val="single" w:sz="4" w:color="D9D9D9"/>
-              <w:bottom w:val="single" w:sz="4" w:color="D9D9D9"/>
-              <w:right w:val="single" w:sz="4" w:color="D9D9D9"/>
-            </w:tcBorders>
-            <w:shd w:fill="FFFFFF"/>
+            <w:tcW w:type="dxa" w:w="720"/>
           </w:tcPr>
           <w:p>
-            <w:pPr>
-              <w:spacing w:after="80" w:before="80"/>
-              <w:jc w:val="center"/>
-            </w:pPr>
             <w:r>
-              <w:rPr>
-                <w:b w:val="0"/>
-                <w:sz w:val="19"/>
-              </w:rPr>
-              <w:t>2</w:t>
+              <w:t>1</w:t>
             </w:r>
           </w:p>
         </w:tc>
         <w:tc>
           <w:tcPr>
-            <w:tcW w:type="dxa" w:w="4896"/>
-            <w:vAlign w:val="center"/>
-            <w:tcBorders>
-              <w:top w:val="single" w:sz="4" w:color="D9D9D9"/>
-              <w:left w:val="single" w:sz="4" w:color="D9D9D9"/>
-              <w:bottom w:val="single" w:sz="4" w:color="D9D9D9"/>
-              <w:right w:val="single" w:sz="4" w:color="D9D9D9"/>
-            </w:tcBorders>
-            <w:shd w:fill="FFFFFF"/>
+            <w:tcW w:type="dxa" w:w="2880"/>
           </w:tcPr>
           <w:p>
-            <w:pPr>
-              <w:spacing w:after="80" w:before="80"/>
-            </w:pPr>
             <w:r>
-              <w:rPr>
-                <w:b w:val="0"/>
-                <w:sz w:val="19"/>
-              </w:rPr>
-              <w:t>USB webcams</w:t>
+              <w:t>ASUS Ascent GX10</w:t>
             </w:r>
           </w:p>
         </w:tc>
         <w:tc>
           <w:tcPr>
-            <w:tcW w:type="dxa" w:w="4464"/>
-            <w:vAlign w:val="center"/>
-            <w:tcBorders>
-              <w:top w:val="single" w:sz="4" w:color="D9D9D9"/>
-              <w:left w:val="single" w:sz="4" w:color="D9D9D9"/>
-              <w:bottom w:val="single" w:sz="4" w:color="D9D9D9"/>
-              <w:right w:val="single" w:sz="4" w:color="D9D9D9"/>
-            </w:tcBorders>
-            <w:shd w:fill="FFFFFF"/>
+            <w:tcW w:type="dxa" w:w="6480"/>
           </w:tcPr>
           <w:p>
-            <w:pPr>
-              <w:spacing w:after="80" w:before="80"/>
-            </w:pPr>
             <w:r>
-              <w:rPr>
-                <w:b w:val="0"/>
-                <w:sz w:val="19"/>
-              </w:rPr>
-              <w:t>Main camera and spare</w:t>
+              <w:t>Compute host. Include its power supply; Claude has configured local inference and the desktop runtime.</w:t>
             </w:r>
           </w:p>
         </w:tc>
@@ -217,77 +131,31 @@
         </w:trPr>
         <w:tc>
           <w:tcPr>
-            <w:tcW w:type="dxa" w:w="1008"/>
-            <w:vAlign w:val="center"/>
-            <w:tcBorders>
-              <w:top w:val="single" w:sz="4" w:color="D9D9D9"/>
-              <w:left w:val="single" w:sz="4" w:color="D9D9D9"/>
-              <w:bottom w:val="single" w:sz="4" w:color="D9D9D9"/>
-              <w:right w:val="single" w:sz="4" w:color="D9D9D9"/>
-            </w:tcBorders>
-            <w:shd w:fill="FFFFFF"/>
+            <w:tcW w:type="dxa" w:w="720"/>
           </w:tcPr>
           <w:p>
-            <w:pPr>
-              <w:spacing w:after="80" w:before="80"/>
-              <w:jc w:val="center"/>
-            </w:pPr>
             <w:r>
-              <w:rPr>
-                <w:b w:val="0"/>
-                <w:sz w:val="19"/>
-              </w:rPr>
               <w:t>1</w:t>
             </w:r>
           </w:p>
         </w:tc>
         <w:tc>
           <w:tcPr>
-            <w:tcW w:type="dxa" w:w="4896"/>
-            <w:vAlign w:val="center"/>
-            <w:tcBorders>
-              <w:top w:val="single" w:sz="4" w:color="D9D9D9"/>
-              <w:left w:val="single" w:sz="4" w:color="D9D9D9"/>
-              <w:bottom w:val="single" w:sz="4" w:color="D9D9D9"/>
-              <w:right w:val="single" w:sz="4" w:color="D9D9D9"/>
-            </w:tcBorders>
-            <w:shd w:fill="FFFFFF"/>
+            <w:tcW w:type="dxa" w:w="2880"/>
           </w:tcPr>
           <w:p>
-            <w:pPr>
-              <w:spacing w:after="80" w:before="80"/>
-            </w:pPr>
             <w:r>
-              <w:rPr>
-                <w:b w:val="0"/>
-                <w:sz w:val="19"/>
-              </w:rPr>
-              <w:t>VL53L7CX 8×8 ToF sensor</w:t>
+              <w:t>ASUS portable monitor</w:t>
             </w:r>
           </w:p>
         </w:tc>
         <w:tc>
           <w:tcPr>
-            <w:tcW w:type="dxa" w:w="4464"/>
-            <w:vAlign w:val="center"/>
-            <w:tcBorders>
-              <w:top w:val="single" w:sz="4" w:color="D9D9D9"/>
-              <w:left w:val="single" w:sz="4" w:color="D9D9D9"/>
-              <w:bottom w:val="single" w:sz="4" w:color="D9D9D9"/>
-              <w:right w:val="single" w:sz="4" w:color="D9D9D9"/>
-            </w:tcBorders>
-            <w:shd w:fill="FFFFFF"/>
+            <w:tcW w:type="dxa" w:w="6480"/>
           </w:tcPr>
           <w:p>
-            <w:pPr>
-              <w:spacing w:after="80" w:before="80"/>
-            </w:pPr>
             <w:r>
-              <w:rPr>
-                <w:b w:val="0"/>
-                <w:sz w:val="19"/>
-              </w:rPr>
-              <w:t>Ask which breakout and connectors are supplied</w:t>
+              <w:t>Simulation, equations and graphs. Confirm exact model, video inputs and power needs from its label.</w:t>
             </w:r>
           </w:p>
         </w:tc>
@@ -298,77 +166,31 @@
         </w:trPr>
         <w:tc>
           <w:tcPr>
-            <w:tcW w:type="dxa" w:w="1008"/>
-            <w:vAlign w:val="center"/>
-            <w:tcBorders>
-              <w:top w:val="single" w:sz="4" w:color="D9D9D9"/>
-              <w:left w:val="single" w:sz="4" w:color="D9D9D9"/>
-              <w:bottom w:val="single" w:sz="4" w:color="D9D9D9"/>
-              <w:right w:val="single" w:sz="4" w:color="D9D9D9"/>
-            </w:tcBorders>
-            <w:shd w:fill="FFFFFF"/>
+            <w:tcW w:type="dxa" w:w="720"/>
           </w:tcPr>
           <w:p>
-            <w:pPr>
-              <w:spacing w:after="80" w:before="80"/>
-              <w:jc w:val="center"/>
-            </w:pPr>
             <w:r>
-              <w:rPr>
-                <w:b w:val="0"/>
-                <w:sz w:val="19"/>
-              </w:rPr>
               <w:t>1</w:t>
             </w:r>
           </w:p>
         </w:tc>
         <w:tc>
           <w:tcPr>
-            <w:tcW w:type="dxa" w:w="4896"/>
-            <w:vAlign w:val="center"/>
-            <w:tcBorders>
-              <w:top w:val="single" w:sz="4" w:color="D9D9D9"/>
-              <w:left w:val="single" w:sz="4" w:color="D9D9D9"/>
-              <w:bottom w:val="single" w:sz="4" w:color="D9D9D9"/>
-              <w:right w:val="single" w:sz="4" w:color="D9D9D9"/>
-            </w:tcBorders>
-            <w:shd w:fill="FFFFFF"/>
+            <w:tcW w:type="dxa" w:w="2880"/>
           </w:tcPr>
           <w:p>
-            <w:pPr>
-              <w:spacing w:after="80" w:before="80"/>
-            </w:pPr>
             <w:r>
-              <w:rPr>
-                <w:b w:val="0"/>
-                <w:sz w:val="19"/>
-              </w:rPr>
-              <w:t>Powered 7-port USB 3.0 hub</w:t>
+              <w:t>7-inch touchscreen</w:t>
             </w:r>
           </w:p>
         </w:tc>
         <w:tc>
           <w:tcPr>
-            <w:tcW w:type="dxa" w:w="4464"/>
-            <w:vAlign w:val="center"/>
-            <w:tcBorders>
-              <w:top w:val="single" w:sz="4" w:color="D9D9D9"/>
-              <w:left w:val="single" w:sz="4" w:color="D9D9D9"/>
-              <w:bottom w:val="single" w:sz="4" w:color="D9D9D9"/>
-              <w:right w:val="single" w:sz="4" w:color="D9D9D9"/>
-            </w:tcBorders>
-            <w:shd w:fill="FFFFFF"/>
+            <w:tcW w:type="dxa" w:w="6480"/>
           </w:tcPr>
           <w:p>
-            <w:pPr>
-              <w:spacing w:after="80" w:before="80"/>
-            </w:pPr>
             <w:r>
-              <w:rPr>
-                <w:b w:val="0"/>
-                <w:sz w:val="19"/>
-              </w:rPr>
-              <w:t>Peripheral expansion; not a confirmed video or PD dock</w:t>
+              <w:t>Capture menu and status. Verify video, power and touch-data connections.</w:t>
             </w:r>
           </w:p>
         </w:tc>
@@ -379,77 +201,31 @@
         </w:trPr>
         <w:tc>
           <w:tcPr>
-            <w:tcW w:type="dxa" w:w="1008"/>
-            <w:vAlign w:val="center"/>
-            <w:tcBorders>
-              <w:top w:val="single" w:sz="4" w:color="D9D9D9"/>
-              <w:left w:val="single" w:sz="4" w:color="D9D9D9"/>
-              <w:bottom w:val="single" w:sz="4" w:color="D9D9D9"/>
-              <w:right w:val="single" w:sz="4" w:color="D9D9D9"/>
-            </w:tcBorders>
-            <w:shd w:fill="FFFFFF"/>
+            <w:tcW w:type="dxa" w:w="720"/>
           </w:tcPr>
           <w:p>
-            <w:pPr>
-              <w:spacing w:after="80" w:before="80"/>
-              <w:jc w:val="center"/>
-            </w:pPr>
             <w:r>
-              <w:rPr>
-                <w:b w:val="0"/>
-                <w:sz w:val="19"/>
-              </w:rPr>
               <w:t>1</w:t>
             </w:r>
           </w:p>
         </w:tc>
         <w:tc>
           <w:tcPr>
-            <w:tcW w:type="dxa" w:w="4896"/>
-            <w:vAlign w:val="center"/>
-            <w:tcBorders>
-              <w:top w:val="single" w:sz="4" w:color="D9D9D9"/>
-              <w:left w:val="single" w:sz="4" w:color="D9D9D9"/>
-              <w:bottom w:val="single" w:sz="4" w:color="D9D9D9"/>
-              <w:right w:val="single" w:sz="4" w:color="D9D9D9"/>
-            </w:tcBorders>
-            <w:shd w:fill="FFFFFF"/>
+            <w:tcW w:type="dxa" w:w="2880"/>
           </w:tcPr>
           <w:p>
-            <w:pPr>
-              <w:spacing w:after="80" w:before="80"/>
-            </w:pPr>
             <w:r>
-              <w:rPr>
-                <w:b w:val="0"/>
-                <w:sz w:val="19"/>
-              </w:rPr>
-              <w:t>Portable 15.6 inch 1080p monitor</w:t>
+              <w:t>Logitech C270 webcam</w:t>
             </w:r>
           </w:p>
         </w:tc>
         <w:tc>
           <w:tcPr>
-            <w:tcW w:type="dxa" w:w="4464"/>
-            <w:vAlign w:val="center"/>
-            <w:tcBorders>
-              <w:top w:val="single" w:sz="4" w:color="D9D9D9"/>
-              <w:left w:val="single" w:sz="4" w:color="D9D9D9"/>
-              <w:bottom w:val="single" w:sz="4" w:color="D9D9D9"/>
-              <w:right w:val="single" w:sz="4" w:color="D9D9D9"/>
-            </w:tcBorders>
-            <w:shd w:fill="FFFFFF"/>
+            <w:tcW w:type="dxa" w:w="6480"/>
           </w:tcPr>
           <w:p>
-            <w:pPr>
-              <w:spacing w:after="80" w:before="80"/>
-            </w:pPr>
             <w:r>
-              <w:rPr>
-                <w:b w:val="0"/>
-                <w:sz w:val="19"/>
-              </w:rPr>
-              <w:t>Confirm power supply and input ports</w:t>
+              <w:t>USB connection to GX10. Test readable printed problems and hand tracking in the same setup.</w:t>
             </w:r>
           </w:p>
         </w:tc>
@@ -460,77 +236,31 @@
         </w:trPr>
         <w:tc>
           <w:tcPr>
-            <w:tcW w:type="dxa" w:w="1008"/>
-            <w:vAlign w:val="center"/>
-            <w:tcBorders>
-              <w:top w:val="single" w:sz="4" w:color="D9D9D9"/>
-              <w:left w:val="single" w:sz="4" w:color="D9D9D9"/>
-              <w:bottom w:val="single" w:sz="4" w:color="D9D9D9"/>
-              <w:right w:val="single" w:sz="4" w:color="D9D9D9"/>
-            </w:tcBorders>
-            <w:shd w:fill="FFFFFF"/>
+            <w:tcW w:type="dxa" w:w="720"/>
           </w:tcPr>
           <w:p>
-            <w:pPr>
-              <w:spacing w:after="80" w:before="80"/>
-              <w:jc w:val="center"/>
-            </w:pPr>
             <w:r>
-              <w:rPr>
-                <w:b w:val="0"/>
-                <w:sz w:val="19"/>
-              </w:rPr>
-              <w:t>1</w:t>
+              <w:t>1 ea.</w:t>
             </w:r>
           </w:p>
         </w:tc>
         <w:tc>
           <w:tcPr>
-            <w:tcW w:type="dxa" w:w="4896"/>
-            <w:vAlign w:val="center"/>
-            <w:tcBorders>
-              <w:top w:val="single" w:sz="4" w:color="D9D9D9"/>
-              <w:left w:val="single" w:sz="4" w:color="D9D9D9"/>
-              <w:bottom w:val="single" w:sz="4" w:color="D9D9D9"/>
-              <w:right w:val="single" w:sz="4" w:color="D9D9D9"/>
-            </w:tcBorders>
-            <w:shd w:fill="FFFFFF"/>
+            <w:tcW w:type="dxa" w:w="2880"/>
           </w:tcPr>
           <w:p>
-            <w:pPr>
-              <w:spacing w:after="80" w:before="80"/>
-            </w:pPr>
             <w:r>
-              <w:rPr>
-                <w:b w:val="0"/>
-                <w:sz w:val="19"/>
-              </w:rPr>
-              <w:t>HDMI cable</w:t>
+              <w:t>Keyboard and mouse</w:t>
             </w:r>
           </w:p>
         </w:tc>
         <w:tc>
           <w:tcPr>
-            <w:tcW w:type="dxa" w:w="4464"/>
-            <w:vAlign w:val="center"/>
-            <w:tcBorders>
-              <w:top w:val="single" w:sz="4" w:color="D9D9D9"/>
-              <w:left w:val="single" w:sz="4" w:color="D9D9D9"/>
-              <w:bottom w:val="single" w:sz="4" w:color="D9D9D9"/>
-              <w:right w:val="single" w:sz="4" w:color="D9D9D9"/>
-            </w:tcBorders>
-            <w:shd w:fill="FFFFFF"/>
+            <w:tcW w:type="dxa" w:w="6480"/>
           </w:tcPr>
           <w:p>
-            <w:pPr>
-              <w:spacing w:after="80" w:before="80"/>
-            </w:pPr>
             <w:r>
-              <w:rPr>
-                <w:b w:val="0"/>
-                <w:sz w:val="19"/>
-              </w:rPr>
-              <w:t>For the separate USB-C video dock</w:t>
+              <w:t>Setup, window placement and recovery.</w:t>
             </w:r>
           </w:p>
         </w:tc>
@@ -541,77 +271,31 @@
         </w:trPr>
         <w:tc>
           <w:tcPr>
-            <w:tcW w:type="dxa" w:w="1008"/>
-            <w:vAlign w:val="center"/>
-            <w:tcBorders>
-              <w:top w:val="single" w:sz="4" w:color="D9D9D9"/>
-              <w:left w:val="single" w:sz="4" w:color="D9D9D9"/>
-              <w:bottom w:val="single" w:sz="4" w:color="D9D9D9"/>
-              <w:right w:val="single" w:sz="4" w:color="D9D9D9"/>
-            </w:tcBorders>
-            <w:shd w:fill="FFFFFF"/>
+            <w:tcW w:type="dxa" w:w="720"/>
           </w:tcPr>
           <w:p>
-            <w:pPr>
-              <w:spacing w:after="80" w:before="80"/>
-              <w:jc w:val="center"/>
-            </w:pPr>
             <w:r>
-              <w:rPr>
-                <w:b w:val="0"/>
-                <w:sz w:val="19"/>
-              </w:rPr>
-              <w:t>3</w:t>
+              <w:t>Set</w:t>
             </w:r>
           </w:p>
         </w:tc>
         <w:tc>
           <w:tcPr>
-            <w:tcW w:type="dxa" w:w="4896"/>
-            <w:vAlign w:val="center"/>
-            <w:tcBorders>
-              <w:top w:val="single" w:sz="4" w:color="D9D9D9"/>
-              <w:left w:val="single" w:sz="4" w:color="D9D9D9"/>
-              <w:bottom w:val="single" w:sz="4" w:color="D9D9D9"/>
-              <w:right w:val="single" w:sz="4" w:color="D9D9D9"/>
-            </w:tcBorders>
-            <w:shd w:fill="FFFFFF"/>
+            <w:tcW w:type="dxa" w:w="2880"/>
           </w:tcPr>
           <w:p>
-            <w:pPr>
-              <w:spacing w:after="80" w:before="80"/>
-            </w:pPr>
             <w:r>
-              <w:rPr>
-                <w:b w:val="0"/>
-                <w:sz w:val="19"/>
-              </w:rPr>
-              <w:t>USB-C cables</w:t>
+              <w:t>Display and USB cables</w:t>
             </w:r>
           </w:p>
         </w:tc>
         <w:tc>
           <w:tcPr>
-            <w:tcW w:type="dxa" w:w="4464"/>
-            <w:vAlign w:val="center"/>
-            <w:tcBorders>
-              <w:top w:val="single" w:sz="4" w:color="D9D9D9"/>
-              <w:left w:val="single" w:sz="4" w:color="D9D9D9"/>
-              <w:bottom w:val="single" w:sz="4" w:color="D9D9D9"/>
-              <w:right w:val="single" w:sz="4" w:color="D9D9D9"/>
-            </w:tcBorders>
-            <w:shd w:fill="FFFFFF"/>
+            <w:tcW w:type="dxa" w:w="6480"/>
           </w:tcPr>
           <w:p>
-            <w:pPr>
-              <w:spacing w:after="80" w:before="80"/>
-            </w:pPr>
             <w:r>
-              <w:rPr>
-                <w:b w:val="0"/>
-                <w:sz w:val="19"/>
-              </w:rPr>
-              <w:t>Select data, power or video capability as needed</w:t>
+              <w:t>Match actual device ports. Verify two simultaneous video outputs; a USB hub is not automatically a video adapter.</w:t>
             </w:r>
           </w:p>
         </w:tc>
@@ -622,811 +306,54 @@
         </w:trPr>
         <w:tc>
           <w:tcPr>
-            <w:tcW w:type="dxa" w:w="1008"/>
-            <w:vAlign w:val="center"/>
-            <w:tcBorders>
-              <w:top w:val="single" w:sz="4" w:color="D9D9D9"/>
-              <w:left w:val="single" w:sz="4" w:color="D9D9D9"/>
-              <w:bottom w:val="single" w:sz="4" w:color="D9D9D9"/>
-              <w:right w:val="single" w:sz="4" w:color="D9D9D9"/>
-            </w:tcBorders>
-            <w:shd w:fill="FFFFFF"/>
+            <w:tcW w:type="dxa" w:w="720"/>
           </w:tcPr>
           <w:p>
-            <w:pPr>
-              <w:spacing w:after="80" w:before="80"/>
-              <w:jc w:val="center"/>
-            </w:pPr>
             <w:r>
-              <w:rPr>
-                <w:b w:val="0"/>
-                <w:sz w:val="19"/>
-              </w:rPr>
-              <w:t>3</w:t>
+              <w:t>Set</w:t>
             </w:r>
           </w:p>
         </w:tc>
         <w:tc>
           <w:tcPr>
-            <w:tcW w:type="dxa" w:w="4896"/>
-            <w:vAlign w:val="center"/>
-            <w:tcBorders>
-              <w:top w:val="single" w:sz="4" w:color="D9D9D9"/>
-              <w:left w:val="single" w:sz="4" w:color="D9D9D9"/>
-              <w:bottom w:val="single" w:sz="4" w:color="D9D9D9"/>
-              <w:right w:val="single" w:sz="4" w:color="D9D9D9"/>
-            </w:tcBorders>
-            <w:shd w:fill="FFFFFF"/>
+            <w:tcW w:type="dxa" w:w="2880"/>
           </w:tcPr>
           <w:p>
-            <w:pPr>
-              <w:spacing w:after="80" w:before="80"/>
-            </w:pPr>
             <w:r>
-              <w:rPr>
-                <w:b w:val="0"/>
-                <w:sz w:val="19"/>
-              </w:rPr>
-              <w:t>USB-C to USB-A adapters</w:t>
+              <w:t>Stands and cable restraints</w:t>
             </w:r>
           </w:p>
         </w:tc>
         <w:tc>
           <w:tcPr>
-            <w:tcW w:type="dxa" w:w="4464"/>
-            <w:vAlign w:val="center"/>
-            <w:tcBorders>
-              <w:top w:val="single" w:sz="4" w:color="D9D9D9"/>
-              <w:left w:val="single" w:sz="4" w:color="D9D9D9"/>
-              <w:bottom w:val="single" w:sz="4" w:color="D9D9D9"/>
-              <w:right w:val="single" w:sz="4" w:color="D9D9D9"/>
-            </w:tcBorders>
-            <w:shd w:fill="FFFFFF"/>
+            <w:tcW w:type="dxa" w:w="6480"/>
           </w:tcPr>
           <w:p>
-            <w:pPr>
-              <w:spacing w:after="80" w:before="80"/>
-            </w:pPr>
             <w:r>
-              <w:rPr>
-                <w:b w:val="0"/>
-                <w:sz w:val="19"/>
-              </w:rPr>
-              <w:t>Match actual laptop and dock ports</w:t>
-            </w:r>
-          </w:p>
-        </w:tc>
-      </w:tr>
-      <w:tr>
-        <w:trPr>
-          <w:cantSplit/>
-        </w:trPr>
-        <w:tc>
-          <w:tcPr>
-            <w:tcW w:type="dxa" w:w="1008"/>
-            <w:vAlign w:val="center"/>
-            <w:tcBorders>
-              <w:top w:val="single" w:sz="4" w:color="D9D9D9"/>
-              <w:left w:val="single" w:sz="4" w:color="D9D9D9"/>
-              <w:bottom w:val="single" w:sz="4" w:color="D9D9D9"/>
-              <w:right w:val="single" w:sz="4" w:color="D9D9D9"/>
-            </w:tcBorders>
-            <w:shd w:fill="FFFFFF"/>
-          </w:tcPr>
-          <w:p>
-            <w:pPr>
-              <w:spacing w:after="80" w:before="80"/>
-              <w:jc w:val="center"/>
-            </w:pPr>
-            <w:r>
-              <w:rPr>
-                <w:b w:val="0"/>
-                <w:sz w:val="19"/>
-              </w:rPr>
-              <w:t>1 ea.</w:t>
-            </w:r>
-          </w:p>
-        </w:tc>
-        <w:tc>
-          <w:tcPr>
-            <w:tcW w:type="dxa" w:w="4896"/>
-            <w:vAlign w:val="center"/>
-            <w:tcBorders>
-              <w:top w:val="single" w:sz="4" w:color="D9D9D9"/>
-              <w:left w:val="single" w:sz="4" w:color="D9D9D9"/>
-              <w:bottom w:val="single" w:sz="4" w:color="D9D9D9"/>
-              <w:right w:val="single" w:sz="4" w:color="D9D9D9"/>
-            </w:tcBorders>
-            <w:shd w:fill="FFFFFF"/>
-          </w:tcPr>
-          <w:p>
-            <w:pPr>
-              <w:spacing w:after="80" w:before="80"/>
-            </w:pPr>
-            <w:r>
-              <w:rPr>
-                <w:b w:val="0"/>
-                <w:sz w:val="19"/>
-              </w:rPr>
-              <w:t>Wired USB keyboard and mouse</w:t>
-            </w:r>
-          </w:p>
-        </w:tc>
-        <w:tc>
-          <w:tcPr>
-            <w:tcW w:type="dxa" w:w="4464"/>
-            <w:vAlign w:val="center"/>
-            <w:tcBorders>
-              <w:top w:val="single" w:sz="4" w:color="D9D9D9"/>
-              <w:left w:val="single" w:sz="4" w:color="D9D9D9"/>
-              <w:bottom w:val="single" w:sz="4" w:color="D9D9D9"/>
-              <w:right w:val="single" w:sz="4" w:color="D9D9D9"/>
-            </w:tcBorders>
-            <w:shd w:fill="FFFFFF"/>
-          </w:tcPr>
-          <w:p>
-            <w:pPr>
-              <w:spacing w:after="80" w:before="80"/>
-            </w:pPr>
-            <w:r>
-              <w:rPr>
-                <w:b w:val="0"/>
-                <w:sz w:val="19"/>
-              </w:rPr>
-              <w:t>Board setup and troubleshooting</w:t>
-            </w:r>
-          </w:p>
-        </w:tc>
-      </w:tr>
-      <w:tr>
-        <w:trPr>
-          <w:cantSplit/>
-        </w:trPr>
-        <w:tc>
-          <w:tcPr>
-            <w:tcW w:type="dxa" w:w="1008"/>
-            <w:vAlign w:val="center"/>
-            <w:tcBorders>
-              <w:top w:val="single" w:sz="4" w:color="D9D9D9"/>
-              <w:left w:val="single" w:sz="4" w:color="D9D9D9"/>
-              <w:bottom w:val="single" w:sz="4" w:color="D9D9D9"/>
-              <w:right w:val="single" w:sz="4" w:color="D9D9D9"/>
-            </w:tcBorders>
-            <w:shd w:fill="FFFFFF"/>
-          </w:tcPr>
-          <w:p>
-            <w:pPr>
-              <w:spacing w:after="80" w:before="80"/>
-              <w:jc w:val="center"/>
-            </w:pPr>
-            <w:r>
-              <w:rPr>
-                <w:b w:val="0"/>
-                <w:sz w:val="19"/>
-              </w:rPr>
-              <w:t>1</w:t>
-            </w:r>
-          </w:p>
-        </w:tc>
-        <w:tc>
-          <w:tcPr>
-            <w:tcW w:type="dxa" w:w="4896"/>
-            <w:vAlign w:val="center"/>
-            <w:tcBorders>
-              <w:top w:val="single" w:sz="4" w:color="D9D9D9"/>
-              <w:left w:val="single" w:sz="4" w:color="D9D9D9"/>
-              <w:bottom w:val="single" w:sz="4" w:color="D9D9D9"/>
-              <w:right w:val="single" w:sz="4" w:color="D9D9D9"/>
-            </w:tcBorders>
-            <w:shd w:fill="FFFFFF"/>
-          </w:tcPr>
-          <w:p>
-            <w:pPr>
-              <w:spacing w:after="80" w:before="80"/>
-            </w:pPr>
-            <w:r>
-              <w:rPr>
-                <w:b w:val="0"/>
-                <w:sz w:val="19"/>
-              </w:rPr>
-              <w:t>MG996R metal-gear servo</w:t>
-            </w:r>
-          </w:p>
-        </w:tc>
-        <w:tc>
-          <w:tcPr>
-            <w:tcW w:type="dxa" w:w="4464"/>
-            <w:vAlign w:val="center"/>
-            <w:tcBorders>
-              <w:top w:val="single" w:sz="4" w:color="D9D9D9"/>
-              <w:left w:val="single" w:sz="4" w:color="D9D9D9"/>
-              <w:bottom w:val="single" w:sz="4" w:color="D9D9D9"/>
-              <w:right w:val="single" w:sz="4" w:color="D9D9D9"/>
-            </w:tcBorders>
-            <w:shd w:fill="FFFFFF"/>
-          </w:tcPr>
-          <w:p>
-            <w:pPr>
-              <w:spacing w:after="80" w:before="80"/>
-            </w:pPr>
-            <w:r>
-              <w:rPr>
-                <w:b w:val="0"/>
-                <w:sz w:val="19"/>
-              </w:rPr>
-              <w:t>Inventory lists MG995 / MG996R; request MG996R</w:t>
-            </w:r>
-          </w:p>
-        </w:tc>
-      </w:tr>
-      <w:tr>
-        <w:trPr>
-          <w:cantSplit/>
-        </w:trPr>
-        <w:tc>
-          <w:tcPr>
-            <w:tcW w:type="dxa" w:w="1008"/>
-            <w:vAlign w:val="center"/>
-            <w:tcBorders>
-              <w:top w:val="single" w:sz="4" w:color="D9D9D9"/>
-              <w:left w:val="single" w:sz="4" w:color="D9D9D9"/>
-              <w:bottom w:val="single" w:sz="4" w:color="D9D9D9"/>
-              <w:right w:val="single" w:sz="4" w:color="D9D9D9"/>
-            </w:tcBorders>
-            <w:shd w:fill="FFFFFF"/>
-          </w:tcPr>
-          <w:p>
-            <w:pPr>
-              <w:spacing w:after="80" w:before="80"/>
-              <w:jc w:val="center"/>
-            </w:pPr>
-            <w:r>
-              <w:rPr>
-                <w:b w:val="0"/>
-                <w:sz w:val="19"/>
-              </w:rPr>
-              <w:t>1</w:t>
-            </w:r>
-          </w:p>
-        </w:tc>
-        <w:tc>
-          <w:tcPr>
-            <w:tcW w:type="dxa" w:w="4896"/>
-            <w:vAlign w:val="center"/>
-            <w:tcBorders>
-              <w:top w:val="single" w:sz="4" w:color="D9D9D9"/>
-              <w:left w:val="single" w:sz="4" w:color="D9D9D9"/>
-              <w:bottom w:val="single" w:sz="4" w:color="D9D9D9"/>
-              <w:right w:val="single" w:sz="4" w:color="D9D9D9"/>
-            </w:tcBorders>
-            <w:shd w:fill="FFFFFF"/>
-          </w:tcPr>
-          <w:p>
-            <w:pPr>
-              <w:spacing w:after="80" w:before="80"/>
-            </w:pPr>
-            <w:r>
-              <w:rPr>
-                <w:b w:val="0"/>
-                <w:sz w:val="19"/>
-              </w:rPr>
-              <w:t>SG90-class micro servo</w:t>
-            </w:r>
-          </w:p>
-        </w:tc>
-        <w:tc>
-          <w:tcPr>
-            <w:tcW w:type="dxa" w:w="4464"/>
-            <w:vAlign w:val="center"/>
-            <w:tcBorders>
-              <w:top w:val="single" w:sz="4" w:color="D9D9D9"/>
-              <w:left w:val="single" w:sz="4" w:color="D9D9D9"/>
-              <w:bottom w:val="single" w:sz="4" w:color="D9D9D9"/>
-              <w:right w:val="single" w:sz="4" w:color="D9D9D9"/>
-            </w:tcBorders>
-            <w:shd w:fill="FFFFFF"/>
-          </w:tcPr>
-          <w:p>
-            <w:pPr>
-              <w:spacing w:after="80" w:before="80"/>
-            </w:pPr>
-            <w:r>
-              <w:rPr>
-                <w:b w:val="0"/>
-                <w:sz w:val="19"/>
-              </w:rPr>
-              <w:t>Prototype the mechanism</w:t>
-            </w:r>
-          </w:p>
-        </w:tc>
-      </w:tr>
-      <w:tr>
-        <w:trPr>
-          <w:cantSplit/>
-        </w:trPr>
-        <w:tc>
-          <w:tcPr>
-            <w:tcW w:type="dxa" w:w="1008"/>
-            <w:vAlign w:val="center"/>
-            <w:tcBorders>
-              <w:top w:val="single" w:sz="4" w:color="D9D9D9"/>
-              <w:left w:val="single" w:sz="4" w:color="D9D9D9"/>
-              <w:bottom w:val="single" w:sz="4" w:color="D9D9D9"/>
-              <w:right w:val="single" w:sz="4" w:color="D9D9D9"/>
-            </w:tcBorders>
-            <w:shd w:fill="FFFFFF"/>
-          </w:tcPr>
-          <w:p>
-            <w:pPr>
-              <w:spacing w:after="80" w:before="80"/>
-              <w:jc w:val="center"/>
-            </w:pPr>
-            <w:r>
-              <w:rPr>
-                <w:b w:val="0"/>
-                <w:sz w:val="19"/>
-              </w:rPr>
-              <w:t>2</w:t>
-            </w:r>
-          </w:p>
-        </w:tc>
-        <w:tc>
-          <w:tcPr>
-            <w:tcW w:type="dxa" w:w="4896"/>
-            <w:vAlign w:val="center"/>
-            <w:tcBorders>
-              <w:top w:val="single" w:sz="4" w:color="D9D9D9"/>
-              <w:left w:val="single" w:sz="4" w:color="D9D9D9"/>
-              <w:bottom w:val="single" w:sz="4" w:color="D9D9D9"/>
-              <w:right w:val="single" w:sz="4" w:color="D9D9D9"/>
-            </w:tcBorders>
-            <w:shd w:fill="FFFFFF"/>
-          </w:tcPr>
-          <w:p>
-            <w:pPr>
-              <w:spacing w:after="80" w:before="80"/>
-            </w:pPr>
-            <w:r>
-              <w:rPr>
-                <w:b w:val="0"/>
-                <w:sz w:val="19"/>
-              </w:rPr>
-              <w:t>3-pin servo extension cables</w:t>
-            </w:r>
-          </w:p>
-        </w:tc>
-        <w:tc>
-          <w:tcPr>
-            <w:tcW w:type="dxa" w:w="4464"/>
-            <w:vAlign w:val="center"/>
-            <w:tcBorders>
-              <w:top w:val="single" w:sz="4" w:color="D9D9D9"/>
-              <w:left w:val="single" w:sz="4" w:color="D9D9D9"/>
-              <w:bottom w:val="single" w:sz="4" w:color="D9D9D9"/>
-              <w:right w:val="single" w:sz="4" w:color="D9D9D9"/>
-            </w:tcBorders>
-            <w:shd w:fill="FFFFFF"/>
-          </w:tcPr>
-          <w:p>
-            <w:pPr>
-              <w:spacing w:after="80" w:before="80"/>
-            </w:pPr>
-            <w:r>
-              <w:rPr>
-                <w:b w:val="0"/>
-                <w:sz w:val="19"/>
-              </w:rPr>
-              <w:t>Servo signal and connection reach</w:t>
-            </w:r>
-          </w:p>
-        </w:tc>
-      </w:tr>
-      <w:tr>
-        <w:trPr>
-          <w:cantSplit/>
-        </w:trPr>
-        <w:tc>
-          <w:tcPr>
-            <w:tcW w:type="dxa" w:w="1008"/>
-            <w:vAlign w:val="center"/>
-            <w:tcBorders>
-              <w:top w:val="single" w:sz="4" w:color="D9D9D9"/>
-              <w:left w:val="single" w:sz="4" w:color="D9D9D9"/>
-              <w:bottom w:val="single" w:sz="4" w:color="D9D9D9"/>
-              <w:right w:val="single" w:sz="4" w:color="D9D9D9"/>
-            </w:tcBorders>
-            <w:shd w:fill="FFFFFF"/>
-          </w:tcPr>
-          <w:p>
-            <w:pPr>
-              <w:spacing w:after="80" w:before="80"/>
-              <w:jc w:val="center"/>
-            </w:pPr>
-            <w:r>
-              <w:rPr>
-                <w:b w:val="0"/>
-                <w:sz w:val="19"/>
-              </w:rPr>
-              <w:t>1</w:t>
-            </w:r>
-          </w:p>
-        </w:tc>
-        <w:tc>
-          <w:tcPr>
-            <w:tcW w:type="dxa" w:w="4896"/>
-            <w:vAlign w:val="center"/>
-            <w:tcBorders>
-              <w:top w:val="single" w:sz="4" w:color="D9D9D9"/>
-              <w:left w:val="single" w:sz="4" w:color="D9D9D9"/>
-              <w:bottom w:val="single" w:sz="4" w:color="D9D9D9"/>
-              <w:right w:val="single" w:sz="4" w:color="D9D9D9"/>
-            </w:tcBorders>
-            <w:shd w:fill="FFFFFF"/>
-          </w:tcPr>
-          <w:p>
-            <w:pPr>
-              <w:spacing w:after="80" w:before="80"/>
-            </w:pPr>
-            <w:r>
-              <w:rPr>
-                <w:b w:val="0"/>
-                <w:sz w:val="19"/>
-              </w:rPr>
-              <w:t>5 V 4 A barrel-jack supply</w:t>
-            </w:r>
-          </w:p>
-        </w:tc>
-        <w:tc>
-          <w:tcPr>
-            <w:tcW w:type="dxa" w:w="4464"/>
-            <w:vAlign w:val="center"/>
-            <w:tcBorders>
-              <w:top w:val="single" w:sz="4" w:color="D9D9D9"/>
-              <w:left w:val="single" w:sz="4" w:color="D9D9D9"/>
-              <w:bottom w:val="single" w:sz="4" w:color="D9D9D9"/>
-              <w:right w:val="single" w:sz="4" w:color="D9D9D9"/>
-            </w:tcBorders>
-            <w:shd w:fill="FFFFFF"/>
-          </w:tcPr>
-          <w:p>
-            <w:pPr>
-              <w:spacing w:after="80" w:before="80"/>
-            </w:pPr>
-            <w:r>
-              <w:rPr>
-                <w:b w:val="0"/>
-                <w:sz w:val="19"/>
-              </w:rPr>
-              <w:t>Dedicated supply for the single-servo prototype</w:t>
-            </w:r>
-          </w:p>
-        </w:tc>
-      </w:tr>
-      <w:tr>
-        <w:trPr>
-          <w:cantSplit/>
-        </w:trPr>
-        <w:tc>
-          <w:tcPr>
-            <w:tcW w:type="dxa" w:w="1008"/>
-            <w:vAlign w:val="center"/>
-            <w:tcBorders>
-              <w:top w:val="single" w:sz="4" w:color="D9D9D9"/>
-              <w:left w:val="single" w:sz="4" w:color="D9D9D9"/>
-              <w:bottom w:val="single" w:sz="4" w:color="D9D9D9"/>
-              <w:right w:val="single" w:sz="4" w:color="D9D9D9"/>
-            </w:tcBorders>
-            <w:shd w:fill="FFFFFF"/>
-          </w:tcPr>
-          <w:p>
-            <w:pPr>
-              <w:spacing w:after="80" w:before="80"/>
-              <w:jc w:val="center"/>
-            </w:pPr>
-            <w:r>
-              <w:rPr>
-                <w:b w:val="0"/>
-                <w:sz w:val="19"/>
-              </w:rPr>
-              <w:t>1</w:t>
-            </w:r>
-          </w:p>
-        </w:tc>
-        <w:tc>
-          <w:tcPr>
-            <w:tcW w:type="dxa" w:w="4896"/>
-            <w:vAlign w:val="center"/>
-            <w:tcBorders>
-              <w:top w:val="single" w:sz="4" w:color="D9D9D9"/>
-              <w:left w:val="single" w:sz="4" w:color="D9D9D9"/>
-              <w:bottom w:val="single" w:sz="4" w:color="D9D9D9"/>
-              <w:right w:val="single" w:sz="4" w:color="D9D9D9"/>
-            </w:tcBorders>
-            <w:shd w:fill="FFFFFF"/>
-          </w:tcPr>
-          <w:p>
-            <w:pPr>
-              <w:spacing w:after="80" w:before="80"/>
-            </w:pPr>
-            <w:r>
-              <w:rPr>
-                <w:b w:val="0"/>
-                <w:sz w:val="19"/>
-              </w:rPr>
-              <w:t>DC barrel-jack connector</w:t>
-            </w:r>
-          </w:p>
-        </w:tc>
-        <w:tc>
-          <w:tcPr>
-            <w:tcW w:type="dxa" w:w="4464"/>
-            <w:vAlign w:val="center"/>
-            <w:tcBorders>
-              <w:top w:val="single" w:sz="4" w:color="D9D9D9"/>
-              <w:left w:val="single" w:sz="4" w:color="D9D9D9"/>
-              <w:bottom w:val="single" w:sz="4" w:color="D9D9D9"/>
-              <w:right w:val="single" w:sz="4" w:color="D9D9D9"/>
-            </w:tcBorders>
-            <w:shd w:fill="FFFFFF"/>
-          </w:tcPr>
-          <w:p>
-            <w:pPr>
-              <w:spacing w:after="80" w:before="80"/>
-            </w:pPr>
-            <w:r>
-              <w:rPr>
-                <w:b w:val="0"/>
-                <w:sz w:val="19"/>
-              </w:rPr>
-              <w:t>Request screw-terminal type; version unconfirmed</w:t>
-            </w:r>
-          </w:p>
-        </w:tc>
-      </w:tr>
-      <w:tr>
-        <w:trPr>
-          <w:cantSplit/>
-        </w:trPr>
-        <w:tc>
-          <w:tcPr>
-            <w:tcW w:type="dxa" w:w="1008"/>
-            <w:vAlign w:val="center"/>
-            <w:tcBorders>
-              <w:top w:val="single" w:sz="4" w:color="D9D9D9"/>
-              <w:left w:val="single" w:sz="4" w:color="D9D9D9"/>
-              <w:bottom w:val="single" w:sz="4" w:color="D9D9D9"/>
-              <w:right w:val="single" w:sz="4" w:color="D9D9D9"/>
-            </w:tcBorders>
-            <w:shd w:fill="FFFFFF"/>
-          </w:tcPr>
-          <w:p>
-            <w:pPr>
-              <w:spacing w:after="80" w:before="80"/>
-              <w:jc w:val="center"/>
-            </w:pPr>
-            <w:r>
-              <w:rPr>
-                <w:b w:val="0"/>
-                <w:sz w:val="19"/>
-              </w:rPr>
-              <w:t>1 set</w:t>
-            </w:r>
-          </w:p>
-        </w:tc>
-        <w:tc>
-          <w:tcPr>
-            <w:tcW w:type="dxa" w:w="4896"/>
-            <w:vAlign w:val="center"/>
-            <w:tcBorders>
-              <w:top w:val="single" w:sz="4" w:color="D9D9D9"/>
-              <w:left w:val="single" w:sz="4" w:color="D9D9D9"/>
-              <w:bottom w:val="single" w:sz="4" w:color="D9D9D9"/>
-              <w:right w:val="single" w:sz="4" w:color="D9D9D9"/>
-            </w:tcBorders>
-            <w:shd w:fill="FFFFFF"/>
-          </w:tcPr>
-          <w:p>
-            <w:pPr>
-              <w:spacing w:after="80" w:before="80"/>
-            </w:pPr>
-            <w:r>
-              <w:rPr>
-                <w:b w:val="0"/>
-                <w:sz w:val="19"/>
-              </w:rPr>
-              <w:t>WAGO 221 connectors</w:t>
-            </w:r>
-          </w:p>
-        </w:tc>
-        <w:tc>
-          <w:tcPr>
-            <w:tcW w:type="dxa" w:w="4464"/>
-            <w:vAlign w:val="center"/>
-            <w:tcBorders>
-              <w:top w:val="single" w:sz="4" w:color="D9D9D9"/>
-              <w:left w:val="single" w:sz="4" w:color="D9D9D9"/>
-              <w:bottom w:val="single" w:sz="4" w:color="D9D9D9"/>
-              <w:right w:val="single" w:sz="4" w:color="D9D9D9"/>
-            </w:tcBorders>
-            <w:shd w:fill="FFFFFF"/>
-          </w:tcPr>
-          <w:p>
-            <w:pPr>
-              <w:spacing w:after="80" w:before="80"/>
-            </w:pPr>
-            <w:r>
-              <w:rPr>
-                <w:b w:val="0"/>
-                <w:sz w:val="19"/>
-              </w:rPr>
-              <w:t>Power connections and common ground</w:t>
-            </w:r>
-          </w:p>
-        </w:tc>
-      </w:tr>
-      <w:tr>
-        <w:trPr>
-          <w:cantSplit/>
-        </w:trPr>
-        <w:tc>
-          <w:tcPr>
-            <w:tcW w:type="dxa" w:w="1008"/>
-            <w:vAlign w:val="center"/>
-            <w:tcBorders>
-              <w:top w:val="single" w:sz="4" w:color="D9D9D9"/>
-              <w:left w:val="single" w:sz="4" w:color="D9D9D9"/>
-              <w:bottom w:val="single" w:sz="4" w:color="D9D9D9"/>
-              <w:right w:val="single" w:sz="4" w:color="D9D9D9"/>
-            </w:tcBorders>
-            <w:shd w:fill="FFFFFF"/>
-          </w:tcPr>
-          <w:p>
-            <w:pPr>
-              <w:spacing w:after="80" w:before="80"/>
-              <w:jc w:val="center"/>
-            </w:pPr>
-            <w:r>
-              <w:rPr>
-                <w:b w:val="0"/>
-                <w:sz w:val="19"/>
-              </w:rPr>
-              <w:t>1</w:t>
-            </w:r>
-          </w:p>
-        </w:tc>
-        <w:tc>
-          <w:tcPr>
-            <w:tcW w:type="dxa" w:w="4896"/>
-            <w:vAlign w:val="center"/>
-            <w:tcBorders>
-              <w:top w:val="single" w:sz="4" w:color="D9D9D9"/>
-              <w:left w:val="single" w:sz="4" w:color="D9D9D9"/>
-              <w:bottom w:val="single" w:sz="4" w:color="D9D9D9"/>
-              <w:right w:val="single" w:sz="4" w:color="D9D9D9"/>
-            </w:tcBorders>
-            <w:shd w:fill="FFFFFF"/>
-          </w:tcPr>
-          <w:p>
-            <w:pPr>
-              <w:spacing w:after="80" w:before="80"/>
-            </w:pPr>
-            <w:r>
-              <w:rPr>
-                <w:b w:val="0"/>
-                <w:sz w:val="19"/>
-              </w:rPr>
-              <w:t>Potentiometer</w:t>
-            </w:r>
-          </w:p>
-        </w:tc>
-        <w:tc>
-          <w:tcPr>
-            <w:tcW w:type="dxa" w:w="4464"/>
-            <w:vAlign w:val="center"/>
-            <w:tcBorders>
-              <w:top w:val="single" w:sz="4" w:color="D9D9D9"/>
-              <w:left w:val="single" w:sz="4" w:color="D9D9D9"/>
-              <w:bottom w:val="single" w:sz="4" w:color="D9D9D9"/>
-              <w:right w:val="single" w:sz="4" w:color="D9D9D9"/>
-            </w:tcBorders>
-            <w:shd w:fill="FFFFFF"/>
-          </w:tcPr>
-          <w:p>
-            <w:pPr>
-              <w:spacing w:after="80" w:before="80"/>
-            </w:pPr>
-            <w:r>
-              <w:rPr>
-                <w:b w:val="0"/>
-                <w:sz w:val="19"/>
-              </w:rPr>
-              <w:t>Possible handle displacement measurement</w:t>
-            </w:r>
-          </w:p>
-        </w:tc>
-      </w:tr>
-      <w:tr>
-        <w:trPr>
-          <w:cantSplit/>
-        </w:trPr>
-        <w:tc>
-          <w:tcPr>
-            <w:tcW w:type="dxa" w:w="1008"/>
-            <w:vAlign w:val="center"/>
-            <w:tcBorders>
-              <w:top w:val="single" w:sz="4" w:color="D9D9D9"/>
-              <w:left w:val="single" w:sz="4" w:color="D9D9D9"/>
-              <w:bottom w:val="single" w:sz="4" w:color="D9D9D9"/>
-              <w:right w:val="single" w:sz="4" w:color="D9D9D9"/>
-            </w:tcBorders>
-            <w:shd w:fill="FFFFFF"/>
-          </w:tcPr>
-          <w:p>
-            <w:pPr>
-              <w:spacing w:after="80" w:before="80"/>
-              <w:jc w:val="center"/>
-            </w:pPr>
-            <w:r>
-              <w:rPr>
-                <w:b w:val="0"/>
-                <w:sz w:val="19"/>
-              </w:rPr>
-              <w:t>1</w:t>
-            </w:r>
-          </w:p>
-        </w:tc>
-        <w:tc>
-          <w:tcPr>
-            <w:tcW w:type="dxa" w:w="4896"/>
-            <w:vAlign w:val="center"/>
-            <w:tcBorders>
-              <w:top w:val="single" w:sz="4" w:color="D9D9D9"/>
-              <w:left w:val="single" w:sz="4" w:color="D9D9D9"/>
-              <w:bottom w:val="single" w:sz="4" w:color="D9D9D9"/>
-              <w:right w:val="single" w:sz="4" w:color="D9D9D9"/>
-            </w:tcBorders>
-            <w:shd w:fill="FFFFFF"/>
-          </w:tcPr>
-          <w:p>
-            <w:pPr>
-              <w:spacing w:after="80" w:before="80"/>
-            </w:pPr>
-            <w:r>
-              <w:rPr>
-                <w:b w:val="0"/>
-                <w:sz w:val="19"/>
-              </w:rPr>
-              <w:t>Rocker switch</w:t>
-            </w:r>
-          </w:p>
-        </w:tc>
-        <w:tc>
-          <w:tcPr>
-            <w:tcW w:type="dxa" w:w="4464"/>
-            <w:vAlign w:val="center"/>
-            <w:tcBorders>
-              <w:top w:val="single" w:sz="4" w:color="D9D9D9"/>
-              <w:left w:val="single" w:sz="4" w:color="D9D9D9"/>
-              <w:bottom w:val="single" w:sz="4" w:color="D9D9D9"/>
-              <w:right w:val="single" w:sz="4" w:color="D9D9D9"/>
-            </w:tcBorders>
-            <w:shd w:fill="FFFFFF"/>
-          </w:tcPr>
-          <w:p>
-            <w:pPr>
-              <w:spacing w:after="80" w:before="80"/>
-            </w:pPr>
-            <w:r>
-              <w:rPr>
-                <w:b w:val="0"/>
-                <w:sz w:val="19"/>
-              </w:rPr>
-              <w:t>Actuator power cutoff; confirm current rating</w:t>
+              <w:t>Secure both screens and the webcam. Mark repeatable page and hand positions.</w:t>
             </w:r>
           </w:p>
         </w:tc>
       </w:tr>
     </w:tbl>
+    <w:p>
+      <w:pPr>
+        <w:pStyle w:val="Heading1"/>
+      </w:pPr>
+      <w:r>
+        <w:t>Confirmed demo scope</w:t>
+      </w:r>
+    </w:p>
+    <w:p>
+      <w:r>
+        <w:t>Four problem types: projectile, inclined plane, pendulum and 1D collision. The visitor taps Take a picture, frames the problem, and loads its matching simulation on the ASUS screen. After capture, remove the page and resume hand interaction.</w:t>
+      </w:r>
+    </w:p>
+    <w:p>
+      <w:r>
+        <w:t>Set aside the previous depth sensors, BNO055, ESP32 or UNO Q, breadboards, servo hardware and haptics. No sensor firmware, serial bridge, soldering or depth calibration is required for this demo.</w:t>
+      </w:r>
+    </w:p>
     <w:p>
       <w:r>
         <w:br w:type="page"/>
@@ -1437,1600 +364,63 @@
         <w:pStyle w:val="Heading1"/>
       </w:pPr>
       <w:r>
-        <w:t>1 Submit from the hardware list continued</w:t>
+        <w:t>Assembly and verification</w:t>
       </w:r>
     </w:p>
     <w:p>
       <w:pPr>
-        <w:pStyle w:val="Heading2"/>
+        <w:pStyle w:val="ListNumber"/>
       </w:pPr>
       <w:r>
-        <w:t>Core mounting and shared tools</w:t>
-      </w:r>
-    </w:p>
-    <w:tbl>
-      <w:tblPr>
-        <w:tblW w:type="auto" w:w="0"/>
-        <w:jc w:val="center"/>
-        <w:tblLayout w:type="fixed"/>
-        <w:tblLook w:firstColumn="1" w:firstRow="1" w:lastColumn="0" w:lastRow="0" w:noHBand="0" w:noVBand="1" w:val="04A0"/>
-      </w:tblPr>
-      <w:tblGrid>
-        <w:gridCol w:w="1008"/>
-        <w:gridCol w:w="4896"/>
-        <w:gridCol w:w="4464"/>
-      </w:tblGrid>
-      <w:tr>
-        <w:trPr>
-          <w:tblHeader/>
-          <w:cantSplit/>
-        </w:trPr>
-        <w:tc>
-          <w:tcPr>
-            <w:tcW w:type="dxa" w:w="3456"/>
-            <w:vAlign w:val="center"/>
-            <w:tcBorders>
-              <w:top w:val="single" w:sz="4" w:color="D9D9D9"/>
-              <w:left w:val="single" w:sz="4" w:color="D9D9D9"/>
-              <w:bottom w:val="single" w:sz="4" w:color="D9D9D9"/>
-              <w:right w:val="single" w:sz="4" w:color="D9D9D9"/>
-            </w:tcBorders>
-            <w:shd w:fill="E8EDF2"/>
-          </w:tcPr>
-          <w:p>
-            <w:pPr>
-              <w:spacing w:after="80" w:before="80"/>
-              <w:jc w:val="center"/>
-            </w:pPr>
-            <w:r>
-              <w:rPr>
-                <w:b/>
-                <w:sz w:val="19"/>
-              </w:rPr>
-              <w:t>Qty</w:t>
-            </w:r>
-          </w:p>
-        </w:tc>
-        <w:tc>
-          <w:tcPr>
-            <w:tcW w:type="dxa" w:w="3456"/>
-            <w:vAlign w:val="center"/>
-            <w:tcBorders>
-              <w:top w:val="single" w:sz="4" w:color="D9D9D9"/>
-              <w:left w:val="single" w:sz="4" w:color="D9D9D9"/>
-              <w:bottom w:val="single" w:sz="4" w:color="D9D9D9"/>
-              <w:right w:val="single" w:sz="4" w:color="D9D9D9"/>
-            </w:tcBorders>
-            <w:shd w:fill="E8EDF2"/>
-          </w:tcPr>
-          <w:p>
-            <w:pPr>
-              <w:spacing w:after="80" w:before="80"/>
-            </w:pPr>
-            <w:r>
-              <w:rPr>
-                <w:b/>
-                <w:sz w:val="19"/>
-              </w:rPr>
-              <w:t>Hardware to request</w:t>
-            </w:r>
-          </w:p>
-        </w:tc>
-        <w:tc>
-          <w:tcPr>
-            <w:tcW w:type="dxa" w:w="3456"/>
-            <w:vAlign w:val="center"/>
-            <w:tcBorders>
-              <w:top w:val="single" w:sz="4" w:color="D9D9D9"/>
-              <w:left w:val="single" w:sz="4" w:color="D9D9D9"/>
-              <w:bottom w:val="single" w:sz="4" w:color="D9D9D9"/>
-              <w:right w:val="single" w:sz="4" w:color="D9D9D9"/>
-            </w:tcBorders>
-            <w:shd w:fill="E8EDF2"/>
-          </w:tcPr>
-          <w:p>
-            <w:pPr>
-              <w:spacing w:after="80" w:before="80"/>
-            </w:pPr>
-            <w:r>
-              <w:rPr>
-                <w:b/>
-                <w:sz w:val="19"/>
-              </w:rPr>
-              <w:t>Details</w:t>
-            </w:r>
-          </w:p>
-        </w:tc>
-      </w:tr>
-      <w:tr>
-        <w:trPr>
-          <w:cantSplit/>
-        </w:trPr>
-        <w:tc>
-          <w:tcPr>
-            <w:tcW w:type="dxa" w:w="1008"/>
-            <w:vAlign w:val="center"/>
-            <w:tcBorders>
-              <w:top w:val="single" w:sz="4" w:color="D9D9D9"/>
-              <w:left w:val="single" w:sz="4" w:color="D9D9D9"/>
-              <w:bottom w:val="single" w:sz="4" w:color="D9D9D9"/>
-              <w:right w:val="single" w:sz="4" w:color="D9D9D9"/>
-            </w:tcBorders>
-            <w:shd w:fill="FFFFFF"/>
-          </w:tcPr>
-          <w:p>
-            <w:pPr>
-              <w:spacing w:after="80" w:before="80"/>
-              <w:jc w:val="center"/>
-            </w:pPr>
-            <w:r>
-              <w:rPr>
-                <w:b w:val="0"/>
-                <w:sz w:val="19"/>
-              </w:rPr>
-              <w:t>1</w:t>
-            </w:r>
-          </w:p>
-        </w:tc>
-        <w:tc>
-          <w:tcPr>
-            <w:tcW w:type="dxa" w:w="4896"/>
-            <w:vAlign w:val="center"/>
-            <w:tcBorders>
-              <w:top w:val="single" w:sz="4" w:color="D9D9D9"/>
-              <w:left w:val="single" w:sz="4" w:color="D9D9D9"/>
-              <w:bottom w:val="single" w:sz="4" w:color="D9D9D9"/>
-              <w:right w:val="single" w:sz="4" w:color="D9D9D9"/>
-            </w:tcBorders>
-            <w:shd w:fill="FFFFFF"/>
-          </w:tcPr>
-          <w:p>
-            <w:pPr>
-              <w:spacing w:after="80" w:before="80"/>
-            </w:pPr>
-            <w:r>
-              <w:rPr>
-                <w:b w:val="0"/>
-                <w:sz w:val="19"/>
-              </w:rPr>
-              <w:t>Solderless breadboard</w:t>
-            </w:r>
-          </w:p>
-        </w:tc>
-        <w:tc>
-          <w:tcPr>
-            <w:tcW w:type="dxa" w:w="4464"/>
-            <w:vAlign w:val="center"/>
-            <w:tcBorders>
-              <w:top w:val="single" w:sz="4" w:color="D9D9D9"/>
-              <w:left w:val="single" w:sz="4" w:color="D9D9D9"/>
-              <w:bottom w:val="single" w:sz="4" w:color="D9D9D9"/>
-              <w:right w:val="single" w:sz="4" w:color="D9D9D9"/>
-            </w:tcBorders>
-            <w:shd w:fill="FFFFFF"/>
-          </w:tcPr>
-          <w:p>
-            <w:pPr>
-              <w:spacing w:after="80" w:before="80"/>
-            </w:pPr>
-            <w:r>
-              <w:rPr>
-                <w:b w:val="0"/>
-                <w:sz w:val="19"/>
-              </w:rPr>
-              <w:t>Signal wiring only; do not route servo power through it</w:t>
-            </w:r>
-          </w:p>
-        </w:tc>
-      </w:tr>
-      <w:tr>
-        <w:trPr>
-          <w:cantSplit/>
-        </w:trPr>
-        <w:tc>
-          <w:tcPr>
-            <w:tcW w:type="dxa" w:w="1008"/>
-            <w:vAlign w:val="center"/>
-            <w:tcBorders>
-              <w:top w:val="single" w:sz="4" w:color="D9D9D9"/>
-              <w:left w:val="single" w:sz="4" w:color="D9D9D9"/>
-              <w:bottom w:val="single" w:sz="4" w:color="D9D9D9"/>
-              <w:right w:val="single" w:sz="4" w:color="D9D9D9"/>
-            </w:tcBorders>
-            <w:shd w:fill="FFFFFF"/>
-          </w:tcPr>
-          <w:p>
-            <w:pPr>
-              <w:spacing w:after="80" w:before="80"/>
-              <w:jc w:val="center"/>
-            </w:pPr>
-            <w:r>
-              <w:rPr>
-                <w:b w:val="0"/>
-                <w:sz w:val="19"/>
-              </w:rPr>
-              <w:t>1 kit</w:t>
-            </w:r>
-          </w:p>
-        </w:tc>
-        <w:tc>
-          <w:tcPr>
-            <w:tcW w:type="dxa" w:w="4896"/>
-            <w:vAlign w:val="center"/>
-            <w:tcBorders>
-              <w:top w:val="single" w:sz="4" w:color="D9D9D9"/>
-              <w:left w:val="single" w:sz="4" w:color="D9D9D9"/>
-              <w:bottom w:val="single" w:sz="4" w:color="D9D9D9"/>
-              <w:right w:val="single" w:sz="4" w:color="D9D9D9"/>
-            </w:tcBorders>
-            <w:shd w:fill="FFFFFF"/>
-          </w:tcPr>
-          <w:p>
-            <w:pPr>
-              <w:spacing w:after="80" w:before="80"/>
-            </w:pPr>
-            <w:r>
-              <w:rPr>
-                <w:b w:val="0"/>
-                <w:sz w:val="19"/>
-              </w:rPr>
-              <w:t>Jumper wires in all three connector types</w:t>
-            </w:r>
-          </w:p>
-        </w:tc>
-        <w:tc>
-          <w:tcPr>
-            <w:tcW w:type="dxa" w:w="4464"/>
-            <w:vAlign w:val="center"/>
-            <w:tcBorders>
-              <w:top w:val="single" w:sz="4" w:color="D9D9D9"/>
-              <w:left w:val="single" w:sz="4" w:color="D9D9D9"/>
-              <w:bottom w:val="single" w:sz="4" w:color="D9D9D9"/>
-              <w:right w:val="single" w:sz="4" w:color="D9D9D9"/>
-            </w:tcBorders>
-            <w:shd w:fill="FFFFFF"/>
-          </w:tcPr>
-          <w:p>
-            <w:pPr>
-              <w:spacing w:after="80" w:before="80"/>
-            </w:pPr>
-            <w:r>
-              <w:rPr>
-                <w:b w:val="0"/>
-                <w:sz w:val="19"/>
-              </w:rPr>
-              <w:t>Male–male, male–female and female–female</w:t>
-            </w:r>
-          </w:p>
-        </w:tc>
-      </w:tr>
-      <w:tr>
-        <w:trPr>
-          <w:cantSplit/>
-        </w:trPr>
-        <w:tc>
-          <w:tcPr>
-            <w:tcW w:type="dxa" w:w="1008"/>
-            <w:vAlign w:val="center"/>
-            <w:tcBorders>
-              <w:top w:val="single" w:sz="4" w:color="D9D9D9"/>
-              <w:left w:val="single" w:sz="4" w:color="D9D9D9"/>
-              <w:bottom w:val="single" w:sz="4" w:color="D9D9D9"/>
-              <w:right w:val="single" w:sz="4" w:color="D9D9D9"/>
-            </w:tcBorders>
-            <w:shd w:fill="FFFFFF"/>
-          </w:tcPr>
-          <w:p>
-            <w:pPr>
-              <w:spacing w:after="80" w:before="80"/>
-              <w:jc w:val="center"/>
-            </w:pPr>
-            <w:r>
-              <w:rPr>
-                <w:b w:val="0"/>
-                <w:sz w:val="19"/>
-              </w:rPr>
-              <w:t>2</w:t>
-            </w:r>
-          </w:p>
-        </w:tc>
-        <w:tc>
-          <w:tcPr>
-            <w:tcW w:type="dxa" w:w="4896"/>
-            <w:vAlign w:val="center"/>
-            <w:tcBorders>
-              <w:top w:val="single" w:sz="4" w:color="D9D9D9"/>
-              <w:left w:val="single" w:sz="4" w:color="D9D9D9"/>
-              <w:bottom w:val="single" w:sz="4" w:color="D9D9D9"/>
-              <w:right w:val="single" w:sz="4" w:color="D9D9D9"/>
-            </w:tcBorders>
-            <w:shd w:fill="FFFFFF"/>
-          </w:tcPr>
-          <w:p>
-            <w:pPr>
-              <w:spacing w:after="80" w:before="80"/>
-            </w:pPr>
-            <w:r>
-              <w:rPr>
-                <w:b w:val="0"/>
-                <w:sz w:val="19"/>
-              </w:rPr>
-              <w:t>Foam board or cardboard sheets</w:t>
-            </w:r>
-          </w:p>
-        </w:tc>
-        <w:tc>
-          <w:tcPr>
-            <w:tcW w:type="dxa" w:w="4464"/>
-            <w:vAlign w:val="center"/>
-            <w:tcBorders>
-              <w:top w:val="single" w:sz="4" w:color="D9D9D9"/>
-              <w:left w:val="single" w:sz="4" w:color="D9D9D9"/>
-              <w:bottom w:val="single" w:sz="4" w:color="D9D9D9"/>
-              <w:right w:val="single" w:sz="4" w:color="D9D9D9"/>
-            </w:tcBorders>
-            <w:shd w:fill="FFFFFF"/>
-          </w:tcPr>
-          <w:p>
-            <w:pPr>
-              <w:spacing w:after="80" w:before="80"/>
-            </w:pPr>
-            <w:r>
-              <w:rPr>
-                <w:b w:val="0"/>
-                <w:sz w:val="19"/>
-              </w:rPr>
-              <w:t>Camera and sensor mast or backdrop</w:t>
-            </w:r>
-          </w:p>
-        </w:tc>
-      </w:tr>
-      <w:tr>
-        <w:trPr>
-          <w:cantSplit/>
-        </w:trPr>
-        <w:tc>
-          <w:tcPr>
-            <w:tcW w:type="dxa" w:w="1008"/>
-            <w:vAlign w:val="center"/>
-            <w:tcBorders>
-              <w:top w:val="single" w:sz="4" w:color="D9D9D9"/>
-              <w:left w:val="single" w:sz="4" w:color="D9D9D9"/>
-              <w:bottom w:val="single" w:sz="4" w:color="D9D9D9"/>
-              <w:right w:val="single" w:sz="4" w:color="D9D9D9"/>
-            </w:tcBorders>
-            <w:shd w:fill="FFFFFF"/>
-          </w:tcPr>
-          <w:p>
-            <w:pPr>
-              <w:spacing w:after="80" w:before="80"/>
-              <w:jc w:val="center"/>
-            </w:pPr>
-            <w:r>
-              <w:rPr>
-                <w:b w:val="0"/>
-                <w:sz w:val="19"/>
-              </w:rPr>
-              <w:t>1 roll</w:t>
-            </w:r>
-          </w:p>
-        </w:tc>
-        <w:tc>
-          <w:tcPr>
-            <w:tcW w:type="dxa" w:w="4896"/>
-            <w:vAlign w:val="center"/>
-            <w:tcBorders>
-              <w:top w:val="single" w:sz="4" w:color="D9D9D9"/>
-              <w:left w:val="single" w:sz="4" w:color="D9D9D9"/>
-              <w:bottom w:val="single" w:sz="4" w:color="D9D9D9"/>
-              <w:right w:val="single" w:sz="4" w:color="D9D9D9"/>
-            </w:tcBorders>
-            <w:shd w:fill="FFFFFF"/>
-          </w:tcPr>
-          <w:p>
-            <w:pPr>
-              <w:spacing w:after="80" w:before="80"/>
-            </w:pPr>
-            <w:r>
-              <w:rPr>
-                <w:b w:val="0"/>
-                <w:sz w:val="19"/>
-              </w:rPr>
-              <w:t>Gaffer tape</w:t>
-            </w:r>
-          </w:p>
-        </w:tc>
-        <w:tc>
-          <w:tcPr>
-            <w:tcW w:type="dxa" w:w="4464"/>
-            <w:vAlign w:val="center"/>
-            <w:tcBorders>
-              <w:top w:val="single" w:sz="4" w:color="D9D9D9"/>
-              <w:left w:val="single" w:sz="4" w:color="D9D9D9"/>
-              <w:bottom w:val="single" w:sz="4" w:color="D9D9D9"/>
-              <w:right w:val="single" w:sz="4" w:color="D9D9D9"/>
-            </w:tcBorders>
-            <w:shd w:fill="FFFFFF"/>
-          </w:tcPr>
-          <w:p>
-            <w:pPr>
-              <w:spacing w:after="80" w:before="80"/>
-            </w:pPr>
-            <w:r>
-              <w:rPr>
-                <w:b w:val="0"/>
-                <w:sz w:val="19"/>
-              </w:rPr>
-              <w:t>Mounting and cable management</w:t>
-            </w:r>
-          </w:p>
-        </w:tc>
-      </w:tr>
-      <w:tr>
-        <w:trPr>
-          <w:cantSplit/>
-        </w:trPr>
-        <w:tc>
-          <w:tcPr>
-            <w:tcW w:type="dxa" w:w="1008"/>
-            <w:vAlign w:val="center"/>
-            <w:tcBorders>
-              <w:top w:val="single" w:sz="4" w:color="D9D9D9"/>
-              <w:left w:val="single" w:sz="4" w:color="D9D9D9"/>
-              <w:bottom w:val="single" w:sz="4" w:color="D9D9D9"/>
-              <w:right w:val="single" w:sz="4" w:color="D9D9D9"/>
-            </w:tcBorders>
-            <w:shd w:fill="FFFFFF"/>
-          </w:tcPr>
-          <w:p>
-            <w:pPr>
-              <w:spacing w:after="80" w:before="80"/>
-              <w:jc w:val="center"/>
-            </w:pPr>
-            <w:r>
-              <w:rPr>
-                <w:b w:val="0"/>
-                <w:sz w:val="19"/>
-              </w:rPr>
-              <w:t>1 pack</w:t>
-            </w:r>
-          </w:p>
-        </w:tc>
-        <w:tc>
-          <w:tcPr>
-            <w:tcW w:type="dxa" w:w="4896"/>
-            <w:vAlign w:val="center"/>
-            <w:tcBorders>
-              <w:top w:val="single" w:sz="4" w:color="D9D9D9"/>
-              <w:left w:val="single" w:sz="4" w:color="D9D9D9"/>
-              <w:bottom w:val="single" w:sz="4" w:color="D9D9D9"/>
-              <w:right w:val="single" w:sz="4" w:color="D9D9D9"/>
-            </w:tcBorders>
-            <w:shd w:fill="FFFFFF"/>
-          </w:tcPr>
-          <w:p>
-            <w:pPr>
-              <w:spacing w:after="80" w:before="80"/>
-            </w:pPr>
-            <w:r>
-              <w:rPr>
-                <w:b w:val="0"/>
-                <w:sz w:val="19"/>
-              </w:rPr>
-              <w:t>Zip ties</w:t>
-            </w:r>
-          </w:p>
-        </w:tc>
-        <w:tc>
-          <w:tcPr>
-            <w:tcW w:type="dxa" w:w="4464"/>
-            <w:vAlign w:val="center"/>
-            <w:tcBorders>
-              <w:top w:val="single" w:sz="4" w:color="D9D9D9"/>
-              <w:left w:val="single" w:sz="4" w:color="D9D9D9"/>
-              <w:bottom w:val="single" w:sz="4" w:color="D9D9D9"/>
-              <w:right w:val="single" w:sz="4" w:color="D9D9D9"/>
-            </w:tcBorders>
-            <w:shd w:fill="FFFFFF"/>
-          </w:tcPr>
-          <w:p>
-            <w:pPr>
-              <w:spacing w:after="80" w:before="80"/>
-            </w:pPr>
-            <w:r>
-              <w:rPr>
-                <w:b w:val="0"/>
-                <w:sz w:val="19"/>
-              </w:rPr>
-              <w:t>Cable and component restraint</w:t>
-            </w:r>
-          </w:p>
-        </w:tc>
-      </w:tr>
-      <w:tr>
-        <w:trPr>
-          <w:cantSplit/>
-        </w:trPr>
-        <w:tc>
-          <w:tcPr>
-            <w:tcW w:type="dxa" w:w="1008"/>
-            <w:vAlign w:val="center"/>
-            <w:tcBorders>
-              <w:top w:val="single" w:sz="4" w:color="D9D9D9"/>
-              <w:left w:val="single" w:sz="4" w:color="D9D9D9"/>
-              <w:bottom w:val="single" w:sz="4" w:color="D9D9D9"/>
-              <w:right w:val="single" w:sz="4" w:color="D9D9D9"/>
-            </w:tcBorders>
-            <w:shd w:fill="FFFFFF"/>
-          </w:tcPr>
-          <w:p>
-            <w:pPr>
-              <w:spacing w:after="80" w:before="80"/>
-              <w:jc w:val="center"/>
-            </w:pPr>
-            <w:r>
-              <w:rPr>
-                <w:b w:val="0"/>
-                <w:sz w:val="19"/>
-              </w:rPr>
-              <w:t>1 set</w:t>
-            </w:r>
-          </w:p>
-        </w:tc>
-        <w:tc>
-          <w:tcPr>
-            <w:tcW w:type="dxa" w:w="4896"/>
-            <w:vAlign w:val="center"/>
-            <w:tcBorders>
-              <w:top w:val="single" w:sz="4" w:color="D9D9D9"/>
-              <w:left w:val="single" w:sz="4" w:color="D9D9D9"/>
-              <w:bottom w:val="single" w:sz="4" w:color="D9D9D9"/>
-              <w:right w:val="single" w:sz="4" w:color="D9D9D9"/>
-            </w:tcBorders>
-            <w:shd w:fill="FFFFFF"/>
-          </w:tcPr>
-          <w:p>
-            <w:pPr>
-              <w:spacing w:after="80" w:before="80"/>
-            </w:pPr>
-            <w:r>
-              <w:rPr>
-                <w:b w:val="0"/>
-                <w:sz w:val="19"/>
-              </w:rPr>
-              <w:t>Velcro straps or mounting strips</w:t>
-            </w:r>
-          </w:p>
-        </w:tc>
-        <w:tc>
-          <w:tcPr>
-            <w:tcW w:type="dxa" w:w="4464"/>
-            <w:vAlign w:val="center"/>
-            <w:tcBorders>
-              <w:top w:val="single" w:sz="4" w:color="D9D9D9"/>
-              <w:left w:val="single" w:sz="4" w:color="D9D9D9"/>
-              <w:bottom w:val="single" w:sz="4" w:color="D9D9D9"/>
-              <w:right w:val="single" w:sz="4" w:color="D9D9D9"/>
-            </w:tcBorders>
-            <w:shd w:fill="FFFFFF"/>
-          </w:tcPr>
-          <w:p>
-            <w:pPr>
-              <w:spacing w:after="80" w:before="80"/>
-            </w:pPr>
-            <w:r>
-              <w:rPr>
-                <w:b w:val="0"/>
-                <w:sz w:val="19"/>
-              </w:rPr>
-              <w:t>Removable mounts</w:t>
-            </w:r>
-          </w:p>
-        </w:tc>
-      </w:tr>
-      <w:tr>
-        <w:trPr>
-          <w:cantSplit/>
-        </w:trPr>
-        <w:tc>
-          <w:tcPr>
-            <w:tcW w:type="dxa" w:w="1008"/>
-            <w:vAlign w:val="center"/>
-            <w:tcBorders>
-              <w:top w:val="single" w:sz="4" w:color="D9D9D9"/>
-              <w:left w:val="single" w:sz="4" w:color="D9D9D9"/>
-              <w:bottom w:val="single" w:sz="4" w:color="D9D9D9"/>
-              <w:right w:val="single" w:sz="4" w:color="D9D9D9"/>
-            </w:tcBorders>
-            <w:shd w:fill="FFFFFF"/>
-          </w:tcPr>
-          <w:p>
-            <w:pPr>
-              <w:spacing w:after="80" w:before="80"/>
-              <w:jc w:val="center"/>
-            </w:pPr>
-            <w:r>
-              <w:rPr>
-                <w:b w:val="0"/>
-                <w:sz w:val="19"/>
-              </w:rPr>
-              <w:t>1 set</w:t>
-            </w:r>
-          </w:p>
-        </w:tc>
-        <w:tc>
-          <w:tcPr>
-            <w:tcW w:type="dxa" w:w="4896"/>
-            <w:vAlign w:val="center"/>
-            <w:tcBorders>
-              <w:top w:val="single" w:sz="4" w:color="D9D9D9"/>
-              <w:left w:val="single" w:sz="4" w:color="D9D9D9"/>
-              <w:bottom w:val="single" w:sz="4" w:color="D9D9D9"/>
-              <w:right w:val="single" w:sz="4" w:color="D9D9D9"/>
-            </w:tcBorders>
-            <w:shd w:fill="FFFFFF"/>
-          </w:tcPr>
-          <w:p>
-            <w:pPr>
-              <w:spacing w:after="80" w:before="80"/>
-            </w:pPr>
-            <w:r>
-              <w:rPr>
-                <w:b w:val="0"/>
-                <w:sz w:val="19"/>
-              </w:rPr>
-              <w:t>M3 screws and heat-set inserts</w:t>
-            </w:r>
-          </w:p>
-        </w:tc>
-        <w:tc>
-          <w:tcPr>
-            <w:tcW w:type="dxa" w:w="4464"/>
-            <w:vAlign w:val="center"/>
-            <w:tcBorders>
-              <w:top w:val="single" w:sz="4" w:color="D9D9D9"/>
-              <w:left w:val="single" w:sz="4" w:color="D9D9D9"/>
-              <w:bottom w:val="single" w:sz="4" w:color="D9D9D9"/>
-              <w:right w:val="single" w:sz="4" w:color="D9D9D9"/>
-            </w:tcBorders>
-            <w:shd w:fill="FFFFFF"/>
-          </w:tcPr>
-          <w:p>
-            <w:pPr>
-              <w:spacing w:after="80" w:before="80"/>
-            </w:pPr>
-            <w:r>
-              <w:rPr>
-                <w:b w:val="0"/>
-                <w:sz w:val="19"/>
-              </w:rPr>
-              <w:t>Select after the bracket dimensions are known</w:t>
-            </w:r>
-          </w:p>
-        </w:tc>
-      </w:tr>
-      <w:tr>
-        <w:trPr>
-          <w:cantSplit/>
-        </w:trPr>
-        <w:tc>
-          <w:tcPr>
-            <w:tcW w:type="dxa" w:w="1008"/>
-            <w:vAlign w:val="center"/>
-            <w:tcBorders>
-              <w:top w:val="single" w:sz="4" w:color="D9D9D9"/>
-              <w:left w:val="single" w:sz="4" w:color="D9D9D9"/>
-              <w:bottom w:val="single" w:sz="4" w:color="D9D9D9"/>
-              <w:right w:val="single" w:sz="4" w:color="D9D9D9"/>
-            </w:tcBorders>
-            <w:shd w:fill="FFFFFF"/>
-          </w:tcPr>
-          <w:p>
-            <w:pPr>
-              <w:spacing w:after="80" w:before="80"/>
-              <w:jc w:val="center"/>
-            </w:pPr>
-            <w:r>
-              <w:rPr>
-                <w:b w:val="0"/>
-                <w:sz w:val="19"/>
-              </w:rPr>
-              <w:t>1</w:t>
-            </w:r>
-          </w:p>
-        </w:tc>
-        <w:tc>
-          <w:tcPr>
-            <w:tcW w:type="dxa" w:w="4896"/>
-            <w:vAlign w:val="center"/>
-            <w:tcBorders>
-              <w:top w:val="single" w:sz="4" w:color="D9D9D9"/>
-              <w:left w:val="single" w:sz="4" w:color="D9D9D9"/>
-              <w:bottom w:val="single" w:sz="4" w:color="D9D9D9"/>
-              <w:right w:val="single" w:sz="4" w:color="D9D9D9"/>
-            </w:tcBorders>
-            <w:shd w:fill="FFFFFF"/>
-          </w:tcPr>
-          <w:p>
-            <w:pPr>
-              <w:spacing w:after="80" w:before="80"/>
-            </w:pPr>
-            <w:r>
-              <w:rPr>
-                <w:b w:val="0"/>
-                <w:sz w:val="19"/>
-              </w:rPr>
-              <w:t>Digital multimeter</w:t>
-            </w:r>
-          </w:p>
-        </w:tc>
-        <w:tc>
-          <w:tcPr>
-            <w:tcW w:type="dxa" w:w="4464"/>
-            <w:vAlign w:val="center"/>
-            <w:tcBorders>
-              <w:top w:val="single" w:sz="4" w:color="D9D9D9"/>
-              <w:left w:val="single" w:sz="4" w:color="D9D9D9"/>
-              <w:bottom w:val="single" w:sz="4" w:color="D9D9D9"/>
-              <w:right w:val="single" w:sz="4" w:color="D9D9D9"/>
-            </w:tcBorders>
-            <w:shd w:fill="FFFFFF"/>
-          </w:tcPr>
-          <w:p>
-            <w:pPr>
-              <w:spacing w:after="80" w:before="80"/>
-            </w:pPr>
-            <w:r>
-              <w:rPr>
-                <w:b w:val="0"/>
-                <w:sz w:val="19"/>
-              </w:rPr>
-              <w:t>Borrow for wiring and power checks</w:t>
-            </w:r>
-          </w:p>
-        </w:tc>
-      </w:tr>
-      <w:tr>
-        <w:trPr>
-          <w:cantSplit/>
-        </w:trPr>
-        <w:tc>
-          <w:tcPr>
-            <w:tcW w:type="dxa" w:w="1008"/>
-            <w:vAlign w:val="center"/>
-            <w:tcBorders>
-              <w:top w:val="single" w:sz="4" w:color="D9D9D9"/>
-              <w:left w:val="single" w:sz="4" w:color="D9D9D9"/>
-              <w:bottom w:val="single" w:sz="4" w:color="D9D9D9"/>
-              <w:right w:val="single" w:sz="4" w:color="D9D9D9"/>
-            </w:tcBorders>
-            <w:shd w:fill="FFFFFF"/>
-          </w:tcPr>
-          <w:p>
-            <w:pPr>
-              <w:spacing w:after="80" w:before="80"/>
-              <w:jc w:val="center"/>
-            </w:pPr>
-            <w:r>
-              <w:rPr>
-                <w:b w:val="0"/>
-                <w:sz w:val="19"/>
-              </w:rPr>
-              <w:t>Access</w:t>
-            </w:r>
-          </w:p>
-        </w:tc>
-        <w:tc>
-          <w:tcPr>
-            <w:tcW w:type="dxa" w:w="4896"/>
-            <w:vAlign w:val="center"/>
-            <w:tcBorders>
-              <w:top w:val="single" w:sz="4" w:color="D9D9D9"/>
-              <w:left w:val="single" w:sz="4" w:color="D9D9D9"/>
-              <w:bottom w:val="single" w:sz="4" w:color="D9D9D9"/>
-              <w:right w:val="single" w:sz="4" w:color="D9D9D9"/>
-            </w:tcBorders>
-            <w:shd w:fill="FFFFFF"/>
-          </w:tcPr>
-          <w:p>
-            <w:pPr>
-              <w:spacing w:after="80" w:before="80"/>
-            </w:pPr>
-            <w:r>
-              <w:rPr>
-                <w:b w:val="0"/>
-                <w:sz w:val="19"/>
-              </w:rPr>
-              <w:t>Hot glue tools and safety glasses</w:t>
-            </w:r>
-          </w:p>
-        </w:tc>
-        <w:tc>
-          <w:tcPr>
-            <w:tcW w:type="dxa" w:w="4464"/>
-            <w:vAlign w:val="center"/>
-            <w:tcBorders>
-              <w:top w:val="single" w:sz="4" w:color="D9D9D9"/>
-              <w:left w:val="single" w:sz="4" w:color="D9D9D9"/>
-              <w:bottom w:val="single" w:sz="4" w:color="D9D9D9"/>
-              <w:right w:val="single" w:sz="4" w:color="D9D9D9"/>
-            </w:tcBorders>
-            <w:shd w:fill="FFFFFF"/>
-          </w:tcPr>
-          <w:p>
-            <w:pPr>
-              <w:spacing w:after="80" w:before="80"/>
-            </w:pPr>
-            <w:r>
-              <w:rPr>
-                <w:b w:val="0"/>
-                <w:sz w:val="19"/>
-              </w:rPr>
-              <w:t>Use at designated hot-work bench</w:t>
-            </w:r>
-          </w:p>
-        </w:tc>
-      </w:tr>
-    </w:tbl>
-    <w:p>
-      <w:pPr>
-        <w:pStyle w:val="Heading2"/>
-      </w:pPr>
-      <w:r>
-        <w:t>Optional items listed in the inventory</w:t>
+        <w:t>Check the ASUS monitor model and ports, then establish a working connection for both displays to the GX10. Use an extended desktop.</w:t>
       </w:r>
     </w:p>
     <w:p>
+      <w:pPr>
+        <w:pStyle w:val="ListNumber"/>
+      </w:pPr>
       <w:r>
-        <w:t>Request these only for the indicated fallback or extension. They are not all required for the core build.</w:t>
+        <w:t>Map touch input to the 7-inch screen. Check all four corners, rotation and touch accuracy without affecting the ASUS display.</w:t>
       </w:r>
     </w:p>
-    <w:tbl>
-      <w:tblPr>
-        <w:tblW w:type="auto" w:w="0"/>
-        <w:jc w:val="center"/>
-        <w:tblLayout w:type="fixed"/>
-        <w:tblLook w:firstColumn="1" w:firstRow="1" w:lastColumn="0" w:lastRow="0" w:noHBand="0" w:noVBand="1" w:val="04A0"/>
-      </w:tblPr>
-      <w:tblGrid>
-        <w:gridCol w:w="1008"/>
-        <w:gridCol w:w="4896"/>
-        <w:gridCol w:w="4464"/>
-      </w:tblGrid>
-      <w:tr>
-        <w:trPr>
-          <w:tblHeader/>
-          <w:cantSplit/>
-        </w:trPr>
-        <w:tc>
-          <w:tcPr>
-            <w:tcW w:type="dxa" w:w="3456"/>
-            <w:vAlign w:val="center"/>
-            <w:tcBorders>
-              <w:top w:val="single" w:sz="4" w:color="D9D9D9"/>
-              <w:left w:val="single" w:sz="4" w:color="D9D9D9"/>
-              <w:bottom w:val="single" w:sz="4" w:color="D9D9D9"/>
-              <w:right w:val="single" w:sz="4" w:color="D9D9D9"/>
-            </w:tcBorders>
-            <w:shd w:fill="E8EDF2"/>
-          </w:tcPr>
-          <w:p>
-            <w:pPr>
-              <w:spacing w:after="80" w:before="80"/>
-              <w:jc w:val="center"/>
-            </w:pPr>
-            <w:r>
-              <w:rPr>
-                <w:b/>
-                <w:sz w:val="19"/>
-              </w:rPr>
-              <w:t>Qty</w:t>
-            </w:r>
-          </w:p>
-        </w:tc>
-        <w:tc>
-          <w:tcPr>
-            <w:tcW w:type="dxa" w:w="3456"/>
-            <w:vAlign w:val="center"/>
-            <w:tcBorders>
-              <w:top w:val="single" w:sz="4" w:color="D9D9D9"/>
-              <w:left w:val="single" w:sz="4" w:color="D9D9D9"/>
-              <w:bottom w:val="single" w:sz="4" w:color="D9D9D9"/>
-              <w:right w:val="single" w:sz="4" w:color="D9D9D9"/>
-            </w:tcBorders>
-            <w:shd w:fill="E8EDF2"/>
-          </w:tcPr>
-          <w:p>
-            <w:pPr>
-              <w:spacing w:after="80" w:before="80"/>
-            </w:pPr>
-            <w:r>
-              <w:rPr>
-                <w:b/>
-                <w:sz w:val="19"/>
-              </w:rPr>
-              <w:t>Hardware to request</w:t>
-            </w:r>
-          </w:p>
-        </w:tc>
-        <w:tc>
-          <w:tcPr>
-            <w:tcW w:type="dxa" w:w="3456"/>
-            <w:vAlign w:val="center"/>
-            <w:tcBorders>
-              <w:top w:val="single" w:sz="4" w:color="D9D9D9"/>
-              <w:left w:val="single" w:sz="4" w:color="D9D9D9"/>
-              <w:bottom w:val="single" w:sz="4" w:color="D9D9D9"/>
-              <w:right w:val="single" w:sz="4" w:color="D9D9D9"/>
-            </w:tcBorders>
-            <w:shd w:fill="E8EDF2"/>
-          </w:tcPr>
-          <w:p>
-            <w:pPr>
-              <w:spacing w:after="80" w:before="80"/>
-            </w:pPr>
-            <w:r>
-              <w:rPr>
-                <w:b/>
-                <w:sz w:val="19"/>
-              </w:rPr>
-              <w:t>Details</w:t>
-            </w:r>
-          </w:p>
-        </w:tc>
-      </w:tr>
-      <w:tr>
-        <w:trPr>
-          <w:cantSplit/>
-        </w:trPr>
-        <w:tc>
-          <w:tcPr>
-            <w:tcW w:type="dxa" w:w="1008"/>
-            <w:vAlign w:val="center"/>
-            <w:tcBorders>
-              <w:top w:val="single" w:sz="4" w:color="D9D9D9"/>
-              <w:left w:val="single" w:sz="4" w:color="D9D9D9"/>
-              <w:bottom w:val="single" w:sz="4" w:color="D9D9D9"/>
-              <w:right w:val="single" w:sz="4" w:color="D9D9D9"/>
-            </w:tcBorders>
-            <w:shd w:fill="FFFFFF"/>
-          </w:tcPr>
-          <w:p>
-            <w:pPr>
-              <w:spacing w:after="80" w:before="80"/>
-              <w:jc w:val="center"/>
-            </w:pPr>
-            <w:r>
-              <w:rPr>
-                <w:b w:val="0"/>
-                <w:sz w:val="19"/>
-              </w:rPr>
-              <w:t>1</w:t>
-            </w:r>
-          </w:p>
-        </w:tc>
-        <w:tc>
-          <w:tcPr>
-            <w:tcW w:type="dxa" w:w="4896"/>
-            <w:vAlign w:val="center"/>
-            <w:tcBorders>
-              <w:top w:val="single" w:sz="4" w:color="D9D9D9"/>
-              <w:left w:val="single" w:sz="4" w:color="D9D9D9"/>
-              <w:bottom w:val="single" w:sz="4" w:color="D9D9D9"/>
-              <w:right w:val="single" w:sz="4" w:color="D9D9D9"/>
-            </w:tcBorders>
-            <w:shd w:fill="FFFFFF"/>
-          </w:tcPr>
-          <w:p>
-            <w:pPr>
-              <w:spacing w:after="80" w:before="80"/>
-            </w:pPr>
-            <w:r>
-              <w:rPr>
-                <w:b w:val="0"/>
-                <w:sz w:val="19"/>
-              </w:rPr>
-              <w:t>VL53L1X ToF sensor</w:t>
-            </w:r>
-          </w:p>
-        </w:tc>
-        <w:tc>
-          <w:tcPr>
-            <w:tcW w:type="dxa" w:w="4464"/>
-            <w:vAlign w:val="center"/>
-            <w:tcBorders>
-              <w:top w:val="single" w:sz="4" w:color="D9D9D9"/>
-              <w:left w:val="single" w:sz="4" w:color="D9D9D9"/>
-              <w:bottom w:val="single" w:sz="4" w:color="D9D9D9"/>
-              <w:right w:val="single" w:sz="4" w:color="D9D9D9"/>
-            </w:tcBorders>
-            <w:shd w:fill="FFFFFF"/>
-          </w:tcPr>
-          <w:p>
-            <w:pPr>
-              <w:spacing w:after="80" w:before="80"/>
-            </w:pPr>
-            <w:r>
-              <w:rPr>
-                <w:b w:val="0"/>
-                <w:sz w:val="19"/>
-              </w:rPr>
-              <w:t>Simpler depth fallback</w:t>
-            </w:r>
-          </w:p>
-        </w:tc>
-      </w:tr>
-      <w:tr>
-        <w:trPr>
-          <w:cantSplit/>
-        </w:trPr>
-        <w:tc>
-          <w:tcPr>
-            <w:tcW w:type="dxa" w:w="1008"/>
-            <w:vAlign w:val="center"/>
-            <w:tcBorders>
-              <w:top w:val="single" w:sz="4" w:color="D9D9D9"/>
-              <w:left w:val="single" w:sz="4" w:color="D9D9D9"/>
-              <w:bottom w:val="single" w:sz="4" w:color="D9D9D9"/>
-              <w:right w:val="single" w:sz="4" w:color="D9D9D9"/>
-            </w:tcBorders>
-            <w:shd w:fill="FFFFFF"/>
-          </w:tcPr>
-          <w:p>
-            <w:pPr>
-              <w:spacing w:after="80" w:before="80"/>
-              <w:jc w:val="center"/>
-            </w:pPr>
-            <w:r>
-              <w:rPr>
-                <w:b w:val="0"/>
-                <w:sz w:val="19"/>
-              </w:rPr>
-              <w:t>1</w:t>
-            </w:r>
-          </w:p>
-        </w:tc>
-        <w:tc>
-          <w:tcPr>
-            <w:tcW w:type="dxa" w:w="4896"/>
-            <w:vAlign w:val="center"/>
-            <w:tcBorders>
-              <w:top w:val="single" w:sz="4" w:color="D9D9D9"/>
-              <w:left w:val="single" w:sz="4" w:color="D9D9D9"/>
-              <w:bottom w:val="single" w:sz="4" w:color="D9D9D9"/>
-              <w:right w:val="single" w:sz="4" w:color="D9D9D9"/>
-            </w:tcBorders>
-            <w:shd w:fill="FFFFFF"/>
-          </w:tcPr>
-          <w:p>
-            <w:pPr>
-              <w:spacing w:after="80" w:before="80"/>
-            </w:pPr>
-            <w:r>
-              <w:rPr>
-                <w:b w:val="0"/>
-                <w:sz w:val="19"/>
-              </w:rPr>
-              <w:t>BNO055 orientation breakout</w:t>
-            </w:r>
-          </w:p>
-        </w:tc>
-        <w:tc>
-          <w:tcPr>
-            <w:tcW w:type="dxa" w:w="4464"/>
-            <w:vAlign w:val="center"/>
-            <w:tcBorders>
-              <w:top w:val="single" w:sz="4" w:color="D9D9D9"/>
-              <w:left w:val="single" w:sz="4" w:color="D9D9D9"/>
-              <w:bottom w:val="single" w:sz="4" w:color="D9D9D9"/>
-              <w:right w:val="single" w:sz="4" w:color="D9D9D9"/>
-            </w:tcBorders>
-            <w:shd w:fill="FFFFFF"/>
-          </w:tcPr>
-          <w:p>
-            <w:pPr>
-              <w:spacing w:after="80" w:before="80"/>
-            </w:pPr>
-            <w:r>
-              <w:rPr>
-                <w:b w:val="0"/>
-                <w:sz w:val="19"/>
-              </w:rPr>
-              <w:t>Hand or controller tilt input</w:t>
-            </w:r>
-          </w:p>
-        </w:tc>
-      </w:tr>
-      <w:tr>
-        <w:trPr>
-          <w:cantSplit/>
-        </w:trPr>
-        <w:tc>
-          <w:tcPr>
-            <w:tcW w:type="dxa" w:w="1008"/>
-            <w:vAlign w:val="center"/>
-            <w:tcBorders>
-              <w:top w:val="single" w:sz="4" w:color="D9D9D9"/>
-              <w:left w:val="single" w:sz="4" w:color="D9D9D9"/>
-              <w:bottom w:val="single" w:sz="4" w:color="D9D9D9"/>
-              <w:right w:val="single" w:sz="4" w:color="D9D9D9"/>
-            </w:tcBorders>
-            <w:shd w:fill="FFFFFF"/>
-          </w:tcPr>
-          <w:p>
-            <w:pPr>
-              <w:spacing w:after="80" w:before="80"/>
-              <w:jc w:val="center"/>
-            </w:pPr>
-            <w:r>
-              <w:rPr>
-                <w:b w:val="0"/>
-                <w:sz w:val="19"/>
-              </w:rPr>
-              <w:t>1</w:t>
-            </w:r>
-          </w:p>
-        </w:tc>
-        <w:tc>
-          <w:tcPr>
-            <w:tcW w:type="dxa" w:w="4896"/>
-            <w:vAlign w:val="center"/>
-            <w:tcBorders>
-              <w:top w:val="single" w:sz="4" w:color="D9D9D9"/>
-              <w:left w:val="single" w:sz="4" w:color="D9D9D9"/>
-              <w:bottom w:val="single" w:sz="4" w:color="D9D9D9"/>
-              <w:right w:val="single" w:sz="4" w:color="D9D9D9"/>
-            </w:tcBorders>
-            <w:shd w:fill="FFFFFF"/>
-          </w:tcPr>
-          <w:p>
-            <w:pPr>
-              <w:spacing w:after="80" w:before="80"/>
-            </w:pPr>
-            <w:r>
-              <w:rPr>
-                <w:b w:val="0"/>
-                <w:sz w:val="19"/>
-              </w:rPr>
-              <w:t>ESP-WROOM-32 / ESP-32S board</w:t>
-            </w:r>
-          </w:p>
-        </w:tc>
-        <w:tc>
-          <w:tcPr>
-            <w:tcW w:type="dxa" w:w="4464"/>
-            <w:vAlign w:val="center"/>
-            <w:tcBorders>
-              <w:top w:val="single" w:sz="4" w:color="D9D9D9"/>
-              <w:left w:val="single" w:sz="4" w:color="D9D9D9"/>
-              <w:bottom w:val="single" w:sz="4" w:color="D9D9D9"/>
-              <w:right w:val="single" w:sz="4" w:color="D9D9D9"/>
-            </w:tcBorders>
-            <w:shd w:fill="FFFFFF"/>
-          </w:tcPr>
-          <w:p>
-            <w:pPr>
-              <w:spacing w:after="80" w:before="80"/>
-            </w:pPr>
-            <w:r>
-              <w:rPr>
-                <w:b w:val="0"/>
-                <w:sz w:val="19"/>
-              </w:rPr>
-              <w:t>Sensor interface fallback; get a matching USB data cable</w:t>
-            </w:r>
-          </w:p>
-        </w:tc>
-      </w:tr>
-      <w:tr>
-        <w:trPr>
-          <w:cantSplit/>
-        </w:trPr>
-        <w:tc>
-          <w:tcPr>
-            <w:tcW w:type="dxa" w:w="1008"/>
-            <w:vAlign w:val="center"/>
-            <w:tcBorders>
-              <w:top w:val="single" w:sz="4" w:color="D9D9D9"/>
-              <w:left w:val="single" w:sz="4" w:color="D9D9D9"/>
-              <w:bottom w:val="single" w:sz="4" w:color="D9D9D9"/>
-              <w:right w:val="single" w:sz="4" w:color="D9D9D9"/>
-            </w:tcBorders>
-            <w:shd w:fill="FFFFFF"/>
-          </w:tcPr>
-          <w:p>
-            <w:pPr>
-              <w:spacing w:after="80" w:before="80"/>
-              <w:jc w:val="center"/>
-            </w:pPr>
-            <w:r>
-              <w:rPr>
-                <w:b w:val="0"/>
-                <w:sz w:val="19"/>
-              </w:rPr>
-              <w:t>1</w:t>
-            </w:r>
-          </w:p>
-        </w:tc>
-        <w:tc>
-          <w:tcPr>
-            <w:tcW w:type="dxa" w:w="4896"/>
-            <w:vAlign w:val="center"/>
-            <w:tcBorders>
-              <w:top w:val="single" w:sz="4" w:color="D9D9D9"/>
-              <w:left w:val="single" w:sz="4" w:color="D9D9D9"/>
-              <w:bottom w:val="single" w:sz="4" w:color="D9D9D9"/>
-              <w:right w:val="single" w:sz="4" w:color="D9D9D9"/>
-            </w:tcBorders>
-            <w:shd w:fill="FFFFFF"/>
-          </w:tcPr>
-          <w:p>
-            <w:pPr>
-              <w:spacing w:after="80" w:before="80"/>
-            </w:pPr>
-            <w:r>
-              <w:rPr>
-                <w:b w:val="0"/>
-                <w:sz w:val="19"/>
-              </w:rPr>
-              <w:t>PCA9685 PWM servo driver</w:t>
-            </w:r>
-          </w:p>
-        </w:tc>
-        <w:tc>
-          <w:tcPr>
-            <w:tcW w:type="dxa" w:w="4464"/>
-            <w:vAlign w:val="center"/>
-            <w:tcBorders>
-              <w:top w:val="single" w:sz="4" w:color="D9D9D9"/>
-              <w:left w:val="single" w:sz="4" w:color="D9D9D9"/>
-              <w:bottom w:val="single" w:sz="4" w:color="D9D9D9"/>
-              <w:right w:val="single" w:sz="4" w:color="D9D9D9"/>
-            </w:tcBorders>
-            <w:shd w:fill="FFFFFF"/>
-          </w:tcPr>
-          <w:p>
-            <w:pPr>
-              <w:spacing w:after="80" w:before="80"/>
-            </w:pPr>
-            <w:r>
-              <w:rPr>
-                <w:b w:val="0"/>
-                <w:sz w:val="19"/>
-              </w:rPr>
-              <w:t>Optional expansion; exact shield format unconfirmed</w:t>
-            </w:r>
-          </w:p>
-        </w:tc>
-      </w:tr>
-      <w:tr>
-        <w:trPr>
-          <w:cantSplit/>
-        </w:trPr>
-        <w:tc>
-          <w:tcPr>
-            <w:tcW w:type="dxa" w:w="1008"/>
-            <w:vAlign w:val="center"/>
-            <w:tcBorders>
-              <w:top w:val="single" w:sz="4" w:color="D9D9D9"/>
-              <w:left w:val="single" w:sz="4" w:color="D9D9D9"/>
-              <w:bottom w:val="single" w:sz="4" w:color="D9D9D9"/>
-              <w:right w:val="single" w:sz="4" w:color="D9D9D9"/>
-            </w:tcBorders>
-            <w:shd w:fill="FFFFFF"/>
-          </w:tcPr>
-          <w:p>
-            <w:pPr>
-              <w:spacing w:after="80" w:before="80"/>
-              <w:jc w:val="center"/>
-            </w:pPr>
-            <w:r>
-              <w:rPr>
-                <w:b w:val="0"/>
-                <w:sz w:val="19"/>
-              </w:rPr>
-              <w:t>1 ea.</w:t>
-            </w:r>
-          </w:p>
-        </w:tc>
-        <w:tc>
-          <w:tcPr>
-            <w:tcW w:type="dxa" w:w="4896"/>
-            <w:vAlign w:val="center"/>
-            <w:tcBorders>
-              <w:top w:val="single" w:sz="4" w:color="D9D9D9"/>
-              <w:left w:val="single" w:sz="4" w:color="D9D9D9"/>
-              <w:bottom w:val="single" w:sz="4" w:color="D9D9D9"/>
-              <w:right w:val="single" w:sz="4" w:color="D9D9D9"/>
-            </w:tcBorders>
-            <w:shd w:fill="FFFFFF"/>
-          </w:tcPr>
-          <w:p>
-            <w:pPr>
-              <w:spacing w:after="80" w:before="80"/>
-            </w:pPr>
-            <w:r>
-              <w:rPr>
-                <w:b w:val="0"/>
-                <w:sz w:val="19"/>
-              </w:rPr>
-              <w:t>INA219 and load cell with HX711</w:t>
-            </w:r>
-          </w:p>
-        </w:tc>
-        <w:tc>
-          <w:tcPr>
-            <w:tcW w:type="dxa" w:w="4464"/>
-            <w:vAlign w:val="center"/>
-            <w:tcBorders>
-              <w:top w:val="single" w:sz="4" w:color="D9D9D9"/>
-              <w:left w:val="single" w:sz="4" w:color="D9D9D9"/>
-              <w:bottom w:val="single" w:sz="4" w:color="D9D9D9"/>
-              <w:right w:val="single" w:sz="4" w:color="D9D9D9"/>
-            </w:tcBorders>
-            <w:shd w:fill="FFFFFF"/>
-          </w:tcPr>
-          <w:p>
-            <w:pPr>
-              <w:spacing w:after="80" w:before="80"/>
-            </w:pPr>
-            <w:r>
-              <w:rPr>
-                <w:b w:val="0"/>
-                <w:sz w:val="19"/>
-              </w:rPr>
-              <w:t>Current or force measurement extension</w:t>
-            </w:r>
-          </w:p>
-        </w:tc>
-      </w:tr>
-      <w:tr>
-        <w:trPr>
-          <w:cantSplit/>
-        </w:trPr>
-        <w:tc>
-          <w:tcPr>
-            <w:tcW w:type="dxa" w:w="1008"/>
-            <w:vAlign w:val="center"/>
-            <w:tcBorders>
-              <w:top w:val="single" w:sz="4" w:color="D9D9D9"/>
-              <w:left w:val="single" w:sz="4" w:color="D9D9D9"/>
-              <w:bottom w:val="single" w:sz="4" w:color="D9D9D9"/>
-              <w:right w:val="single" w:sz="4" w:color="D9D9D9"/>
-            </w:tcBorders>
-            <w:shd w:fill="FFFFFF"/>
-          </w:tcPr>
-          <w:p>
-            <w:pPr>
-              <w:spacing w:after="80" w:before="80"/>
-              <w:jc w:val="center"/>
-            </w:pPr>
-            <w:r>
-              <w:rPr>
-                <w:b w:val="0"/>
-                <w:sz w:val="19"/>
-              </w:rPr>
-              <w:t>1 ea.</w:t>
-            </w:r>
-          </w:p>
-        </w:tc>
-        <w:tc>
-          <w:tcPr>
-            <w:tcW w:type="dxa" w:w="4896"/>
-            <w:vAlign w:val="center"/>
-            <w:tcBorders>
-              <w:top w:val="single" w:sz="4" w:color="D9D9D9"/>
-              <w:left w:val="single" w:sz="4" w:color="D9D9D9"/>
-              <w:bottom w:val="single" w:sz="4" w:color="D9D9D9"/>
-              <w:right w:val="single" w:sz="4" w:color="D9D9D9"/>
-            </w:tcBorders>
-            <w:shd w:fill="FFFFFF"/>
-          </w:tcPr>
-          <w:p>
-            <w:pPr>
-              <w:spacing w:after="80" w:before="80"/>
-            </w:pPr>
-            <w:r>
-              <w:rPr>
-                <w:b w:val="0"/>
-                <w:sz w:val="19"/>
-              </w:rPr>
-              <w:t>12 V geared DC motor and TB6612FNG</w:t>
-            </w:r>
-          </w:p>
-        </w:tc>
-        <w:tc>
-          <w:tcPr>
-            <w:tcW w:type="dxa" w:w="4464"/>
-            <w:vAlign w:val="center"/>
-            <w:tcBorders>
-              <w:top w:val="single" w:sz="4" w:color="D9D9D9"/>
-              <w:left w:val="single" w:sz="4" w:color="D9D9D9"/>
-              <w:bottom w:val="single" w:sz="4" w:color="D9D9D9"/>
-              <w:right w:val="single" w:sz="4" w:color="D9D9D9"/>
-            </w:tcBorders>
-            <w:shd w:fill="FFFFFF"/>
-          </w:tcPr>
-          <w:p>
-            <w:pPr>
-              <w:spacing w:after="80" w:before="80"/>
-            </w:pPr>
-            <w:r>
-              <w:rPr>
-                <w:b w:val="0"/>
-                <w:sz w:val="19"/>
-              </w:rPr>
-              <w:t>Stretch only; verify motor stall current fits driver</w:t>
-            </w:r>
-          </w:p>
-        </w:tc>
-      </w:tr>
-      <w:tr>
-        <w:trPr>
-          <w:cantSplit/>
-        </w:trPr>
-        <w:tc>
-          <w:tcPr>
-            <w:tcW w:type="dxa" w:w="1008"/>
-            <w:vAlign w:val="center"/>
-            <w:tcBorders>
-              <w:top w:val="single" w:sz="4" w:color="D9D9D9"/>
-              <w:left w:val="single" w:sz="4" w:color="D9D9D9"/>
-              <w:bottom w:val="single" w:sz="4" w:color="D9D9D9"/>
-              <w:right w:val="single" w:sz="4" w:color="D9D9D9"/>
-            </w:tcBorders>
-            <w:shd w:fill="FFFFFF"/>
-          </w:tcPr>
-          <w:p>
-            <w:pPr>
-              <w:spacing w:after="80" w:before="80"/>
-              <w:jc w:val="center"/>
-            </w:pPr>
-            <w:r>
-              <w:rPr>
-                <w:b w:val="0"/>
-                <w:sz w:val="19"/>
-              </w:rPr>
-              <w:t>1</w:t>
-            </w:r>
-          </w:p>
-        </w:tc>
-        <w:tc>
-          <w:tcPr>
-            <w:tcW w:type="dxa" w:w="4896"/>
-            <w:vAlign w:val="center"/>
-            <w:tcBorders>
-              <w:top w:val="single" w:sz="4" w:color="D9D9D9"/>
-              <w:left w:val="single" w:sz="4" w:color="D9D9D9"/>
-              <w:bottom w:val="single" w:sz="4" w:color="D9D9D9"/>
-              <w:right w:val="single" w:sz="4" w:color="D9D9D9"/>
-            </w:tcBorders>
-            <w:shd w:fill="FFFFFF"/>
-          </w:tcPr>
-          <w:p>
-            <w:pPr>
-              <w:spacing w:after="80" w:before="80"/>
-            </w:pPr>
-            <w:r>
-              <w:rPr>
-                <w:b w:val="0"/>
-                <w:sz w:val="19"/>
-              </w:rPr>
-              <w:t>Cat6 Ethernet cable</w:t>
-            </w:r>
-          </w:p>
-        </w:tc>
-        <w:tc>
-          <w:tcPr>
-            <w:tcW w:type="dxa" w:w="4464"/>
-            <w:vAlign w:val="center"/>
-            <w:tcBorders>
-              <w:top w:val="single" w:sz="4" w:color="D9D9D9"/>
-              <w:left w:val="single" w:sz="4" w:color="D9D9D9"/>
-              <w:bottom w:val="single" w:sz="4" w:color="D9D9D9"/>
-              <w:right w:val="single" w:sz="4" w:color="D9D9D9"/>
-            </w:tcBorders>
-            <w:shd w:fill="FFFFFF"/>
-          </w:tcPr>
-          <w:p>
-            <w:pPr>
-              <w:spacing w:after="80" w:before="80"/>
-            </w:pPr>
-            <w:r>
-              <w:rPr>
-                <w:b w:val="0"/>
-                <w:sz w:val="19"/>
-              </w:rPr>
-              <w:t>GX10 connection if retained</w:t>
-            </w:r>
-          </w:p>
-        </w:tc>
-      </w:tr>
-      <w:tr>
-        <w:trPr>
-          <w:cantSplit/>
-        </w:trPr>
-        <w:tc>
-          <w:tcPr>
-            <w:tcW w:type="dxa" w:w="1008"/>
-            <w:vAlign w:val="center"/>
-            <w:tcBorders>
-              <w:top w:val="single" w:sz="4" w:color="D9D9D9"/>
-              <w:left w:val="single" w:sz="4" w:color="D9D9D9"/>
-              <w:bottom w:val="single" w:sz="4" w:color="D9D9D9"/>
-              <w:right w:val="single" w:sz="4" w:color="D9D9D9"/>
-            </w:tcBorders>
-            <w:shd w:fill="FFFFFF"/>
-          </w:tcPr>
-          <w:p>
-            <w:pPr>
-              <w:spacing w:after="80" w:before="80"/>
-              <w:jc w:val="center"/>
-            </w:pPr>
-            <w:r>
-              <w:rPr>
-                <w:b w:val="0"/>
-                <w:sz w:val="19"/>
-              </w:rPr>
-              <w:t>1</w:t>
-            </w:r>
-          </w:p>
-        </w:tc>
-        <w:tc>
-          <w:tcPr>
-            <w:tcW w:type="dxa" w:w="4896"/>
-            <w:vAlign w:val="center"/>
-            <w:tcBorders>
-              <w:top w:val="single" w:sz="4" w:color="D9D9D9"/>
-              <w:left w:val="single" w:sz="4" w:color="D9D9D9"/>
-              <w:bottom w:val="single" w:sz="4" w:color="D9D9D9"/>
-              <w:right w:val="single" w:sz="4" w:color="D9D9D9"/>
-            </w:tcBorders>
-            <w:shd w:fill="FFFFFF"/>
-          </w:tcPr>
-          <w:p>
-            <w:pPr>
-              <w:spacing w:after="80" w:before="80"/>
-            </w:pPr>
-            <w:r>
-              <w:rPr>
-                <w:b w:val="0"/>
-                <w:sz w:val="19"/>
-              </w:rPr>
-              <w:t>USB power bank 10000 mAh 30 W</w:t>
-            </w:r>
-          </w:p>
-        </w:tc>
-        <w:tc>
-          <w:tcPr>
-            <w:tcW w:type="dxa" w:w="4464"/>
-            <w:vAlign w:val="center"/>
-            <w:tcBorders>
-              <w:top w:val="single" w:sz="4" w:color="D9D9D9"/>
-              <w:left w:val="single" w:sz="4" w:color="D9D9D9"/>
-              <w:bottom w:val="single" w:sz="4" w:color="D9D9D9"/>
-              <w:right w:val="single" w:sz="4" w:color="D9D9D9"/>
-            </w:tcBorders>
-            <w:shd w:fill="FFFFFF"/>
-          </w:tcPr>
-          <w:p>
-            <w:pPr>
-              <w:spacing w:after="80" w:before="80"/>
-            </w:pPr>
-            <w:r>
-              <w:rPr>
-                <w:b w:val="0"/>
-                <w:sz w:val="19"/>
-              </w:rPr>
-              <w:t>Only if needed and compatible; restricted item</w:t>
-            </w:r>
-          </w:p>
-        </w:tc>
-      </w:tr>
-    </w:tbl>
     <w:p>
+      <w:pPr>
+        <w:pStyle w:val="ListNumber"/>
+      </w:pPr>
       <w:r>
-        <w:br w:type="page"/>
+        <w:t>Mount the webcam and test printed text under table lighting. Confirm the same camera can see the hand comfortably after the page is removed.</w:t>
+      </w:r>
+    </w:p>
+    <w:p>
+      <w:pPr>
+        <w:pStyle w:val="ListNumber"/>
+      </w:pPr>
+      <w:r>
+        <w:t>Open the app on GX10. When the two views are implemented, place the controller on the touchscreen and the simulation on the ASUS monitor.</w:t>
+      </w:r>
+    </w:p>
+    <w:p>
+      <w:pPr>
+        <w:pStyle w:val="ListNumber"/>
+      </w:pPr>
+      <w:r>
+        <w:t>Test one printed example of each confirmed problem type. Verify local extraction with no hosted API key; show loading, retry and unsupported-input states.</w:t>
+      </w:r>
+    </w:p>
+    <w:p>
+      <w:pPr>
+        <w:pStyle w:val="ListNumber"/>
+      </w:pPr>
+      <w:r>
+        <w:t>Test capture-to-hand switching, tracking loss and recovery. Capture mode must pause interaction; hand reacquisition must not throw an object using stale motion.</w:t>
+      </w:r>
+    </w:p>
+    <w:p>
+      <w:pPr>
+        <w:pStyle w:val="ListNumber"/>
+      </w:pPr>
+      <w:r>
+        <w:t>Restart and repeat the full flow. Record a working demo video and keep prepared problems available if photo capture fails.</w:t>
       </w:r>
     </w:p>
     <w:p>
@@ -3038,1408 +428,17 @@
         <w:pStyle w:val="Heading1"/>
       </w:pPr>
       <w:r>
-        <w:t>2 Ask for separately</w:t>
+        <w:t>Implementation and evidence</w:t>
       </w:r>
     </w:p>
     <w:p>
       <w:r>
-        <w:t>These items are absent from the published list, or the required version is not specified. Ask staff whether they can supply them; do not assume they are included with another item.</w:t>
+        <w:t>Claude reported working GX10 local photo extraction in about 28 seconds on a synthetic problem image. That is not yet validation of all four printed examples or the two-display user flow.</w:t>
       </w:r>
     </w:p>
-    <w:tbl>
-      <w:tblPr>
-        <w:tblW w:type="auto" w:w="0"/>
-        <w:jc w:val="center"/>
-        <w:tblLayout w:type="fixed"/>
-        <w:tblLook w:firstColumn="1" w:firstRow="1" w:lastColumn="0" w:lastRow="0" w:noHBand="0" w:noVBand="1" w:val="04A0"/>
-      </w:tblPr>
-      <w:tblGrid>
-        <w:gridCol w:w="1008"/>
-        <w:gridCol w:w="4896"/>
-        <w:gridCol w:w="4464"/>
-      </w:tblGrid>
-      <w:tr>
-        <w:trPr>
-          <w:tblHeader/>
-          <w:cantSplit/>
-        </w:trPr>
-        <w:tc>
-          <w:tcPr>
-            <w:tcW w:type="dxa" w:w="3456"/>
-            <w:vAlign w:val="center"/>
-            <w:tcBorders>
-              <w:top w:val="single" w:sz="4" w:color="D9D9D9"/>
-              <w:left w:val="single" w:sz="4" w:color="D9D9D9"/>
-              <w:bottom w:val="single" w:sz="4" w:color="D9D9D9"/>
-              <w:right w:val="single" w:sz="4" w:color="D9D9D9"/>
-            </w:tcBorders>
-            <w:shd w:fill="E8EDF2"/>
-          </w:tcPr>
-          <w:p>
-            <w:pPr>
-              <w:spacing w:after="80" w:before="80"/>
-              <w:jc w:val="center"/>
-            </w:pPr>
-            <w:r>
-              <w:rPr>
-                <w:b/>
-                <w:sz w:val="19"/>
-              </w:rPr>
-              <w:t>Qty</w:t>
-            </w:r>
-          </w:p>
-        </w:tc>
-        <w:tc>
-          <w:tcPr>
-            <w:tcW w:type="dxa" w:w="3456"/>
-            <w:vAlign w:val="center"/>
-            <w:tcBorders>
-              <w:top w:val="single" w:sz="4" w:color="D9D9D9"/>
-              <w:left w:val="single" w:sz="4" w:color="D9D9D9"/>
-              <w:bottom w:val="single" w:sz="4" w:color="D9D9D9"/>
-              <w:right w:val="single" w:sz="4" w:color="D9D9D9"/>
-            </w:tcBorders>
-            <w:shd w:fill="E8EDF2"/>
-          </w:tcPr>
-          <w:p>
-            <w:pPr>
-              <w:spacing w:after="80" w:before="80"/>
-            </w:pPr>
-            <w:r>
-              <w:rPr>
-                <w:b/>
-                <w:sz w:val="19"/>
-              </w:rPr>
-              <w:t>Hardware to request</w:t>
-            </w:r>
-          </w:p>
-        </w:tc>
-        <w:tc>
-          <w:tcPr>
-            <w:tcW w:type="dxa" w:w="3456"/>
-            <w:vAlign w:val="center"/>
-            <w:tcBorders>
-              <w:top w:val="single" w:sz="4" w:color="D9D9D9"/>
-              <w:left w:val="single" w:sz="4" w:color="D9D9D9"/>
-              <w:bottom w:val="single" w:sz="4" w:color="D9D9D9"/>
-              <w:right w:val="single" w:sz="4" w:color="D9D9D9"/>
-            </w:tcBorders>
-            <w:shd w:fill="E8EDF2"/>
-          </w:tcPr>
-          <w:p>
-            <w:pPr>
-              <w:spacing w:after="80" w:before="80"/>
-            </w:pPr>
-            <w:r>
-              <w:rPr>
-                <w:b/>
-                <w:sz w:val="19"/>
-              </w:rPr>
-              <w:t>Details</w:t>
-            </w:r>
-          </w:p>
-        </w:tc>
-      </w:tr>
-      <w:tr>
-        <w:trPr>
-          <w:cantSplit/>
-        </w:trPr>
-        <w:tc>
-          <w:tcPr>
-            <w:tcW w:type="dxa" w:w="1008"/>
-            <w:vAlign w:val="center"/>
-            <w:tcBorders>
-              <w:top w:val="single" w:sz="4" w:color="D9D9D9"/>
-              <w:left w:val="single" w:sz="4" w:color="D9D9D9"/>
-              <w:bottom w:val="single" w:sz="4" w:color="D9D9D9"/>
-              <w:right w:val="single" w:sz="4" w:color="D9D9D9"/>
-            </w:tcBorders>
-            <w:shd w:fill="FFFFFF"/>
-          </w:tcPr>
-          <w:p>
-            <w:pPr>
-              <w:spacing w:after="80" w:before="80"/>
-              <w:jc w:val="center"/>
-            </w:pPr>
-            <w:r>
-              <w:rPr>
-                <w:b w:val="0"/>
-                <w:sz w:val="19"/>
-              </w:rPr>
-              <w:t>1</w:t>
-            </w:r>
-          </w:p>
-        </w:tc>
-        <w:tc>
-          <w:tcPr>
-            <w:tcW w:type="dxa" w:w="4896"/>
-            <w:vAlign w:val="center"/>
-            <w:tcBorders>
-              <w:top w:val="single" w:sz="4" w:color="D9D9D9"/>
-              <w:left w:val="single" w:sz="4" w:color="D9D9D9"/>
-              <w:bottom w:val="single" w:sz="4" w:color="D9D9D9"/>
-              <w:right w:val="single" w:sz="4" w:color="D9D9D9"/>
-            </w:tcBorders>
-            <w:shd w:fill="FFFFFF"/>
-          </w:tcPr>
-          <w:p>
-            <w:pPr>
-              <w:spacing w:after="80" w:before="80"/>
-            </w:pPr>
-            <w:r>
-              <w:rPr>
-                <w:b w:val="0"/>
-                <w:sz w:val="19"/>
-              </w:rPr>
-              <w:t>Arduino UNO Q preferably 4 GB</w:t>
-            </w:r>
-          </w:p>
-        </w:tc>
-        <w:tc>
-          <w:tcPr>
-            <w:tcW w:type="dxa" w:w="4464"/>
-            <w:vAlign w:val="center"/>
-            <w:tcBorders>
-              <w:top w:val="single" w:sz="4" w:color="D9D9D9"/>
-              <w:left w:val="single" w:sz="4" w:color="D9D9D9"/>
-              <w:bottom w:val="single" w:sz="4" w:color="D9D9D9"/>
-              <w:right w:val="single" w:sz="4" w:color="D9D9D9"/>
-            </w:tcBorders>
-            <w:shd w:fill="FFFFFF"/>
-          </w:tcPr>
-          <w:p>
-            <w:pPr>
-              <w:spacing w:after="80" w:before="80"/>
-            </w:pPr>
-            <w:r>
-              <w:rPr>
-                <w:b w:val="0"/>
-                <w:sz w:val="19"/>
-              </w:rPr>
-              <w:t>Not listed; UNO R4 WiFi is a different board</w:t>
-            </w:r>
-          </w:p>
-        </w:tc>
-      </w:tr>
-      <w:tr>
-        <w:trPr>
-          <w:cantSplit/>
-        </w:trPr>
-        <w:tc>
-          <w:tcPr>
-            <w:tcW w:type="dxa" w:w="1008"/>
-            <w:vAlign w:val="center"/>
-            <w:tcBorders>
-              <w:top w:val="single" w:sz="4" w:color="D9D9D9"/>
-              <w:left w:val="single" w:sz="4" w:color="D9D9D9"/>
-              <w:bottom w:val="single" w:sz="4" w:color="D9D9D9"/>
-              <w:right w:val="single" w:sz="4" w:color="D9D9D9"/>
-            </w:tcBorders>
-            <w:shd w:fill="FFFFFF"/>
-          </w:tcPr>
-          <w:p>
-            <w:pPr>
-              <w:spacing w:after="80" w:before="80"/>
-              <w:jc w:val="center"/>
-            </w:pPr>
-            <w:r>
-              <w:rPr>
-                <w:b w:val="0"/>
-                <w:sz w:val="19"/>
-              </w:rPr>
-              <w:t>1</w:t>
-            </w:r>
-          </w:p>
-        </w:tc>
-        <w:tc>
-          <w:tcPr>
-            <w:tcW w:type="dxa" w:w="4896"/>
-            <w:vAlign w:val="center"/>
-            <w:tcBorders>
-              <w:top w:val="single" w:sz="4" w:color="D9D9D9"/>
-              <w:left w:val="single" w:sz="4" w:color="D9D9D9"/>
-              <w:bottom w:val="single" w:sz="4" w:color="D9D9D9"/>
-              <w:right w:val="single" w:sz="4" w:color="D9D9D9"/>
-            </w:tcBorders>
-            <w:shd w:fill="FFFFFF"/>
-          </w:tcPr>
-          <w:p>
-            <w:pPr>
-              <w:spacing w:after="80" w:before="80"/>
-            </w:pPr>
-            <w:r>
-              <w:rPr>
-                <w:b w:val="0"/>
-                <w:sz w:val="19"/>
-              </w:rPr>
-              <w:t>USB-C dock with PD passthrough HDMI and USB data</w:t>
-            </w:r>
-          </w:p>
-        </w:tc>
-        <w:tc>
-          <w:tcPr>
-            <w:tcW w:type="dxa" w:w="4464"/>
-            <w:vAlign w:val="center"/>
-            <w:tcBorders>
-              <w:top w:val="single" w:sz="4" w:color="D9D9D9"/>
-              <w:left w:val="single" w:sz="4" w:color="D9D9D9"/>
-              <w:bottom w:val="single" w:sz="4" w:color="D9D9D9"/>
-              <w:right w:val="single" w:sz="4" w:color="D9D9D9"/>
-            </w:tcBorders>
-            <w:shd w:fill="FFFFFF"/>
-          </w:tcPr>
-          <w:p>
-            <w:pPr>
-              <w:spacing w:after="80" w:before="80"/>
-            </w:pPr>
-            <w:r>
-              <w:rPr>
-                <w:b w:val="0"/>
-                <w:sz w:val="19"/>
-              </w:rPr>
-              <w:t>Listed USB hub does not confirm these capabilities</w:t>
-            </w:r>
-          </w:p>
-        </w:tc>
-      </w:tr>
-      <w:tr>
-        <w:trPr>
-          <w:cantSplit/>
-        </w:trPr>
-        <w:tc>
-          <w:tcPr>
-            <w:tcW w:type="dxa" w:w="1008"/>
-            <w:vAlign w:val="center"/>
-            <w:tcBorders>
-              <w:top w:val="single" w:sz="4" w:color="D9D9D9"/>
-              <w:left w:val="single" w:sz="4" w:color="D9D9D9"/>
-              <w:bottom w:val="single" w:sz="4" w:color="D9D9D9"/>
-              <w:right w:val="single" w:sz="4" w:color="D9D9D9"/>
-            </w:tcBorders>
-            <w:shd w:fill="FFFFFF"/>
-          </w:tcPr>
-          <w:p>
-            <w:pPr>
-              <w:spacing w:after="80" w:before="80"/>
-              <w:jc w:val="center"/>
-            </w:pPr>
-            <w:r>
-              <w:rPr>
-                <w:b w:val="0"/>
-                <w:sz w:val="19"/>
-              </w:rPr>
-              <w:t>1</w:t>
-            </w:r>
-          </w:p>
-        </w:tc>
-        <w:tc>
-          <w:tcPr>
-            <w:tcW w:type="dxa" w:w="4896"/>
-            <w:vAlign w:val="center"/>
-            <w:tcBorders>
-              <w:top w:val="single" w:sz="4" w:color="D9D9D9"/>
-              <w:left w:val="single" w:sz="4" w:color="D9D9D9"/>
-              <w:bottom w:val="single" w:sz="4" w:color="D9D9D9"/>
-              <w:right w:val="single" w:sz="4" w:color="D9D9D9"/>
-            </w:tcBorders>
-            <w:shd w:fill="FFFFFF"/>
-          </w:tcPr>
-          <w:p>
-            <w:pPr>
-              <w:spacing w:after="80" w:before="80"/>
-            </w:pPr>
-            <w:r>
-              <w:rPr>
-                <w:b w:val="0"/>
-                <w:sz w:val="19"/>
-              </w:rPr>
-              <w:t>Compatible USB-C PD supply for UNO Q and dock</w:t>
-            </w:r>
-          </w:p>
-        </w:tc>
-        <w:tc>
-          <w:tcPr>
-            <w:tcW w:type="dxa" w:w="4464"/>
-            <w:vAlign w:val="center"/>
-            <w:tcBorders>
-              <w:top w:val="single" w:sz="4" w:color="D9D9D9"/>
-              <w:left w:val="single" w:sz="4" w:color="D9D9D9"/>
-              <w:bottom w:val="single" w:sz="4" w:color="D9D9D9"/>
-              <w:right w:val="single" w:sz="4" w:color="D9D9D9"/>
-            </w:tcBorders>
-            <w:shd w:fill="FFFFFF"/>
-          </w:tcPr>
-          <w:p>
-            <w:pPr>
-              <w:spacing w:after="80" w:before="80"/>
-            </w:pPr>
-            <w:r>
-              <w:rPr>
-                <w:b w:val="0"/>
-                <w:sz w:val="19"/>
-              </w:rPr>
-              <w:t>Confirm the complete setup power requirements</w:t>
-            </w:r>
-          </w:p>
-        </w:tc>
-      </w:tr>
-      <w:tr>
-        <w:trPr>
-          <w:cantSplit/>
-        </w:trPr>
-        <w:tc>
-          <w:tcPr>
-            <w:tcW w:type="dxa" w:w="1008"/>
-            <w:vAlign w:val="center"/>
-            <w:tcBorders>
-              <w:top w:val="single" w:sz="4" w:color="D9D9D9"/>
-              <w:left w:val="single" w:sz="4" w:color="D9D9D9"/>
-              <w:bottom w:val="single" w:sz="4" w:color="D9D9D9"/>
-              <w:right w:val="single" w:sz="4" w:color="D9D9D9"/>
-            </w:tcBorders>
-            <w:shd w:fill="FFFFFF"/>
-          </w:tcPr>
-          <w:p>
-            <w:pPr>
-              <w:spacing w:after="80" w:before="80"/>
-              <w:jc w:val="center"/>
-            </w:pPr>
-            <w:r>
-              <w:rPr>
-                <w:b w:val="0"/>
-                <w:sz w:val="19"/>
-              </w:rPr>
-              <w:t>1</w:t>
-            </w:r>
-          </w:p>
-        </w:tc>
-        <w:tc>
-          <w:tcPr>
-            <w:tcW w:type="dxa" w:w="4896"/>
-            <w:vAlign w:val="center"/>
-            <w:tcBorders>
-              <w:top w:val="single" w:sz="4" w:color="D9D9D9"/>
-              <w:left w:val="single" w:sz="4" w:color="D9D9D9"/>
-              <w:bottom w:val="single" w:sz="4" w:color="D9D9D9"/>
-              <w:right w:val="single" w:sz="4" w:color="D9D9D9"/>
-            </w:tcBorders>
-            <w:shd w:fill="FFFFFF"/>
-          </w:tcPr>
-          <w:p>
-            <w:pPr>
-              <w:spacing w:after="80" w:before="80"/>
-            </w:pPr>
-            <w:r>
-              <w:rPr>
-                <w:b w:val="0"/>
-                <w:sz w:val="19"/>
-              </w:rPr>
-              <w:t>USB-C cable rated for required PD data and video</w:t>
-            </w:r>
-          </w:p>
-        </w:tc>
-        <w:tc>
-          <w:tcPr>
-            <w:tcW w:type="dxa" w:w="4464"/>
-            <w:vAlign w:val="center"/>
-            <w:tcBorders>
-              <w:top w:val="single" w:sz="4" w:color="D9D9D9"/>
-              <w:left w:val="single" w:sz="4" w:color="D9D9D9"/>
-              <w:bottom w:val="single" w:sz="4" w:color="D9D9D9"/>
-              <w:right w:val="single" w:sz="4" w:color="D9D9D9"/>
-            </w:tcBorders>
-            <w:shd w:fill="FFFFFF"/>
-          </w:tcPr>
-          <w:p>
-            <w:pPr>
-              <w:spacing w:after="80" w:before="80"/>
-            </w:pPr>
-            <w:r>
-              <w:rPr>
-                <w:b w:val="0"/>
-                <w:sz w:val="19"/>
-              </w:rPr>
-              <w:t>Generic USB-C cables are listed; capability unconfirmed</w:t>
-            </w:r>
-          </w:p>
-        </w:tc>
-      </w:tr>
-      <w:tr>
-        <w:trPr>
-          <w:cantSplit/>
-        </w:trPr>
-        <w:tc>
-          <w:tcPr>
-            <w:tcW w:type="dxa" w:w="1008"/>
-            <w:vAlign w:val="center"/>
-            <w:tcBorders>
-              <w:top w:val="single" w:sz="4" w:color="D9D9D9"/>
-              <w:left w:val="single" w:sz="4" w:color="D9D9D9"/>
-              <w:bottom w:val="single" w:sz="4" w:color="D9D9D9"/>
-              <w:right w:val="single" w:sz="4" w:color="D9D9D9"/>
-            </w:tcBorders>
-            <w:shd w:fill="FFFFFF"/>
-          </w:tcPr>
-          <w:p>
-            <w:pPr>
-              <w:spacing w:after="80" w:before="80"/>
-              <w:jc w:val="center"/>
-            </w:pPr>
-            <w:r>
-              <w:rPr>
-                <w:b w:val="0"/>
-                <w:sz w:val="19"/>
-              </w:rPr>
-              <w:t>1</w:t>
-            </w:r>
-          </w:p>
-        </w:tc>
-        <w:tc>
-          <w:tcPr>
-            <w:tcW w:type="dxa" w:w="4896"/>
-            <w:vAlign w:val="center"/>
-            <w:tcBorders>
-              <w:top w:val="single" w:sz="4" w:color="D9D9D9"/>
-              <w:left w:val="single" w:sz="4" w:color="D9D9D9"/>
-              <w:bottom w:val="single" w:sz="4" w:color="D9D9D9"/>
-              <w:right w:val="single" w:sz="4" w:color="D9D9D9"/>
-            </w:tcBorders>
-            <w:shd w:fill="FFFFFF"/>
-          </w:tcPr>
-          <w:p>
-            <w:pPr>
-              <w:spacing w:after="80" w:before="80"/>
-            </w:pPr>
-            <w:r>
-              <w:rPr>
-                <w:b w:val="0"/>
-                <w:sz w:val="19"/>
-              </w:rPr>
-              <w:t>Qwiic or STEMMA QT VL53L7CX breakout</w:t>
-            </w:r>
-          </w:p>
-        </w:tc>
-        <w:tc>
-          <w:tcPr>
-            <w:tcW w:type="dxa" w:w="4464"/>
-            <w:vAlign w:val="center"/>
-            <w:tcBorders>
-              <w:top w:val="single" w:sz="4" w:color="D9D9D9"/>
-              <w:left w:val="single" w:sz="4" w:color="D9D9D9"/>
-              <w:bottom w:val="single" w:sz="4" w:color="D9D9D9"/>
-              <w:right w:val="single" w:sz="4" w:color="D9D9D9"/>
-            </w:tcBorders>
-            <w:shd w:fill="FFFFFF"/>
-          </w:tcPr>
-          <w:p>
-            <w:pPr>
-              <w:spacing w:after="80" w:before="80"/>
-            </w:pPr>
-            <w:r>
-              <w:rPr>
-                <w:b w:val="0"/>
-                <w:sz w:val="19"/>
-              </w:rPr>
-              <w:t>Sensor listed; connector variant not confirmed</w:t>
-            </w:r>
-          </w:p>
-        </w:tc>
-      </w:tr>
-      <w:tr>
-        <w:trPr>
-          <w:cantSplit/>
-        </w:trPr>
-        <w:tc>
-          <w:tcPr>
-            <w:tcW w:type="dxa" w:w="1008"/>
-            <w:vAlign w:val="center"/>
-            <w:tcBorders>
-              <w:top w:val="single" w:sz="4" w:color="D9D9D9"/>
-              <w:left w:val="single" w:sz="4" w:color="D9D9D9"/>
-              <w:bottom w:val="single" w:sz="4" w:color="D9D9D9"/>
-              <w:right w:val="single" w:sz="4" w:color="D9D9D9"/>
-            </w:tcBorders>
-            <w:shd w:fill="FFFFFF"/>
-          </w:tcPr>
-          <w:p>
-            <w:pPr>
-              <w:spacing w:after="80" w:before="80"/>
-              <w:jc w:val="center"/>
-            </w:pPr>
-            <w:r>
-              <w:rPr>
-                <w:b w:val="0"/>
-                <w:sz w:val="19"/>
-              </w:rPr>
-              <w:t>2</w:t>
-            </w:r>
-          </w:p>
-        </w:tc>
-        <w:tc>
-          <w:tcPr>
-            <w:tcW w:type="dxa" w:w="4896"/>
-            <w:vAlign w:val="center"/>
-            <w:tcBorders>
-              <w:top w:val="single" w:sz="4" w:color="D9D9D9"/>
-              <w:left w:val="single" w:sz="4" w:color="D9D9D9"/>
-              <w:bottom w:val="single" w:sz="4" w:color="D9D9D9"/>
-              <w:right w:val="single" w:sz="4" w:color="D9D9D9"/>
-            </w:tcBorders>
-            <w:shd w:fill="FFFFFF"/>
-          </w:tcPr>
-          <w:p>
-            <w:pPr>
-              <w:spacing w:after="80" w:before="80"/>
-            </w:pPr>
-            <w:r>
-              <w:rPr>
-                <w:b w:val="0"/>
-                <w:sz w:val="19"/>
-              </w:rPr>
-              <w:t>Qwiic or STEMMA QT cables</w:t>
-            </w:r>
-          </w:p>
-        </w:tc>
-        <w:tc>
-          <w:tcPr>
-            <w:tcW w:type="dxa" w:w="4464"/>
-            <w:vAlign w:val="center"/>
-            <w:tcBorders>
-              <w:top w:val="single" w:sz="4" w:color="D9D9D9"/>
-              <w:left w:val="single" w:sz="4" w:color="D9D9D9"/>
-              <w:bottom w:val="single" w:sz="4" w:color="D9D9D9"/>
-              <w:right w:val="single" w:sz="4" w:color="D9D9D9"/>
-            </w:tcBorders>
-            <w:shd w:fill="FFFFFF"/>
-          </w:tcPr>
-          <w:p>
-            <w:pPr>
-              <w:spacing w:after="80" w:before="80"/>
-            </w:pPr>
-            <w:r>
-              <w:rPr>
-                <w:b w:val="0"/>
-                <w:sz w:val="19"/>
-              </w:rPr>
-              <w:t>Not explicitly listed</w:t>
-            </w:r>
-          </w:p>
-        </w:tc>
-      </w:tr>
-      <w:tr>
-        <w:trPr>
-          <w:cantSplit/>
-        </w:trPr>
-        <w:tc>
-          <w:tcPr>
-            <w:tcW w:type="dxa" w:w="1008"/>
-            <w:vAlign w:val="center"/>
-            <w:tcBorders>
-              <w:top w:val="single" w:sz="4" w:color="D9D9D9"/>
-              <w:left w:val="single" w:sz="4" w:color="D9D9D9"/>
-              <w:bottom w:val="single" w:sz="4" w:color="D9D9D9"/>
-              <w:right w:val="single" w:sz="4" w:color="D9D9D9"/>
-            </w:tcBorders>
-            <w:shd w:fill="FFFFFF"/>
-          </w:tcPr>
-          <w:p>
-            <w:pPr>
-              <w:spacing w:after="80" w:before="80"/>
-              <w:jc w:val="center"/>
-            </w:pPr>
-            <w:r>
-              <w:rPr>
-                <w:b w:val="0"/>
-                <w:sz w:val="19"/>
-              </w:rPr>
-              <w:t>1 set</w:t>
-            </w:r>
-          </w:p>
-        </w:tc>
-        <w:tc>
-          <w:tcPr>
-            <w:tcW w:type="dxa" w:w="4896"/>
-            <w:vAlign w:val="center"/>
-            <w:tcBorders>
-              <w:top w:val="single" w:sz="4" w:color="D9D9D9"/>
-              <w:left w:val="single" w:sz="4" w:color="D9D9D9"/>
-              <w:bottom w:val="single" w:sz="4" w:color="D9D9D9"/>
-              <w:right w:val="single" w:sz="4" w:color="D9D9D9"/>
-            </w:tcBorders>
-            <w:shd w:fill="FFFFFF"/>
-          </w:tcPr>
-          <w:p>
-            <w:pPr>
-              <w:spacing w:after="80" w:before="80"/>
-            </w:pPr>
-            <w:r>
-              <w:rPr>
-                <w:b w:val="0"/>
-                <w:sz w:val="19"/>
-              </w:rPr>
-              <w:t>Monitor power supply and cable</w:t>
-            </w:r>
-          </w:p>
-        </w:tc>
-        <w:tc>
-          <w:tcPr>
-            <w:tcW w:type="dxa" w:w="4464"/>
-            <w:vAlign w:val="center"/>
-            <w:tcBorders>
-              <w:top w:val="single" w:sz="4" w:color="D9D9D9"/>
-              <w:left w:val="single" w:sz="4" w:color="D9D9D9"/>
-              <w:bottom w:val="single" w:sz="4" w:color="D9D9D9"/>
-              <w:right w:val="single" w:sz="4" w:color="D9D9D9"/>
-            </w:tcBorders>
-            <w:shd w:fill="FFFFFF"/>
-          </w:tcPr>
-          <w:p>
-            <w:pPr>
-              <w:spacing w:after="80" w:before="80"/>
-            </w:pPr>
-            <w:r>
-              <w:rPr>
-                <w:b w:val="0"/>
-                <w:sz w:val="19"/>
-              </w:rPr>
-              <w:t>Inclusion with monitor not confirmed</w:t>
-            </w:r>
-          </w:p>
-        </w:tc>
-      </w:tr>
-      <w:tr>
-        <w:trPr>
-          <w:cantSplit/>
-        </w:trPr>
-        <w:tc>
-          <w:tcPr>
-            <w:tcW w:type="dxa" w:w="1008"/>
-            <w:vAlign w:val="center"/>
-            <w:tcBorders>
-              <w:top w:val="single" w:sz="4" w:color="D9D9D9"/>
-              <w:left w:val="single" w:sz="4" w:color="D9D9D9"/>
-              <w:bottom w:val="single" w:sz="4" w:color="D9D9D9"/>
-              <w:right w:val="single" w:sz="4" w:color="D9D9D9"/>
-            </w:tcBorders>
-            <w:shd w:fill="FFFFFF"/>
-          </w:tcPr>
-          <w:p>
-            <w:pPr>
-              <w:spacing w:after="80" w:before="80"/>
-              <w:jc w:val="center"/>
-            </w:pPr>
-            <w:r>
-              <w:rPr>
-                <w:b w:val="0"/>
-                <w:sz w:val="19"/>
-              </w:rPr>
-              <w:t>1 ea.</w:t>
-            </w:r>
-          </w:p>
-        </w:tc>
-        <w:tc>
-          <w:tcPr>
-            <w:tcW w:type="dxa" w:w="4896"/>
-            <w:vAlign w:val="center"/>
-            <w:tcBorders>
-              <w:top w:val="single" w:sz="4" w:color="D9D9D9"/>
-              <w:left w:val="single" w:sz="4" w:color="D9D9D9"/>
-              <w:bottom w:val="single" w:sz="4" w:color="D9D9D9"/>
-              <w:right w:val="single" w:sz="4" w:color="D9D9D9"/>
-            </w:tcBorders>
-            <w:shd w:fill="FFFFFF"/>
-          </w:tcPr>
-          <w:p>
-            <w:pPr>
-              <w:spacing w:after="80" w:before="80"/>
-            </w:pPr>
-            <w:r>
-              <w:rPr>
-                <w:b w:val="0"/>
-                <w:sz w:val="19"/>
-              </w:rPr>
-              <w:t>Servo horn and matching shaft screw</w:t>
-            </w:r>
-          </w:p>
-        </w:tc>
-        <w:tc>
-          <w:tcPr>
-            <w:tcW w:type="dxa" w:w="4464"/>
-            <w:vAlign w:val="center"/>
-            <w:tcBorders>
-              <w:top w:val="single" w:sz="4" w:color="D9D9D9"/>
-              <w:left w:val="single" w:sz="4" w:color="D9D9D9"/>
-              <w:bottom w:val="single" w:sz="4" w:color="D9D9D9"/>
-              <w:right w:val="single" w:sz="4" w:color="D9D9D9"/>
-            </w:tcBorders>
-            <w:shd w:fill="FFFFFF"/>
-          </w:tcPr>
-          <w:p>
-            <w:pPr>
-              <w:spacing w:after="80" w:before="80"/>
-            </w:pPr>
-            <w:r>
-              <w:rPr>
-                <w:b w:val="0"/>
-                <w:sz w:val="19"/>
-              </w:rPr>
-              <w:t>Confirm supplied with each servo</w:t>
-            </w:r>
-          </w:p>
-        </w:tc>
-      </w:tr>
-      <w:tr>
-        <w:trPr>
-          <w:cantSplit/>
-        </w:trPr>
-        <w:tc>
-          <w:tcPr>
-            <w:tcW w:type="dxa" w:w="1008"/>
-            <w:vAlign w:val="center"/>
-            <w:tcBorders>
-              <w:top w:val="single" w:sz="4" w:color="D9D9D9"/>
-              <w:left w:val="single" w:sz="4" w:color="D9D9D9"/>
-              <w:bottom w:val="single" w:sz="4" w:color="D9D9D9"/>
-              <w:right w:val="single" w:sz="4" w:color="D9D9D9"/>
-            </w:tcBorders>
-            <w:shd w:fill="FFFFFF"/>
-          </w:tcPr>
-          <w:p>
-            <w:pPr>
-              <w:spacing w:after="80" w:before="80"/>
-              <w:jc w:val="center"/>
-            </w:pPr>
-            <w:r>
-              <w:rPr>
-                <w:b w:val="0"/>
-                <w:sz w:val="19"/>
-              </w:rPr>
-              <w:t>1 set</w:t>
-            </w:r>
-          </w:p>
-        </w:tc>
-        <w:tc>
-          <w:tcPr>
-            <w:tcW w:type="dxa" w:w="4896"/>
-            <w:vAlign w:val="center"/>
-            <w:tcBorders>
-              <w:top w:val="single" w:sz="4" w:color="D9D9D9"/>
-              <w:left w:val="single" w:sz="4" w:color="D9D9D9"/>
-              <w:bottom w:val="single" w:sz="4" w:color="D9D9D9"/>
-              <w:right w:val="single" w:sz="4" w:color="D9D9D9"/>
-            </w:tcBorders>
-            <w:shd w:fill="FFFFFF"/>
-          </w:tcPr>
-          <w:p>
-            <w:pPr>
-              <w:spacing w:after="80" w:before="80"/>
-            </w:pPr>
-            <w:r>
-              <w:rPr>
-                <w:b w:val="0"/>
-                <w:sz w:val="19"/>
-              </w:rPr>
-              <w:t>Rigid base servo bracket and mounting hardware</w:t>
-            </w:r>
-          </w:p>
-        </w:tc>
-        <w:tc>
-          <w:tcPr>
-            <w:tcW w:type="dxa" w:w="4464"/>
-            <w:vAlign w:val="center"/>
-            <w:tcBorders>
-              <w:top w:val="single" w:sz="4" w:color="D9D9D9"/>
-              <w:left w:val="single" w:sz="4" w:color="D9D9D9"/>
-              <w:bottom w:val="single" w:sz="4" w:color="D9D9D9"/>
-              <w:right w:val="single" w:sz="4" w:color="D9D9D9"/>
-            </w:tcBorders>
-            <w:shd w:fill="FFFFFF"/>
-          </w:tcPr>
-          <w:p>
-            <w:pPr>
-              <w:spacing w:after="80" w:before="80"/>
-            </w:pPr>
-            <w:r>
-              <w:rPr>
-                <w:b w:val="0"/>
-                <w:sz w:val="19"/>
-              </w:rPr>
-              <w:t>Include matching nuts and washers</w:t>
-            </w:r>
-          </w:p>
-        </w:tc>
-      </w:tr>
-      <w:tr>
-        <w:trPr>
-          <w:cantSplit/>
-        </w:trPr>
-        <w:tc>
-          <w:tcPr>
-            <w:tcW w:type="dxa" w:w="1008"/>
-            <w:vAlign w:val="center"/>
-            <w:tcBorders>
-              <w:top w:val="single" w:sz="4" w:color="D9D9D9"/>
-              <w:left w:val="single" w:sz="4" w:color="D9D9D9"/>
-              <w:bottom w:val="single" w:sz="4" w:color="D9D9D9"/>
-              <w:right w:val="single" w:sz="4" w:color="D9D9D9"/>
-            </w:tcBorders>
-            <w:shd w:fill="FFFFFF"/>
-          </w:tcPr>
-          <w:p>
-            <w:pPr>
-              <w:spacing w:after="80" w:before="80"/>
-              <w:jc w:val="center"/>
-            </w:pPr>
-            <w:r>
-              <w:rPr>
-                <w:b w:val="0"/>
-                <w:sz w:val="19"/>
-              </w:rPr>
-              <w:t>1 set</w:t>
-            </w:r>
-          </w:p>
-        </w:tc>
-        <w:tc>
-          <w:tcPr>
-            <w:tcW w:type="dxa" w:w="4896"/>
-            <w:vAlign w:val="center"/>
-            <w:tcBorders>
-              <w:top w:val="single" w:sz="4" w:color="D9D9D9"/>
-              <w:left w:val="single" w:sz="4" w:color="D9D9D9"/>
-              <w:bottom w:val="single" w:sz="4" w:color="D9D9D9"/>
-              <w:right w:val="single" w:sz="4" w:color="D9D9D9"/>
-            </w:tcBorders>
-            <w:shd w:fill="FFFFFF"/>
-          </w:tcPr>
-          <w:p>
-            <w:pPr>
-              <w:spacing w:after="80" w:before="80"/>
-            </w:pPr>
-            <w:r>
-              <w:rPr>
-                <w:b w:val="0"/>
-                <w:sz w:val="19"/>
-              </w:rPr>
-              <w:t>Handle lever pivot and mechanical stops</w:t>
-            </w:r>
-          </w:p>
-        </w:tc>
-        <w:tc>
-          <w:tcPr>
-            <w:tcW w:type="dxa" w:w="4464"/>
-            <w:vAlign w:val="center"/>
-            <w:tcBorders>
-              <w:top w:val="single" w:sz="4" w:color="D9D9D9"/>
-              <w:left w:val="single" w:sz="4" w:color="D9D9D9"/>
-              <w:bottom w:val="single" w:sz="4" w:color="D9D9D9"/>
-              <w:right w:val="single" w:sz="4" w:color="D9D9D9"/>
-            </w:tcBorders>
-            <w:shd w:fill="FFFFFF"/>
-          </w:tcPr>
-          <w:p>
-            <w:pPr>
-              <w:spacing w:after="80" w:before="80"/>
-            </w:pPr>
-            <w:r>
-              <w:rPr>
-                <w:b w:val="0"/>
-                <w:sz w:val="19"/>
-              </w:rPr>
-              <w:t>Mechanism parts not explicitly listed</w:t>
-            </w:r>
-          </w:p>
-        </w:tc>
-      </w:tr>
-      <w:tr>
-        <w:trPr>
-          <w:cantSplit/>
-        </w:trPr>
-        <w:tc>
-          <w:tcPr>
-            <w:tcW w:type="dxa" w:w="1008"/>
-            <w:vAlign w:val="center"/>
-            <w:tcBorders>
-              <w:top w:val="single" w:sz="4" w:color="D9D9D9"/>
-              <w:left w:val="single" w:sz="4" w:color="D9D9D9"/>
-              <w:bottom w:val="single" w:sz="4" w:color="D9D9D9"/>
-              <w:right w:val="single" w:sz="4" w:color="D9D9D9"/>
-            </w:tcBorders>
-            <w:shd w:fill="FFFFFF"/>
-          </w:tcPr>
-          <w:p>
-            <w:pPr>
-              <w:spacing w:after="80" w:before="80"/>
-              <w:jc w:val="center"/>
-            </w:pPr>
-            <w:r>
-              <w:rPr>
-                <w:b w:val="0"/>
-                <w:sz w:val="19"/>
-              </w:rPr>
-              <w:t>1</w:t>
-            </w:r>
-          </w:p>
-        </w:tc>
-        <w:tc>
-          <w:tcPr>
-            <w:tcW w:type="dxa" w:w="4896"/>
-            <w:vAlign w:val="center"/>
-            <w:tcBorders>
-              <w:top w:val="single" w:sz="4" w:color="D9D9D9"/>
-              <w:left w:val="single" w:sz="4" w:color="D9D9D9"/>
-              <w:bottom w:val="single" w:sz="4" w:color="D9D9D9"/>
-              <w:right w:val="single" w:sz="4" w:color="D9D9D9"/>
-            </w:tcBorders>
-            <w:shd w:fill="FFFFFF"/>
-          </w:tcPr>
-          <w:p>
-            <w:pPr>
-              <w:spacing w:after="80" w:before="80"/>
-            </w:pPr>
-            <w:r>
-              <w:rPr>
-                <w:b w:val="0"/>
-                <w:sz w:val="19"/>
-              </w:rPr>
-              <w:t>Compliant linkage or suitable spring</w:t>
-            </w:r>
-          </w:p>
-        </w:tc>
-        <w:tc>
-          <w:tcPr>
-            <w:tcW w:type="dxa" w:w="4464"/>
-            <w:vAlign w:val="center"/>
-            <w:tcBorders>
-              <w:top w:val="single" w:sz="4" w:color="D9D9D9"/>
-              <w:left w:val="single" w:sz="4" w:color="D9D9D9"/>
-              <w:bottom w:val="single" w:sz="4" w:color="D9D9D9"/>
-              <w:right w:val="single" w:sz="4" w:color="D9D9D9"/>
-            </w:tcBorders>
-            <w:shd w:fill="FFFFFF"/>
-          </w:tcPr>
-          <w:p>
-            <w:pPr>
-              <w:spacing w:after="80" w:before="80"/>
-            </w:pPr>
-            <w:r>
-              <w:rPr>
-                <w:b w:val="0"/>
-                <w:sz w:val="19"/>
-              </w:rPr>
-              <w:t>For the handle mechanism</w:t>
-            </w:r>
-          </w:p>
-        </w:tc>
-      </w:tr>
-      <w:tr>
-        <w:trPr>
-          <w:cantSplit/>
-        </w:trPr>
-        <w:tc>
-          <w:tcPr>
-            <w:tcW w:type="dxa" w:w="1008"/>
-            <w:vAlign w:val="center"/>
-            <w:tcBorders>
-              <w:top w:val="single" w:sz="4" w:color="D9D9D9"/>
-              <w:left w:val="single" w:sz="4" w:color="D9D9D9"/>
-              <w:bottom w:val="single" w:sz="4" w:color="D9D9D9"/>
-              <w:right w:val="single" w:sz="4" w:color="D9D9D9"/>
-            </w:tcBorders>
-            <w:shd w:fill="FFFFFF"/>
-          </w:tcPr>
-          <w:p>
-            <w:pPr>
-              <w:spacing w:after="80" w:before="80"/>
-              <w:jc w:val="center"/>
-            </w:pPr>
-            <w:r>
-              <w:rPr>
-                <w:b w:val="0"/>
-                <w:sz w:val="19"/>
-              </w:rPr>
-              <w:t>1 set</w:t>
-            </w:r>
-          </w:p>
-        </w:tc>
-        <w:tc>
-          <w:tcPr>
-            <w:tcW w:type="dxa" w:w="4896"/>
-            <w:vAlign w:val="center"/>
-            <w:tcBorders>
-              <w:top w:val="single" w:sz="4" w:color="D9D9D9"/>
-              <w:left w:val="single" w:sz="4" w:color="D9D9D9"/>
-              <w:bottom w:val="single" w:sz="4" w:color="D9D9D9"/>
-              <w:right w:val="single" w:sz="4" w:color="D9D9D9"/>
-            </w:tcBorders>
-            <w:shd w:fill="FFFFFF"/>
-          </w:tcPr>
-          <w:p>
-            <w:pPr>
-              <w:spacing w:after="80" w:before="80"/>
-            </w:pPr>
-            <w:r>
-              <w:rPr>
-                <w:b w:val="0"/>
-                <w:sz w:val="19"/>
-              </w:rPr>
-              <w:t>Insulated actuator power wire and connectors</w:t>
-            </w:r>
-          </w:p>
-        </w:tc>
-        <w:tc>
-          <w:tcPr>
-            <w:tcW w:type="dxa" w:w="4464"/>
-            <w:vAlign w:val="center"/>
-            <w:tcBorders>
-              <w:top w:val="single" w:sz="4" w:color="D9D9D9"/>
-              <w:left w:val="single" w:sz="4" w:color="D9D9D9"/>
-              <w:bottom w:val="single" w:sz="4" w:color="D9D9D9"/>
-              <w:right w:val="single" w:sz="4" w:color="D9D9D9"/>
-            </w:tcBorders>
-            <w:shd w:fill="FFFFFF"/>
-          </w:tcPr>
-          <w:p>
-            <w:pPr>
-              <w:spacing w:after="80" w:before="80"/>
-            </w:pPr>
-            <w:r>
-              <w:rPr>
-                <w:b w:val="0"/>
-                <w:sz w:val="19"/>
-              </w:rPr>
-              <w:t>Suitable for expected current; not thin magnet wire</w:t>
-            </w:r>
-          </w:p>
-        </w:tc>
-      </w:tr>
-      <w:tr>
-        <w:trPr>
-          <w:cantSplit/>
-        </w:trPr>
-        <w:tc>
-          <w:tcPr>
-            <w:tcW w:type="dxa" w:w="1008"/>
-            <w:vAlign w:val="center"/>
-            <w:tcBorders>
-              <w:top w:val="single" w:sz="4" w:color="D9D9D9"/>
-              <w:left w:val="single" w:sz="4" w:color="D9D9D9"/>
-              <w:bottom w:val="single" w:sz="4" w:color="D9D9D9"/>
-              <w:right w:val="single" w:sz="4" w:color="D9D9D9"/>
-            </w:tcBorders>
-            <w:shd w:fill="FFFFFF"/>
-          </w:tcPr>
-          <w:p>
-            <w:pPr>
-              <w:spacing w:after="80" w:before="80"/>
-              <w:jc w:val="center"/>
-            </w:pPr>
-            <w:r>
-              <w:rPr>
-                <w:b w:val="0"/>
-                <w:sz w:val="19"/>
-              </w:rPr>
-              <w:t>1</w:t>
-            </w:r>
-          </w:p>
-        </w:tc>
-        <w:tc>
-          <w:tcPr>
-            <w:tcW w:type="dxa" w:w="4896"/>
-            <w:vAlign w:val="center"/>
-            <w:tcBorders>
-              <w:top w:val="single" w:sz="4" w:color="D9D9D9"/>
-              <w:left w:val="single" w:sz="4" w:color="D9D9D9"/>
-              <w:bottom w:val="single" w:sz="4" w:color="D9D9D9"/>
-              <w:right w:val="single" w:sz="4" w:color="D9D9D9"/>
-            </w:tcBorders>
-            <w:shd w:fill="FFFFFF"/>
-          </w:tcPr>
-          <w:p>
-            <w:pPr>
-              <w:spacing w:after="80" w:before="80"/>
-            </w:pPr>
-            <w:r>
-              <w:rPr>
-                <w:b w:val="0"/>
-                <w:sz w:val="19"/>
-              </w:rPr>
-              <w:t>Servo power breakout or terminal adapter</w:t>
-            </w:r>
-          </w:p>
-        </w:tc>
-        <w:tc>
-          <w:tcPr>
-            <w:tcW w:type="dxa" w:w="4464"/>
-            <w:vAlign w:val="center"/>
-            <w:tcBorders>
-              <w:top w:val="single" w:sz="4" w:color="D9D9D9"/>
-              <w:left w:val="single" w:sz="4" w:color="D9D9D9"/>
-              <w:bottom w:val="single" w:sz="4" w:color="D9D9D9"/>
-              <w:right w:val="single" w:sz="4" w:color="D9D9D9"/>
-            </w:tcBorders>
-            <w:shd w:fill="FFFFFF"/>
-          </w:tcPr>
-          <w:p>
-            <w:pPr>
-              <w:spacing w:after="80" w:before="80"/>
-            </w:pPr>
-            <w:r>
-              <w:rPr>
-                <w:b w:val="0"/>
-                <w:sz w:val="19"/>
-              </w:rPr>
-              <w:t>Not explicitly listed</w:t>
-            </w:r>
-          </w:p>
-        </w:tc>
-      </w:tr>
-      <w:tr>
-        <w:trPr>
-          <w:cantSplit/>
-        </w:trPr>
-        <w:tc>
-          <w:tcPr>
-            <w:tcW w:type="dxa" w:w="1008"/>
-            <w:vAlign w:val="center"/>
-            <w:tcBorders>
-              <w:top w:val="single" w:sz="4" w:color="D9D9D9"/>
-              <w:left w:val="single" w:sz="4" w:color="D9D9D9"/>
-              <w:bottom w:val="single" w:sz="4" w:color="D9D9D9"/>
-              <w:right w:val="single" w:sz="4" w:color="D9D9D9"/>
-            </w:tcBorders>
-            <w:shd w:fill="FFFFFF"/>
-          </w:tcPr>
-          <w:p>
-            <w:pPr>
-              <w:spacing w:after="80" w:before="80"/>
-              <w:jc w:val="center"/>
-            </w:pPr>
-            <w:r>
-              <w:rPr>
-                <w:b w:val="0"/>
-                <w:sz w:val="19"/>
-              </w:rPr>
-              <w:t>1</w:t>
-            </w:r>
-          </w:p>
-        </w:tc>
-        <w:tc>
-          <w:tcPr>
-            <w:tcW w:type="dxa" w:w="4896"/>
-            <w:vAlign w:val="center"/>
-            <w:tcBorders>
-              <w:top w:val="single" w:sz="4" w:color="D9D9D9"/>
-              <w:left w:val="single" w:sz="4" w:color="D9D9D9"/>
-              <w:bottom w:val="single" w:sz="4" w:color="D9D9D9"/>
-              <w:right w:val="single" w:sz="4" w:color="D9D9D9"/>
-            </w:tcBorders>
-            <w:shd w:fill="FFFFFF"/>
-          </w:tcPr>
-          <w:p>
-            <w:pPr>
-              <w:spacing w:after="80" w:before="80"/>
-            </w:pPr>
-            <w:r>
-              <w:rPr>
-                <w:b w:val="0"/>
-                <w:sz w:val="19"/>
-              </w:rPr>
-              <w:t>Screw-terminal barrel-jack adapter</w:t>
-            </w:r>
-          </w:p>
-        </w:tc>
-        <w:tc>
-          <w:tcPr>
-            <w:tcW w:type="dxa" w:w="4464"/>
-            <w:vAlign w:val="center"/>
-            <w:tcBorders>
-              <w:top w:val="single" w:sz="4" w:color="D9D9D9"/>
-              <w:left w:val="single" w:sz="4" w:color="D9D9D9"/>
-              <w:bottom w:val="single" w:sz="4" w:color="D9D9D9"/>
-              <w:right w:val="single" w:sz="4" w:color="D9D9D9"/>
-            </w:tcBorders>
-            <w:shd w:fill="FFFFFF"/>
-          </w:tcPr>
-          <w:p>
-            <w:pPr>
-              <w:spacing w:after="80" w:before="80"/>
-            </w:pPr>
-            <w:r>
-              <w:rPr>
-                <w:b w:val="0"/>
-                <w:sz w:val="19"/>
-              </w:rPr>
-              <w:t>Generic connectors listed; exact type unconfirmed</w:t>
-            </w:r>
-          </w:p>
-        </w:tc>
-      </w:tr>
-      <w:tr>
-        <w:trPr>
-          <w:cantSplit/>
-        </w:trPr>
-        <w:tc>
-          <w:tcPr>
-            <w:tcW w:type="dxa" w:w="1008"/>
-            <w:vAlign w:val="center"/>
-            <w:tcBorders>
-              <w:top w:val="single" w:sz="4" w:color="D9D9D9"/>
-              <w:left w:val="single" w:sz="4" w:color="D9D9D9"/>
-              <w:bottom w:val="single" w:sz="4" w:color="D9D9D9"/>
-              <w:right w:val="single" w:sz="4" w:color="D9D9D9"/>
-            </w:tcBorders>
-            <w:shd w:fill="FFFFFF"/>
-          </w:tcPr>
-          <w:p>
-            <w:pPr>
-              <w:spacing w:after="80" w:before="80"/>
-              <w:jc w:val="center"/>
-            </w:pPr>
-            <w:r>
-              <w:rPr>
-                <w:b w:val="0"/>
-                <w:sz w:val="19"/>
-              </w:rPr>
-              <w:t>1 length</w:t>
-            </w:r>
-          </w:p>
-        </w:tc>
-        <w:tc>
-          <w:tcPr>
-            <w:tcW w:type="dxa" w:w="4896"/>
-            <w:vAlign w:val="center"/>
-            <w:tcBorders>
-              <w:top w:val="single" w:sz="4" w:color="D9D9D9"/>
-              <w:left w:val="single" w:sz="4" w:color="D9D9D9"/>
-              <w:bottom w:val="single" w:sz="4" w:color="D9D9D9"/>
-              <w:right w:val="single" w:sz="4" w:color="D9D9D9"/>
-            </w:tcBorders>
-            <w:shd w:fill="FFFFFF"/>
-          </w:tcPr>
-          <w:p>
-            <w:pPr>
-              <w:spacing w:after="80" w:before="80"/>
-            </w:pPr>
-            <w:r>
-              <w:rPr>
-                <w:b w:val="0"/>
-                <w:sz w:val="19"/>
-              </w:rPr>
-              <w:t>Suitable braided cord if tendon routing is used</w:t>
-            </w:r>
-          </w:p>
-        </w:tc>
-        <w:tc>
-          <w:tcPr>
-            <w:tcW w:type="dxa" w:w="4464"/>
-            <w:vAlign w:val="center"/>
-            <w:tcBorders>
-              <w:top w:val="single" w:sz="4" w:color="D9D9D9"/>
-              <w:left w:val="single" w:sz="4" w:color="D9D9D9"/>
-              <w:bottom w:val="single" w:sz="4" w:color="D9D9D9"/>
-              <w:right w:val="single" w:sz="4" w:color="D9D9D9"/>
-            </w:tcBorders>
-            <w:shd w:fill="FFFFFF"/>
-          </w:tcPr>
-          <w:p>
-            <w:pPr>
-              <w:spacing w:after="80" w:before="80"/>
-            </w:pPr>
-            <w:r>
-              <w:rPr>
-                <w:b w:val="0"/>
-                <w:sz w:val="19"/>
-              </w:rPr>
-              <w:t>Not listed; avoid magnet wire as a finger tendon</w:t>
-            </w:r>
-          </w:p>
-        </w:tc>
-      </w:tr>
-      <w:tr>
-        <w:trPr>
-          <w:cantSplit/>
-        </w:trPr>
-        <w:tc>
-          <w:tcPr>
-            <w:tcW w:type="dxa" w:w="1008"/>
-            <w:vAlign w:val="center"/>
-            <w:tcBorders>
-              <w:top w:val="single" w:sz="4" w:color="D9D9D9"/>
-              <w:left w:val="single" w:sz="4" w:color="D9D9D9"/>
-              <w:bottom w:val="single" w:sz="4" w:color="D9D9D9"/>
-              <w:right w:val="single" w:sz="4" w:color="D9D9D9"/>
-            </w:tcBorders>
-            <w:shd w:fill="FFFFFF"/>
-          </w:tcPr>
-          <w:p>
-            <w:pPr>
-              <w:spacing w:after="80" w:before="80"/>
-              <w:jc w:val="center"/>
-            </w:pPr>
-            <w:r>
-              <w:rPr>
-                <w:b w:val="0"/>
-                <w:sz w:val="19"/>
-              </w:rPr>
-              <w:t>1 ea.</w:t>
-            </w:r>
-          </w:p>
-        </w:tc>
-        <w:tc>
-          <w:tcPr>
-            <w:tcW w:type="dxa" w:w="4896"/>
-            <w:vAlign w:val="center"/>
-            <w:tcBorders>
-              <w:top w:val="single" w:sz="4" w:color="D9D9D9"/>
-              <w:left w:val="single" w:sz="4" w:color="D9D9D9"/>
-              <w:bottom w:val="single" w:sz="4" w:color="D9D9D9"/>
-              <w:right w:val="single" w:sz="4" w:color="D9D9D9"/>
-            </w:tcBorders>
-            <w:shd w:fill="FFFFFF"/>
-          </w:tcPr>
-          <w:p>
-            <w:pPr>
-              <w:spacing w:after="80" w:before="80"/>
-            </w:pPr>
-            <w:r>
-              <w:rPr>
-                <w:b w:val="0"/>
-                <w:sz w:val="19"/>
-              </w:rPr>
-              <w:t>Ruler small level and webcam tripod or clamp</w:t>
-            </w:r>
-          </w:p>
-        </w:tc>
-        <w:tc>
-          <w:tcPr>
-            <w:tcW w:type="dxa" w:w="4464"/>
-            <w:vAlign w:val="center"/>
-            <w:tcBorders>
-              <w:top w:val="single" w:sz="4" w:color="D9D9D9"/>
-              <w:left w:val="single" w:sz="4" w:color="D9D9D9"/>
-              <w:bottom w:val="single" w:sz="4" w:color="D9D9D9"/>
-              <w:right w:val="single" w:sz="4" w:color="D9D9D9"/>
-            </w:tcBorders>
-            <w:shd w:fill="FFFFFF"/>
-          </w:tcPr>
-          <w:p>
-            <w:pPr>
-              <w:spacing w:after="80" w:before="80"/>
-            </w:pPr>
-            <w:r>
-              <w:rPr>
-                <w:b w:val="0"/>
-                <w:sz w:val="19"/>
-              </w:rPr>
-              <w:t>Not explicitly listed</w:t>
-            </w:r>
-          </w:p>
-        </w:tc>
-      </w:tr>
-    </w:tbl>
     <w:p>
       <w:r>
-        <w:br w:type="page"/>
+        <w:t>The touchscreen capture menu, shared controller and simulation state, and real webcam HandSource integration remain software tasks. Existing simulation and extraction code does not by itself provide this complete flow.</w:t>
       </w:r>
     </w:p>
     <w:p>
@@ -4447,717 +446,12 @@
         <w:pStyle w:val="Heading1"/>
       </w:pPr>
       <w:r>
-        <w:t>2 Separate requests continued</w:t>
+        <w:t>Open hardware checks</w:t>
       </w:r>
     </w:p>
     <w:p>
-      <w:pPr>
-        <w:pStyle w:val="Heading2"/>
-      </w:pPr>
       <w:r>
-        <w:t>Conditional requests</w:t>
-      </w:r>
-    </w:p>
-    <w:tbl>
-      <w:tblPr>
-        <w:tblW w:type="auto" w:w="0"/>
-        <w:jc w:val="center"/>
-        <w:tblLayout w:type="fixed"/>
-        <w:tblLook w:firstColumn="1" w:firstRow="1" w:lastColumn="0" w:lastRow="0" w:noHBand="0" w:noVBand="1" w:val="04A0"/>
-      </w:tblPr>
-      <w:tblGrid>
-        <w:gridCol w:w="1008"/>
-        <w:gridCol w:w="4896"/>
-        <w:gridCol w:w="4464"/>
-      </w:tblGrid>
-      <w:tr>
-        <w:trPr>
-          <w:tblHeader/>
-          <w:cantSplit/>
-        </w:trPr>
-        <w:tc>
-          <w:tcPr>
-            <w:tcW w:type="dxa" w:w="3456"/>
-            <w:vAlign w:val="center"/>
-            <w:tcBorders>
-              <w:top w:val="single" w:sz="4" w:color="D9D9D9"/>
-              <w:left w:val="single" w:sz="4" w:color="D9D9D9"/>
-              <w:bottom w:val="single" w:sz="4" w:color="D9D9D9"/>
-              <w:right w:val="single" w:sz="4" w:color="D9D9D9"/>
-            </w:tcBorders>
-            <w:shd w:fill="E8EDF2"/>
-          </w:tcPr>
-          <w:p>
-            <w:pPr>
-              <w:spacing w:after="80" w:before="80"/>
-              <w:jc w:val="center"/>
-            </w:pPr>
-            <w:r>
-              <w:rPr>
-                <w:b/>
-                <w:sz w:val="19"/>
-              </w:rPr>
-              <w:t>Qty</w:t>
-            </w:r>
-          </w:p>
-        </w:tc>
-        <w:tc>
-          <w:tcPr>
-            <w:tcW w:type="dxa" w:w="3456"/>
-            <w:vAlign w:val="center"/>
-            <w:tcBorders>
-              <w:top w:val="single" w:sz="4" w:color="D9D9D9"/>
-              <w:left w:val="single" w:sz="4" w:color="D9D9D9"/>
-              <w:bottom w:val="single" w:sz="4" w:color="D9D9D9"/>
-              <w:right w:val="single" w:sz="4" w:color="D9D9D9"/>
-            </w:tcBorders>
-            <w:shd w:fill="E8EDF2"/>
-          </w:tcPr>
-          <w:p>
-            <w:pPr>
-              <w:spacing w:after="80" w:before="80"/>
-            </w:pPr>
-            <w:r>
-              <w:rPr>
-                <w:b/>
-                <w:sz w:val="19"/>
-              </w:rPr>
-              <w:t>Hardware to request</w:t>
-            </w:r>
-          </w:p>
-        </w:tc>
-        <w:tc>
-          <w:tcPr>
-            <w:tcW w:type="dxa" w:w="3456"/>
-            <w:vAlign w:val="center"/>
-            <w:tcBorders>
-              <w:top w:val="single" w:sz="4" w:color="D9D9D9"/>
-              <w:left w:val="single" w:sz="4" w:color="D9D9D9"/>
-              <w:bottom w:val="single" w:sz="4" w:color="D9D9D9"/>
-              <w:right w:val="single" w:sz="4" w:color="D9D9D9"/>
-            </w:tcBorders>
-            <w:shd w:fill="E8EDF2"/>
-          </w:tcPr>
-          <w:p>
-            <w:pPr>
-              <w:spacing w:after="80" w:before="80"/>
-            </w:pPr>
-            <w:r>
-              <w:rPr>
-                <w:b/>
-                <w:sz w:val="19"/>
-              </w:rPr>
-              <w:t>Details</w:t>
-            </w:r>
-          </w:p>
-        </w:tc>
-      </w:tr>
-      <w:tr>
-        <w:trPr>
-          <w:cantSplit/>
-        </w:trPr>
-        <w:tc>
-          <w:tcPr>
-            <w:tcW w:type="dxa" w:w="1008"/>
-            <w:vAlign w:val="center"/>
-            <w:tcBorders>
-              <w:top w:val="single" w:sz="4" w:color="D9D9D9"/>
-              <w:left w:val="single" w:sz="4" w:color="D9D9D9"/>
-              <w:bottom w:val="single" w:sz="4" w:color="D9D9D9"/>
-              <w:right w:val="single" w:sz="4" w:color="D9D9D9"/>
-            </w:tcBorders>
-            <w:shd w:fill="FFFFFF"/>
-          </w:tcPr>
-          <w:p>
-            <w:pPr>
-              <w:spacing w:after="80" w:before="80"/>
-              <w:jc w:val="center"/>
-            </w:pPr>
-            <w:r>
-              <w:rPr>
-                <w:b w:val="0"/>
-                <w:sz w:val="19"/>
-              </w:rPr>
-              <w:t>1</w:t>
-            </w:r>
-          </w:p>
-        </w:tc>
-        <w:tc>
-          <w:tcPr>
-            <w:tcW w:type="dxa" w:w="4896"/>
-            <w:vAlign w:val="center"/>
-            <w:tcBorders>
-              <w:top w:val="single" w:sz="4" w:color="D9D9D9"/>
-              <w:left w:val="single" w:sz="4" w:color="D9D9D9"/>
-              <w:bottom w:val="single" w:sz="4" w:color="D9D9D9"/>
-              <w:right w:val="single" w:sz="4" w:color="D9D9D9"/>
-            </w:tcBorders>
-            <w:shd w:fill="FFFFFF"/>
-          </w:tcPr>
-          <w:p>
-            <w:pPr>
-              <w:spacing w:after="80" w:before="80"/>
-            </w:pPr>
-            <w:r>
-              <w:rPr>
-                <w:b w:val="0"/>
-                <w:sz w:val="19"/>
-              </w:rPr>
-              <w:t>Rotary encoder</w:t>
-            </w:r>
-          </w:p>
-        </w:tc>
-        <w:tc>
-          <w:tcPr>
-            <w:tcW w:type="dxa" w:w="4464"/>
-            <w:vAlign w:val="center"/>
-            <w:tcBorders>
-              <w:top w:val="single" w:sz="4" w:color="D9D9D9"/>
-              <w:left w:val="single" w:sz="4" w:color="D9D9D9"/>
-              <w:bottom w:val="single" w:sz="4" w:color="D9D9D9"/>
-              <w:right w:val="single" w:sz="4" w:color="D9D9D9"/>
-            </w:tcBorders>
-            <w:shd w:fill="FFFFFF"/>
-          </w:tcPr>
-          <w:p>
-            <w:pPr>
-              <w:spacing w:after="80" w:before="80"/>
-            </w:pPr>
-            <w:r>
-              <w:rPr>
-                <w:b w:val="0"/>
-                <w:sz w:val="19"/>
-              </w:rPr>
-              <w:t>Only if used instead of a listed potentiometer</w:t>
-            </w:r>
-          </w:p>
-        </w:tc>
-      </w:tr>
-      <w:tr>
-        <w:trPr>
-          <w:cantSplit/>
-        </w:trPr>
-        <w:tc>
-          <w:tcPr>
-            <w:tcW w:type="dxa" w:w="1008"/>
-            <w:vAlign w:val="center"/>
-            <w:tcBorders>
-              <w:top w:val="single" w:sz="4" w:color="D9D9D9"/>
-              <w:left w:val="single" w:sz="4" w:color="D9D9D9"/>
-              <w:bottom w:val="single" w:sz="4" w:color="D9D9D9"/>
-              <w:right w:val="single" w:sz="4" w:color="D9D9D9"/>
-            </w:tcBorders>
-            <w:shd w:fill="FFFFFF"/>
-          </w:tcPr>
-          <w:p>
-            <w:pPr>
-              <w:spacing w:after="80" w:before="80"/>
-              <w:jc w:val="center"/>
-            </w:pPr>
-            <w:r>
-              <w:rPr>
-                <w:b w:val="0"/>
-                <w:sz w:val="19"/>
-              </w:rPr>
-              <w:t>1</w:t>
-            </w:r>
-          </w:p>
-        </w:tc>
-        <w:tc>
-          <w:tcPr>
-            <w:tcW w:type="dxa" w:w="4896"/>
-            <w:vAlign w:val="center"/>
-            <w:tcBorders>
-              <w:top w:val="single" w:sz="4" w:color="D9D9D9"/>
-              <w:left w:val="single" w:sz="4" w:color="D9D9D9"/>
-              <w:bottom w:val="single" w:sz="4" w:color="D9D9D9"/>
-              <w:right w:val="single" w:sz="4" w:color="D9D9D9"/>
-            </w:tcBorders>
-            <w:shd w:fill="FFFFFF"/>
-          </w:tcPr>
-          <w:p>
-            <w:pPr>
-              <w:spacing w:after="80" w:before="80"/>
-            </w:pPr>
-            <w:r>
-              <w:rPr>
-                <w:b w:val="0"/>
-                <w:sz w:val="19"/>
-              </w:rPr>
-              <w:t>Suitable 12 V power supply</w:t>
-            </w:r>
-          </w:p>
-        </w:tc>
-        <w:tc>
-          <w:tcPr>
-            <w:tcW w:type="dxa" w:w="4464"/>
-            <w:vAlign w:val="center"/>
-            <w:tcBorders>
-              <w:top w:val="single" w:sz="4" w:color="D9D9D9"/>
-              <w:left w:val="single" w:sz="4" w:color="D9D9D9"/>
-              <w:bottom w:val="single" w:sz="4" w:color="D9D9D9"/>
-              <w:right w:val="single" w:sz="4" w:color="D9D9D9"/>
-            </w:tcBorders>
-            <w:shd w:fill="FFFFFF"/>
-          </w:tcPr>
-          <w:p>
-            <w:pPr>
-              <w:spacing w:after="80" w:before="80"/>
-            </w:pPr>
-            <w:r>
-              <w:rPr>
-                <w:b w:val="0"/>
-                <w:sz w:val="19"/>
-              </w:rPr>
-              <w:t>DC-motor stretch only; listed batteries are restricted</w:t>
-            </w:r>
-          </w:p>
-        </w:tc>
-      </w:tr>
-      <w:tr>
-        <w:trPr>
-          <w:cantSplit/>
-        </w:trPr>
-        <w:tc>
-          <w:tcPr>
-            <w:tcW w:type="dxa" w:w="1008"/>
-            <w:vAlign w:val="center"/>
-            <w:tcBorders>
-              <w:top w:val="single" w:sz="4" w:color="D9D9D9"/>
-              <w:left w:val="single" w:sz="4" w:color="D9D9D9"/>
-              <w:bottom w:val="single" w:sz="4" w:color="D9D9D9"/>
-              <w:right w:val="single" w:sz="4" w:color="D9D9D9"/>
-            </w:tcBorders>
-            <w:shd w:fill="FFFFFF"/>
-          </w:tcPr>
-          <w:p>
-            <w:pPr>
-              <w:spacing w:after="80" w:before="80"/>
-              <w:jc w:val="center"/>
-            </w:pPr>
-            <w:r>
-              <w:rPr>
-                <w:b w:val="0"/>
-                <w:sz w:val="19"/>
-              </w:rPr>
-              <w:t>1</w:t>
-            </w:r>
-          </w:p>
-        </w:tc>
-        <w:tc>
-          <w:tcPr>
-            <w:tcW w:type="dxa" w:w="4896"/>
-            <w:vAlign w:val="center"/>
-            <w:tcBorders>
-              <w:top w:val="single" w:sz="4" w:color="D9D9D9"/>
-              <w:left w:val="single" w:sz="4" w:color="D9D9D9"/>
-              <w:bottom w:val="single" w:sz="4" w:color="D9D9D9"/>
-              <w:right w:val="single" w:sz="4" w:color="D9D9D9"/>
-            </w:tcBorders>
-            <w:shd w:fill="FFFFFF"/>
-          </w:tcPr>
-          <w:p>
-            <w:pPr>
-              <w:spacing w:after="80" w:before="80"/>
-            </w:pPr>
-            <w:r>
-              <w:rPr>
-                <w:b w:val="0"/>
-                <w:sz w:val="19"/>
-              </w:rPr>
-              <w:t>Motor driver sized to actual stall current</w:t>
-            </w:r>
-          </w:p>
-        </w:tc>
-        <w:tc>
-          <w:tcPr>
-            <w:tcW w:type="dxa" w:w="4464"/>
-            <w:vAlign w:val="center"/>
-            <w:tcBorders>
-              <w:top w:val="single" w:sz="4" w:color="D9D9D9"/>
-              <w:left w:val="single" w:sz="4" w:color="D9D9D9"/>
-              <w:bottom w:val="single" w:sz="4" w:color="D9D9D9"/>
-              <w:right w:val="single" w:sz="4" w:color="D9D9D9"/>
-            </w:tcBorders>
-            <w:shd w:fill="FFFFFF"/>
-          </w:tcPr>
-          <w:p>
-            <w:pPr>
-              <w:spacing w:after="80" w:before="80"/>
-            </w:pPr>
-            <w:r>
-              <w:rPr>
-                <w:b w:val="0"/>
-                <w:sz w:val="19"/>
-              </w:rPr>
-              <w:t>Only if the listed TB6612FNG is inadequate</w:t>
-            </w:r>
-          </w:p>
-        </w:tc>
-      </w:tr>
-      <w:tr>
-        <w:trPr>
-          <w:cantSplit/>
-        </w:trPr>
-        <w:tc>
-          <w:tcPr>
-            <w:tcW w:type="dxa" w:w="1008"/>
-            <w:vAlign w:val="center"/>
-            <w:tcBorders>
-              <w:top w:val="single" w:sz="4" w:color="D9D9D9"/>
-              <w:left w:val="single" w:sz="4" w:color="D9D9D9"/>
-              <w:bottom w:val="single" w:sz="4" w:color="D9D9D9"/>
-              <w:right w:val="single" w:sz="4" w:color="D9D9D9"/>
-            </w:tcBorders>
-            <w:shd w:fill="FFFFFF"/>
-          </w:tcPr>
-          <w:p>
-            <w:pPr>
-              <w:spacing w:after="80" w:before="80"/>
-              <w:jc w:val="center"/>
-            </w:pPr>
-            <w:r>
-              <w:rPr>
-                <w:b w:val="0"/>
-                <w:sz w:val="19"/>
-              </w:rPr>
-              <w:t>1</w:t>
-            </w:r>
-          </w:p>
-        </w:tc>
-        <w:tc>
-          <w:tcPr>
-            <w:tcW w:type="dxa" w:w="4896"/>
-            <w:vAlign w:val="center"/>
-            <w:tcBorders>
-              <w:top w:val="single" w:sz="4" w:color="D9D9D9"/>
-              <w:left w:val="single" w:sz="4" w:color="D9D9D9"/>
-              <w:bottom w:val="single" w:sz="4" w:color="D9D9D9"/>
-              <w:right w:val="single" w:sz="4" w:color="D9D9D9"/>
-            </w:tcBorders>
-            <w:shd w:fill="FFFFFF"/>
-          </w:tcPr>
-          <w:p>
-            <w:pPr>
-              <w:spacing w:after="80" w:before="80"/>
-            </w:pPr>
-            <w:r>
-              <w:rPr>
-                <w:b w:val="0"/>
-                <w:sz w:val="19"/>
-              </w:rPr>
-              <w:t>ASUS Ascent GX10 with power supply</w:t>
-            </w:r>
-          </w:p>
-        </w:tc>
-        <w:tc>
-          <w:tcPr>
-            <w:tcW w:type="dxa" w:w="4464"/>
-            <w:vAlign w:val="center"/>
-            <w:tcBorders>
-              <w:top w:val="single" w:sz="4" w:color="D9D9D9"/>
-              <w:left w:val="single" w:sz="4" w:color="D9D9D9"/>
-              <w:bottom w:val="single" w:sz="4" w:color="D9D9D9"/>
-              <w:right w:val="single" w:sz="4" w:color="D9D9D9"/>
-            </w:tcBorders>
-            <w:shd w:fill="FFFFFF"/>
-          </w:tcPr>
-          <w:p>
-            <w:pPr>
-              <w:spacing w:after="80" w:before="80"/>
-            </w:pPr>
-            <w:r>
-              <w:rPr>
-                <w:b w:val="0"/>
-                <w:sz w:val="19"/>
-              </w:rPr>
-              <w:t>Separate sponsor request if local photo inference remains</w:t>
-            </w:r>
-          </w:p>
-        </w:tc>
-      </w:tr>
-      <w:tr>
-        <w:trPr>
-          <w:cantSplit/>
-        </w:trPr>
-        <w:tc>
-          <w:tcPr>
-            <w:tcW w:type="dxa" w:w="1008"/>
-            <w:vAlign w:val="center"/>
-            <w:tcBorders>
-              <w:top w:val="single" w:sz="4" w:color="D9D9D9"/>
-              <w:left w:val="single" w:sz="4" w:color="D9D9D9"/>
-              <w:bottom w:val="single" w:sz="4" w:color="D9D9D9"/>
-              <w:right w:val="single" w:sz="4" w:color="D9D9D9"/>
-            </w:tcBorders>
-            <w:shd w:fill="FFFFFF"/>
-          </w:tcPr>
-          <w:p>
-            <w:pPr>
-              <w:spacing w:after="80" w:before="80"/>
-              <w:jc w:val="center"/>
-            </w:pPr>
-            <w:r>
-              <w:rPr>
-                <w:b w:val="0"/>
-                <w:sz w:val="19"/>
-              </w:rPr>
-              <w:t>1</w:t>
-            </w:r>
-          </w:p>
-        </w:tc>
-        <w:tc>
-          <w:tcPr>
-            <w:tcW w:type="dxa" w:w="4896"/>
-            <w:vAlign w:val="center"/>
-            <w:tcBorders>
-              <w:top w:val="single" w:sz="4" w:color="D9D9D9"/>
-              <w:left w:val="single" w:sz="4" w:color="D9D9D9"/>
-              <w:bottom w:val="single" w:sz="4" w:color="D9D9D9"/>
-              <w:right w:val="single" w:sz="4" w:color="D9D9D9"/>
-            </w:tcBorders>
-            <w:shd w:fill="FFFFFF"/>
-          </w:tcPr>
-          <w:p>
-            <w:pPr>
-              <w:spacing w:after="80" w:before="80"/>
-            </w:pPr>
-            <w:r>
-              <w:rPr>
-                <w:b w:val="0"/>
-                <w:sz w:val="19"/>
-              </w:rPr>
-              <w:t>ASUS ZenScreen with power and display cables</w:t>
-            </w:r>
-          </w:p>
-        </w:tc>
-        <w:tc>
-          <w:tcPr>
-            <w:tcW w:type="dxa" w:w="4464"/>
-            <w:vAlign w:val="center"/>
-            <w:tcBorders>
-              <w:top w:val="single" w:sz="4" w:color="D9D9D9"/>
-              <w:left w:val="single" w:sz="4" w:color="D9D9D9"/>
-              <w:bottom w:val="single" w:sz="4" w:color="D9D9D9"/>
-              <w:right w:val="single" w:sz="4" w:color="D9D9D9"/>
-            </w:tcBorders>
-            <w:shd w:fill="FFFFFF"/>
-          </w:tcPr>
-          <w:p>
-            <w:pPr>
-              <w:spacing w:after="80" w:before="80"/>
-            </w:pPr>
-            <w:r>
-              <w:rPr>
-                <w:b w:val="0"/>
-                <w:sz w:val="19"/>
-              </w:rPr>
-              <w:t>Optional sponsor display; not in hub PDF</w:t>
-            </w:r>
-          </w:p>
-        </w:tc>
-      </w:tr>
-      <w:tr>
-        <w:trPr>
-          <w:cantSplit/>
-        </w:trPr>
-        <w:tc>
-          <w:tcPr>
-            <w:tcW w:type="dxa" w:w="1008"/>
-            <w:vAlign w:val="center"/>
-            <w:tcBorders>
-              <w:top w:val="single" w:sz="4" w:color="D9D9D9"/>
-              <w:left w:val="single" w:sz="4" w:color="D9D9D9"/>
-              <w:bottom w:val="single" w:sz="4" w:color="D9D9D9"/>
-              <w:right w:val="single" w:sz="4" w:color="D9D9D9"/>
-            </w:tcBorders>
-            <w:shd w:fill="FFFFFF"/>
-          </w:tcPr>
-          <w:p>
-            <w:pPr>
-              <w:spacing w:after="80" w:before="80"/>
-              <w:jc w:val="center"/>
-            </w:pPr>
-            <w:r>
-              <w:rPr>
-                <w:b w:val="0"/>
-                <w:sz w:val="19"/>
-              </w:rPr>
-              <w:t>1</w:t>
-            </w:r>
-          </w:p>
-        </w:tc>
-        <w:tc>
-          <w:tcPr>
-            <w:tcW w:type="dxa" w:w="4896"/>
-            <w:vAlign w:val="center"/>
-            <w:tcBorders>
-              <w:top w:val="single" w:sz="4" w:color="D9D9D9"/>
-              <w:left w:val="single" w:sz="4" w:color="D9D9D9"/>
-              <w:bottom w:val="single" w:sz="4" w:color="D9D9D9"/>
-              <w:right w:val="single" w:sz="4" w:color="D9D9D9"/>
-            </w:tcBorders>
-            <w:shd w:fill="FFFFFF"/>
-          </w:tcPr>
-          <w:p>
-            <w:pPr>
-              <w:spacing w:after="80" w:before="80"/>
-            </w:pPr>
-            <w:r>
-              <w:rPr>
-                <w:b w:val="0"/>
-                <w:sz w:val="19"/>
-              </w:rPr>
-              <w:t>USB-C Ethernet adapter</w:t>
-            </w:r>
-          </w:p>
-        </w:tc>
-        <w:tc>
-          <w:tcPr>
-            <w:tcW w:type="dxa" w:w="4464"/>
-            <w:vAlign w:val="center"/>
-            <w:tcBorders>
-              <w:top w:val="single" w:sz="4" w:color="D9D9D9"/>
-              <w:left w:val="single" w:sz="4" w:color="D9D9D9"/>
-              <w:bottom w:val="single" w:sz="4" w:color="D9D9D9"/>
-              <w:right w:val="single" w:sz="4" w:color="D9D9D9"/>
-            </w:tcBorders>
-            <w:shd w:fill="FFFFFF"/>
-          </w:tcPr>
-          <w:p>
-            <w:pPr>
-              <w:spacing w:after="80" w:before="80"/>
-            </w:pPr>
-            <w:r>
-              <w:rPr>
-                <w:b w:val="0"/>
-                <w:sz w:val="19"/>
-              </w:rPr>
-              <w:t>If laptop needs Ethernet for the GX10 connection</w:t>
-            </w:r>
-          </w:p>
-        </w:tc>
-      </w:tr>
-      <w:tr>
-        <w:trPr>
-          <w:cantSplit/>
-        </w:trPr>
-        <w:tc>
-          <w:tcPr>
-            <w:tcW w:type="dxa" w:w="1008"/>
-            <w:vAlign w:val="center"/>
-            <w:tcBorders>
-              <w:top w:val="single" w:sz="4" w:color="D9D9D9"/>
-              <w:left w:val="single" w:sz="4" w:color="D9D9D9"/>
-              <w:bottom w:val="single" w:sz="4" w:color="D9D9D9"/>
-              <w:right w:val="single" w:sz="4" w:color="D9D9D9"/>
-            </w:tcBorders>
-            <w:shd w:fill="FFFFFF"/>
-          </w:tcPr>
-          <w:p>
-            <w:pPr>
-              <w:spacing w:after="80" w:before="80"/>
-              <w:jc w:val="center"/>
-            </w:pPr>
-            <w:r>
-              <w:rPr>
-                <w:b w:val="0"/>
-                <w:sz w:val="19"/>
-              </w:rPr>
-              <w:t>Access</w:t>
-            </w:r>
-          </w:p>
-        </w:tc>
-        <w:tc>
-          <w:tcPr>
-            <w:tcW w:type="dxa" w:w="4896"/>
-            <w:vAlign w:val="center"/>
-            <w:tcBorders>
-              <w:top w:val="single" w:sz="4" w:color="D9D9D9"/>
-              <w:left w:val="single" w:sz="4" w:color="D9D9D9"/>
-              <w:bottom w:val="single" w:sz="4" w:color="D9D9D9"/>
-              <w:right w:val="single" w:sz="4" w:color="D9D9D9"/>
-            </w:tcBorders>
-            <w:shd w:fill="FFFFFF"/>
-          </w:tcPr>
-          <w:p>
-            <w:pPr>
-              <w:spacing w:after="80" w:before="80"/>
-            </w:pPr>
-            <w:r>
-              <w:rPr>
-                <w:b w:val="0"/>
-                <w:sz w:val="19"/>
-              </w:rPr>
-              <w:t>Header soldering assistance</w:t>
-            </w:r>
-          </w:p>
-        </w:tc>
-        <w:tc>
-          <w:tcPr>
-            <w:tcW w:type="dxa" w:w="4464"/>
-            <w:vAlign w:val="center"/>
-            <w:tcBorders>
-              <w:top w:val="single" w:sz="4" w:color="D9D9D9"/>
-              <w:left w:val="single" w:sz="4" w:color="D9D9D9"/>
-              <w:bottom w:val="single" w:sz="4" w:color="D9D9D9"/>
-              <w:right w:val="single" w:sz="4" w:color="D9D9D9"/>
-            </w:tcBorders>
-            <w:shd w:fill="FFFFFF"/>
-          </w:tcPr>
-          <w:p>
-            <w:pPr>
-              <w:spacing w:after="80" w:before="80"/>
-            </w:pPr>
-            <w:r>
-              <w:rPr>
-                <w:b w:val="0"/>
-                <w:sz w:val="19"/>
-              </w:rPr>
-              <w:t>If sensor boards arrive without fitted headers; hot-work bench</w:t>
-            </w:r>
-          </w:p>
-        </w:tc>
-      </w:tr>
-    </w:tbl>
-    <w:p>
-      <w:pPr>
-        <w:pStyle w:val="Heading1"/>
-      </w:pPr>
-      <w:r>
-        <w:t>3 Bring ourselves</w:t>
-      </w:r>
-    </w:p>
-    <w:p>
-      <w:pPr>
-        <w:pStyle w:val="ListBullet"/>
-      </w:pPr>
-      <w:r>
-        <w:t>Laptops and chargers, with a laptop available as the compute fallback.</w:t>
-      </w:r>
-    </w:p>
-    <w:p>
-      <w:pPr>
-        <w:pStyle w:val="ListBullet"/>
-      </w:pPr>
-      <w:r>
-        <w:t>Phone and charger for photo capture and demo recording.</w:t>
-      </w:r>
-    </w:p>
-    <w:p>
-      <w:pPr>
-        <w:pStyle w:val="ListBullet"/>
-      </w:pPr>
-      <w:r>
-        <w:t>Printed physics problems with clean contrast.</w:t>
-      </w:r>
-    </w:p>
-    <w:p>
-      <w:pPr>
-        <w:pStyle w:val="ListBullet"/>
-      </w:pPr>
-      <w:r>
-        <w:t>Any separately requested mounting or connection parts that staff cannot supply.</w:t>
+        <w:t>Earlier inventory calls the ASUS monitor a ZenScreen; the user referred to it as a Zenbook portable monitor. Confirm its exact label before selecting cables. Simultaneous GX10 video output, touchscreen mapping and camera placement still need physical testing.</w:t>
       </w:r>
     </w:p>
     <w:p>
@@ -5165,86 +459,44 @@
         <w:pStyle w:val="Heading1"/>
       </w:pPr>
       <w:r>
-        <w:t>4 Confirm at pickup</w:t>
-      </w:r>
-    </w:p>
-    <w:p>
-      <w:pPr>
-        <w:pStyle w:val="ListBullet"/>
-      </w:pPr>
-      <w:r>
-        <w:t>Check UNO Q availability first. Do not substitute an UNO R4 and assume it can run the same vision software.</w:t>
-      </w:r>
-    </w:p>
-    <w:p>
-      <w:pPr>
-        <w:pStyle w:val="ListBullet"/>
-      </w:pPr>
-      <w:r>
-        <w:t>Test the dock, board, monitor and power supply together. For an HDMI monitor, the required video direction is USB-C to HDMI.</w:t>
-      </w:r>
-    </w:p>
-    <w:p>
-      <w:pPr>
-        <w:pStyle w:val="ListBullet"/>
-      </w:pPr>
-      <w:r>
-        <w:t>Identify the ToF breakout, fitted headers, connector type and cable. Check voltage compatibility before wiring.</w:t>
-      </w:r>
-    </w:p>
-    <w:p>
-      <w:pPr>
-        <w:pStyle w:val="ListBullet"/>
-      </w:pPr>
-      <w:r>
-        <w:t>Check that every servo includes its horn and retaining screw. Start with one servo and a tabletop handle.</w:t>
-      </w:r>
-    </w:p>
-    <w:p>
-      <w:pPr>
-        <w:pStyle w:val="ListBullet"/>
-      </w:pPr>
-      <w:r>
-        <w:t>Keep servo power separate from board power and connect the grounds. Confirm the cutoff switch and mechanical stops before hand contact.</w:t>
-      </w:r>
-    </w:p>
-    <w:p>
-      <w:pPr>
-        <w:pStyle w:val="ListBullet"/>
-      </w:pPr>
-      <w:r>
-        <w:t>A position servo does not directly provide calibrated force or stiffness control. Validate the handle sensing and compliant mechanism before expanding.</w:t>
-      </w:r>
-    </w:p>
-    <w:p>
-      <w:pPr>
-        <w:pStyle w:val="ListBullet"/>
-      </w:pPr>
-      <w:r>
-        <w:t>Ask staff to deploy a table power strip. Hot glue and soldering use the designated hot-work bench.</w:t>
-      </w:r>
-    </w:p>
-    <w:p>
-      <w:pPr>
-        <w:pStyle w:val="Heading2"/>
-      </w:pPr>
-      <w:r>
-        <w:t>Reference</w:t>
+        <w:t>References</w:t>
       </w:r>
     </w:p>
     <w:p>
       <w:r>
-        <w:t>Inventory source: HackMIT 2026 Hardware List.pdf, pages 1–6. Quantities are suggested team requests. Core scope: latest UNO Q, camera, ToF and single-servo concept; original GX10 and tilt options are retained as conditional items.</w:t>
+        <w:t>hackmit-2026-plan.md is the current project plan. gx10/README.md contains deployment details. HackMIT 2026 Hardware List.pdf is the original organizer inventory catalog and remains unchanged; its sensors and motors are not project requirements.</w:t>
       </w:r>
     </w:p>
     <w:sectPr>
+      <w:headerReference w:type="default" r:id="rId9"/>
+      <w:footerReference w:type="default" r:id="rId10"/>
       <w:pgSz w:w="12240" w:h="15840"/>
-      <w:pgMar w:top="864" w:right="936" w:bottom="864" w:left="936" w:header="720" w:footer="720" w:gutter="0"/>
+      <w:pgMar w:top="1008" w:right="1080" w:bottom="1008" w:left="1080" w:header="720" w:footer="720" w:gutter="0"/>
       <w:cols w:space="720"/>
       <w:docGrid w:linePitch="360"/>
     </w:sectPr>
   </w:body>
 </w:document>
+</file>
+
+<file path=word/footer1.xml><?xml version="1.0" encoding="utf-8"?>
+<w:ftr xmlns:m="http://schemas.openxmlformats.org/officeDocument/2006/math" xmlns:mc="http://schemas.openxmlformats.org/markup-compatibility/2006" xmlns:mo="http://schemas.microsoft.com/office/mac/office/2008/main" xmlns:mv="urn:schemas-microsoft-com:mac:vml" xmlns:o="urn:schemas-microsoft-com:office:office" xmlns:r="http://schemas.openxmlformats.org/officeDocument/2006/relationships" xmlns:v="urn:schemas-microsoft-com:vml" xmlns:w10="urn:schemas-microsoft-com:office:word" xmlns:w14="http://schemas.microsoft.com/office/word/2010/wordml" xmlns:w="http://schemas.openxmlformats.org/wordprocessingml/2006/main" xmlns:wne="http://schemas.microsoft.com/office/word/2006/wordml" xmlns:wp14="http://schemas.microsoft.com/office/word/2010/wordprocessingDrawing" xmlns:wp="http://schemas.openxmlformats.org/drawingml/2006/wordprocessingDrawing" xmlns:wpc="http://schemas.microsoft.com/office/word/2010/wordprocessingCanvas" xmlns:wpg="http://schemas.microsoft.com/office/word/2010/wordprocessingGroup" xmlns:wpi="http://schemas.microsoft.com/office/word/2010/wordprocessingInk" xmlns:wps="http://schemas.microsoft.com/office/word/2010/wordprocessingShape" mc:Ignorable="w14 wp14">
+  <w:p>
+    <w:pPr>
+      <w:pStyle w:val="Footer"/>
+    </w:pPr>
+  </w:p>
+</w:ftr>
+</file>
+
+<file path=word/header1.xml><?xml version="1.0" encoding="utf-8"?>
+<w:hdr xmlns:m="http://schemas.openxmlformats.org/officeDocument/2006/math" xmlns:mc="http://schemas.openxmlformats.org/markup-compatibility/2006" xmlns:mo="http://schemas.microsoft.com/office/mac/office/2008/main" xmlns:mv="urn:schemas-microsoft-com:mac:vml" xmlns:o="urn:schemas-microsoft-com:office:office" xmlns:r="http://schemas.openxmlformats.org/officeDocument/2006/relationships" xmlns:v="urn:schemas-microsoft-com:vml" xmlns:w10="urn:schemas-microsoft-com:office:word" xmlns:w14="http://schemas.microsoft.com/office/word/2010/wordml" xmlns:w="http://schemas.openxmlformats.org/wordprocessingml/2006/main" xmlns:wne="http://schemas.microsoft.com/office/word/2006/wordml" xmlns:wp14="http://schemas.microsoft.com/office/word/2010/wordprocessingDrawing" xmlns:wp="http://schemas.openxmlformats.org/drawingml/2006/wordprocessingDrawing" xmlns:wpc="http://schemas.microsoft.com/office/word/2010/wordprocessingCanvas" xmlns:wpg="http://schemas.microsoft.com/office/word/2010/wordprocessingGroup" xmlns:wpi="http://schemas.microsoft.com/office/word/2010/wordprocessingInk" xmlns:wps="http://schemas.microsoft.com/office/word/2010/wordprocessingShape" mc:Ignorable="w14 wp14">
+  <w:p>
+    <w:pPr>
+      <w:pStyle w:val="Header"/>
+    </w:pPr>
+  </w:p>
+</w:hdr>
 </file>
 
 <file path=word/numbering.xml><?xml version="1.0" encoding="utf-8"?>
@@ -5616,7 +868,7 @@
     <w:rPr>
       <w:rFonts w:ascii="Calibri" w:hAnsi="Calibri"/>
       <w:color w:val="000000"/>
-      <w:sz w:val="20"/>
+      <w:sz w:val="22"/>
     </w:rPr>
   </w:style>
   <w:style w:type="paragraph" w:styleId="Header">
@@ -5674,7 +926,7 @@
     <w:pPr>
       <w:keepNext/>
       <w:keepLines/>
-      <w:spacing w:before="480" w:after="0"/>
+      <w:spacing w:before="480" w:after="120"/>
       <w:outlineLvl w:val="0"/>
     </w:pPr>
     <w:rPr>
@@ -5682,7 +934,7 @@
       <w:b/>
       <w:bCs/>
       <w:color w:val="000000"/>
-      <w:sz w:val="32"/>
+      <w:sz w:val="30"/>
       <w:szCs w:val="28"/>
     </w:rPr>
   </w:style>
@@ -5698,7 +950,7 @@
     <w:pPr>
       <w:keepNext/>
       <w:keepLines/>
-      <w:spacing w:before="200" w:after="0"/>
+      <w:spacing w:before="200" w:after="120"/>
       <w:outlineLvl w:val="1"/>
     </w:pPr>
     <w:rPr>
@@ -5960,7 +1212,7 @@
     <w:qFormat/>
     <w:rsid w:val="00FC693F"/>
     <w:pPr>
-      <w:spacing w:after="300" w:line="240" w:lineRule="auto"/>
+      <w:spacing w:after="120" w:line="240" w:lineRule="auto"/>
       <w:contextualSpacing/>
     </w:pPr>
     <w:rPr>
@@ -5999,12 +1251,13 @@
       <w:numPr>
         <w:ilvl w:val="1"/>
       </w:numPr>
+      <w:spacing w:after="120"/>
     </w:pPr>
     <w:rPr>
-      <w:rFonts w:asciiTheme="majorHAnsi" w:eastAsiaTheme="majorEastAsia" w:hAnsiTheme="majorHAnsi" w:cstheme="majorBidi"/>
+      <w:rFonts w:asciiTheme="majorHAnsi" w:eastAsiaTheme="majorEastAsia" w:hAnsiTheme="majorHAnsi" w:cstheme="majorBidi" w:ascii="Calibri" w:hAnsi="Calibri"/>
       <w:i/>
       <w:iCs/>
-      <w:color w:val="4F81BD" w:themeColor="accent1"/>
+      <w:color w:val="000000"/>
       <w:spacing w:val="15"/>
       <w:sz w:val="24"/>
       <w:szCs w:val="24"/>
